--- a/SoutheyLetters/For SOUTHEY MANUAL.docx
+++ b/SoutheyLetters/For SOUTHEY MANUAL.docx
@@ -9,13 +9,304 @@
     </w:p>
     <w:p/>
     <w:p>
-      <w:r>
-        <w:t>Tables:</w:t>
+      <w:pPr>
+        <w:rPr>
+          <w:color w:val="000000" w:themeColor="text1"/>
+        </w:rPr>
+      </w:pPr>
+      <w:r>
+        <w:rPr>
+          <w:b/>
+          <w:bCs/>
+          <w:color w:val="000000" w:themeColor="text1"/>
+        </w:rPr>
+        <w:t>Ref Tags</w:t>
+      </w:r>
+      <w:r>
+        <w:rPr>
+          <w:color w:val="000000" w:themeColor="text1"/>
+        </w:rPr>
+        <w:t>:</w:t>
+      </w:r>
+    </w:p>
+    <w:p>
+      <w:pPr>
+        <w:ind w:left="1440"/>
+        <w:rPr>
+          <w:color w:val="000000" w:themeColor="text1"/>
+        </w:rPr>
+      </w:pPr>
+      <w:r>
+        <w:rPr>
+          <w:color w:val="000000" w:themeColor="text1"/>
+        </w:rPr>
+        <w:t>&lt;ref type</w:t>
+      </w:r>
+      <w:proofErr w:type="gramStart"/>
+      <w:r>
+        <w:rPr>
+          <w:color w:val="000000" w:themeColor="text1"/>
+        </w:rPr>
+        <w:t>=“</w:t>
+      </w:r>
+      <w:proofErr w:type="gramEnd"/>
+      <w:r>
+        <w:rPr>
+          <w:color w:val="000000" w:themeColor="text1"/>
+        </w:rPr>
+        <w:t>m” target</w:t>
+      </w:r>
+      <w:proofErr w:type="gramStart"/>
+      <w:r>
+        <w:rPr>
+          <w:color w:val="000000" w:themeColor="text1"/>
+        </w:rPr>
+        <w:t>=“</w:t>
+      </w:r>
+      <w:proofErr w:type="gramEnd"/>
+      <w:r>
+        <w:rPr>
+          <w:color w:val="000000" w:themeColor="text1"/>
+        </w:rPr>
+        <w:t xml:space="preserve">…&gt; is </w:t>
+      </w:r>
+      <w:r>
+        <w:rPr>
+          <w:color w:val="000000" w:themeColor="text1"/>
+        </w:rPr>
+        <w:t>only for people</w:t>
+      </w:r>
+      <w:r>
+        <w:rPr>
+          <w:color w:val="000000" w:themeColor="text1"/>
+        </w:rPr>
+        <w:t xml:space="preserve"> </w:t>
+      </w:r>
+      <w:r>
+        <w:rPr>
+          <w:color w:val="000000" w:themeColor="text1"/>
+        </w:rPr>
+        <w:t>who are M</w:t>
+      </w:r>
+      <w:r>
+        <w:rPr>
+          <w:color w:val="000000" w:themeColor="text1"/>
+        </w:rPr>
+        <w:t>entioned</w:t>
+      </w:r>
+      <w:r>
+        <w:rPr>
+          <w:color w:val="000000" w:themeColor="text1"/>
+        </w:rPr>
+        <w:t xml:space="preserve"> in the letter – addressees are type</w:t>
+      </w:r>
+      <w:proofErr w:type="gramStart"/>
+      <w:r>
+        <w:rPr>
+          <w:color w:val="000000" w:themeColor="text1"/>
+        </w:rPr>
+        <w:t>=“</w:t>
+      </w:r>
+      <w:proofErr w:type="gramEnd"/>
+      <w:r>
+        <w:rPr>
+          <w:color w:val="000000" w:themeColor="text1"/>
+        </w:rPr>
+        <w:t>a”</w:t>
+      </w:r>
+      <w:r>
+        <w:rPr>
+          <w:color w:val="000000" w:themeColor="text1"/>
+        </w:rPr>
+        <w:t xml:space="preserve"> -</w:t>
+      </w:r>
+      <w:r>
+        <w:rPr>
+          <w:color w:val="000000" w:themeColor="text1"/>
+        </w:rPr>
+        <w:t xml:space="preserve">- </w:t>
+      </w:r>
+    </w:p>
+    <w:p>
+      <w:pPr>
+        <w:ind w:left="1440"/>
+        <w:rPr>
+          <w:color w:val="000000" w:themeColor="text1"/>
+        </w:rPr>
+      </w:pPr>
+    </w:p>
+    <w:p>
+      <w:pPr>
+        <w:ind w:left="1440"/>
+        <w:rPr>
+          <w:color w:val="000000" w:themeColor="text1"/>
+        </w:rPr>
+      </w:pPr>
+      <w:r>
+        <w:rPr>
+          <w:color w:val="000000" w:themeColor="text1"/>
+        </w:rPr>
+        <w:t>&lt;ref&gt;s for</w:t>
+      </w:r>
+      <w:r>
+        <w:rPr>
+          <w:color w:val="000000" w:themeColor="text1"/>
+        </w:rPr>
+        <w:t xml:space="preserve"> places </w:t>
+      </w:r>
+      <w:proofErr w:type="gramStart"/>
+      <w:r>
+        <w:rPr>
+          <w:color w:val="000000" w:themeColor="text1"/>
+        </w:rPr>
+        <w:t>have</w:t>
+      </w:r>
+      <w:proofErr w:type="gramEnd"/>
+      <w:r>
+        <w:rPr>
+          <w:color w:val="000000" w:themeColor="text1"/>
+        </w:rPr>
+        <w:t xml:space="preserve"> no type</w:t>
+      </w:r>
+      <w:r>
+        <w:rPr>
+          <w:color w:val="000000" w:themeColor="text1"/>
+        </w:rPr>
+        <w:t>: &lt;ref target</w:t>
+      </w:r>
+      <w:proofErr w:type="gramStart"/>
+      <w:r>
+        <w:rPr>
+          <w:color w:val="000000" w:themeColor="text1"/>
+        </w:rPr>
+        <w:t>=“</w:t>
+      </w:r>
+      <w:proofErr w:type="gramEnd"/>
+      <w:r>
+        <w:rPr>
+          <w:color w:val="000000" w:themeColor="text1"/>
+        </w:rPr>
+        <w:t>places.html#...”</w:t>
+      </w:r>
+    </w:p>
+    <w:p>
+      <w:r>
+        <w:t>(It looks like the mistake of including type</w:t>
+      </w:r>
+      <w:proofErr w:type="gramStart"/>
+      <w:r>
+        <w:t>=“</w:t>
+      </w:r>
+      <w:proofErr w:type="gramEnd"/>
+      <w:r>
+        <w:t>m” for place started with Part 6.)</w:t>
       </w:r>
     </w:p>
     <w:p/>
     <w:p>
       <w:r>
+        <w:rPr>
+          <w:b/>
+          <w:bCs/>
+        </w:rPr>
+        <w:t>Div Tags</w:t>
+      </w:r>
+      <w:r>
+        <w:t>:</w:t>
+      </w:r>
+    </w:p>
+    <w:p/>
+    <w:p>
+      <w:pPr>
+        <w:ind w:left="720"/>
+      </w:pPr>
+      <w:r>
+        <w:t xml:space="preserve">@type can be: </w:t>
+      </w:r>
+    </w:p>
+    <w:p>
+      <w:pPr>
+        <w:ind w:left="720"/>
+      </w:pPr>
+      <w:r>
+        <w:t>“</w:t>
+      </w:r>
+      <w:proofErr w:type="spellStart"/>
+      <w:r>
+        <w:t>paratext</w:t>
+      </w:r>
+      <w:proofErr w:type="spellEnd"/>
+      <w:r>
+        <w:t>” (accompanying materials written by Lynda – Chrono, letter lists, people, places)</w:t>
+      </w:r>
+    </w:p>
+    <w:p>
+      <w:pPr>
+        <w:ind w:left="720"/>
+      </w:pPr>
+      <w:r>
+        <w:t>“letter”</w:t>
+      </w:r>
+    </w:p>
+    <w:p>
+      <w:pPr>
+        <w:ind w:left="720"/>
+      </w:pPr>
+      <w:r>
+        <w:t>“introduction”</w:t>
+      </w:r>
+    </w:p>
+    <w:p>
+      <w:pPr>
+        <w:ind w:left="720"/>
+      </w:pPr>
+      <w:r>
+        <w:t>“appendix”</w:t>
+      </w:r>
+    </w:p>
+    <w:p>
+      <w:pPr>
+        <w:rPr>
+          <w:b/>
+          <w:bCs/>
+        </w:rPr>
+      </w:pPr>
+    </w:p>
+    <w:p>
+      <w:r>
+        <w:rPr>
+          <w:b/>
+          <w:bCs/>
+        </w:rPr>
+        <w:t xml:space="preserve">Title: </w:t>
+      </w:r>
+      <w:r>
+        <w:t>Use &lt;title&gt; not &lt;term&gt;</w:t>
+      </w:r>
+    </w:p>
+    <w:p>
+      <w:pPr>
+        <w:rPr>
+          <w:b/>
+          <w:bCs/>
+        </w:rPr>
+      </w:pPr>
+    </w:p>
+    <w:p>
+      <w:r>
+        <w:rPr>
+          <w:b/>
+          <w:bCs/>
+        </w:rPr>
+        <w:t>Tables</w:t>
+      </w:r>
+      <w:r>
+        <w:t>:</w:t>
+      </w:r>
+    </w:p>
+    <w:p/>
+    <w:p>
+      <w:r>
         <w:t>Use</w:t>
       </w:r>
       <w:r>
@@ -33,7 +324,13 @@
       </w:r>
       <w:proofErr w:type="spellEnd"/>
       <w:r>
-        <w:t>" in &lt;</w:t>
+        <w:t>"</w:t>
+      </w:r>
+      <w:r>
+        <w:t xml:space="preserve"> (pixels)</w:t>
+      </w:r>
+      <w:r>
+        <w:t xml:space="preserve"> in &lt;</w:t>
       </w:r>
       <w:proofErr w:type="spellStart"/>
       <w:r>
@@ -55,6 +352,9 @@
     <w:p/>
     <w:p/>
     <w:p>
+      <w:pPr>
+        <w:ind w:left="720"/>
+      </w:pPr>
       <w:r>
         <w:t>&lt;table rendition=#</w:t>
       </w:r>
@@ -68,12 +368,18 @@
       </w:r>
     </w:p>
     <w:p>
+      <w:pPr>
+        <w:ind w:left="720"/>
+      </w:pPr>
       <w:r>
         <w:tab/>
         <w:t>&lt;row&gt;</w:t>
       </w:r>
     </w:p>
     <w:p>
+      <w:pPr>
+        <w:ind w:left="720"/>
+      </w:pPr>
       <w:r>
         <w:tab/>
       </w:r>
@@ -83,6 +389,9 @@
       </w:r>
     </w:p>
     <w:p>
+      <w:pPr>
+        <w:ind w:left="720"/>
+      </w:pPr>
       <w:r>
         <w:tab/>
       </w:r>
@@ -92,18 +401,27 @@
       </w:r>
     </w:p>
     <w:p>
+      <w:pPr>
+        <w:ind w:left="720"/>
+      </w:pPr>
       <w:r>
         <w:tab/>
         <w:t>&lt;/row&gt;</w:t>
       </w:r>
     </w:p>
     <w:p>
+      <w:pPr>
+        <w:ind w:left="720"/>
+      </w:pPr>
       <w:r>
         <w:tab/>
         <w:t>&lt;row&gt;</w:t>
       </w:r>
     </w:p>
     <w:p>
+      <w:pPr>
+        <w:ind w:left="720"/>
+      </w:pPr>
       <w:r>
         <w:tab/>
       </w:r>
@@ -113,6 +431,9 @@
       </w:r>
     </w:p>
     <w:p>
+      <w:pPr>
+        <w:ind w:left="720"/>
+      </w:pPr>
       <w:r>
         <w:tab/>
       </w:r>
@@ -122,910 +443,1571 @@
       </w:r>
     </w:p>
     <w:p>
+      <w:pPr>
+        <w:ind w:left="720"/>
+      </w:pPr>
       <w:r>
         <w:t>&lt;/table&gt;</w:t>
       </w:r>
     </w:p>
+    <w:p>
+      <w:pPr>
+        <w:ind w:left="720"/>
+      </w:pPr>
+    </w:p>
+    <w:p>
+      <w:pPr>
+        <w:ind w:left="720"/>
+      </w:pPr>
+      <w:r>
+        <w:t>&lt;</w:t>
+      </w:r>
+      <w:proofErr w:type="spellStart"/>
+      <w:r>
+        <w:t>encodingDesc</w:t>
+      </w:r>
+      <w:proofErr w:type="spellEnd"/>
+      <w:r>
+        <w:t>&gt;</w:t>
+      </w:r>
+    </w:p>
+    <w:p>
+      <w:pPr>
+        <w:ind w:left="720"/>
+      </w:pPr>
+      <w:r>
+        <w:tab/>
+        <w:t>&lt;</w:t>
+      </w:r>
+      <w:proofErr w:type="spellStart"/>
+      <w:r>
+        <w:t>editorialDecl</w:t>
+      </w:r>
+      <w:proofErr w:type="spellEnd"/>
+      <w:r>
+        <w:t>&gt;&lt;/</w:t>
+      </w:r>
+      <w:proofErr w:type="spellStart"/>
+      <w:r>
+        <w:t>editorialDecl</w:t>
+      </w:r>
+      <w:proofErr w:type="spellEnd"/>
+      <w:r>
+        <w:t>&gt;</w:t>
+      </w:r>
+    </w:p>
+    <w:p>
+      <w:pPr>
+        <w:ind w:left="720"/>
+      </w:pPr>
+      <w:r>
+        <w:tab/>
+        <w:t>&lt;</w:t>
+      </w:r>
+      <w:proofErr w:type="spellStart"/>
+      <w:r>
+        <w:t>tagsDecl</w:t>
+      </w:r>
+      <w:proofErr w:type="spellEnd"/>
+      <w:r>
+        <w:t>&gt;</w:t>
+      </w:r>
+    </w:p>
+    <w:p>
+      <w:pPr>
+        <w:ind w:left="720"/>
+      </w:pPr>
+      <w:r>
+        <w:tab/>
+      </w:r>
+      <w:r>
+        <w:tab/>
+        <w:t xml:space="preserve">&lt;rendition </w:t>
+      </w:r>
+      <w:proofErr w:type="spellStart"/>
+      <w:r>
+        <w:t>xml:id</w:t>
+      </w:r>
+      <w:proofErr w:type="spellEnd"/>
+      <w:r>
+        <w:t>="</w:t>
+      </w:r>
+      <w:proofErr w:type="spellStart"/>
+      <w:proofErr w:type="gramStart"/>
+      <w:r>
+        <w:t>tbl</w:t>
+      </w:r>
+      <w:proofErr w:type="spellEnd"/>
+      <w:r>
+        <w:t>[</w:t>
+      </w:r>
+      <w:proofErr w:type="gramEnd"/>
+      <w:r>
+        <w:t>letter number without part number]" scheme="</w:t>
+      </w:r>
+      <w:proofErr w:type="spellStart"/>
+      <w:r>
+        <w:t>css</w:t>
+      </w:r>
+      <w:proofErr w:type="spellEnd"/>
+      <w:r>
+        <w:t>"&gt;width: 740px; border: none;&lt;/rendition&gt;</w:t>
+      </w:r>
+    </w:p>
+    <w:p>
+      <w:pPr>
+        <w:ind w:left="720"/>
+      </w:pPr>
+      <w:r>
+        <w:tab/>
+      </w:r>
+      <w:r>
+        <w:tab/>
+        <w:t xml:space="preserve">&lt;rendition </w:t>
+      </w:r>
+      <w:proofErr w:type="spellStart"/>
+      <w:r>
+        <w:t>xml:id</w:t>
+      </w:r>
+      <w:proofErr w:type="spellEnd"/>
+      <w:r>
+        <w:t>="cell1" scheme="</w:t>
+      </w:r>
+      <w:proofErr w:type="spellStart"/>
+      <w:r>
+        <w:t>css</w:t>
+      </w:r>
+      <w:proofErr w:type="spellEnd"/>
+      <w:r>
+        <w:t>"&gt;width: 370px;&lt;/rendition&gt;</w:t>
+      </w:r>
+    </w:p>
+    <w:p>
+      <w:pPr>
+        <w:ind w:left="720"/>
+      </w:pPr>
+      <w:r>
+        <w:tab/>
+      </w:r>
+      <w:r>
+        <w:tab/>
+        <w:t xml:space="preserve">&lt;rendition </w:t>
+      </w:r>
+      <w:proofErr w:type="spellStart"/>
+      <w:r>
+        <w:t>xml:id</w:t>
+      </w:r>
+      <w:proofErr w:type="spellEnd"/>
+      <w:r>
+        <w:t>="cell2" scheme="</w:t>
+      </w:r>
+      <w:proofErr w:type="spellStart"/>
+      <w:r>
+        <w:t>css</w:t>
+      </w:r>
+      <w:proofErr w:type="spellEnd"/>
+      <w:r>
+        <w:t>"&gt;width: 370px;&lt;/rendition&gt;</w:t>
+      </w:r>
+    </w:p>
+    <w:p>
+      <w:pPr>
+        <w:ind w:left="720"/>
+      </w:pPr>
+      <w:r>
+        <w:tab/>
+        <w:t>&lt;/</w:t>
+      </w:r>
+      <w:proofErr w:type="spellStart"/>
+      <w:r>
+        <w:t>tagsDecl</w:t>
+      </w:r>
+      <w:proofErr w:type="spellEnd"/>
+      <w:r>
+        <w:t>&gt;</w:t>
+      </w:r>
+    </w:p>
+    <w:p>
+      <w:pPr>
+        <w:ind w:left="720"/>
+      </w:pPr>
+      <w:r>
+        <w:tab/>
+        <w:t>&lt;</w:t>
+      </w:r>
+    </w:p>
+    <w:p>
+      <w:pPr>
+        <w:ind w:left="720"/>
+      </w:pPr>
+    </w:p>
     <w:p/>
     <w:p>
       <w:r>
-        <w:t>&lt;</w:t>
-      </w:r>
-      <w:proofErr w:type="spellStart"/>
-      <w:r>
-        <w:t>encodingDesc</w:t>
-      </w:r>
-      <w:proofErr w:type="spellEnd"/>
-      <w:r>
-        <w:t>&gt;</w:t>
-      </w:r>
-    </w:p>
-    <w:p>
-      <w:r>
-        <w:tab/>
-        <w:t>&lt;</w:t>
-      </w:r>
-      <w:proofErr w:type="spellStart"/>
-      <w:r>
-        <w:t>editorialDecl</w:t>
-      </w:r>
-      <w:proofErr w:type="spellEnd"/>
-      <w:r>
-        <w:t>&gt;&lt;/</w:t>
-      </w:r>
-      <w:proofErr w:type="spellStart"/>
-      <w:r>
-        <w:t>editorialDecl</w:t>
-      </w:r>
-      <w:proofErr w:type="spellEnd"/>
-      <w:r>
-        <w:t>&gt;</w:t>
-      </w:r>
-    </w:p>
-    <w:p>
-      <w:r>
-        <w:tab/>
-        <w:t>&lt;</w:t>
-      </w:r>
-      <w:proofErr w:type="spellStart"/>
-      <w:r>
-        <w:t>tagsDecl</w:t>
-      </w:r>
-      <w:proofErr w:type="spellEnd"/>
-      <w:r>
-        <w:t>&gt;</w:t>
-      </w:r>
-    </w:p>
-    <w:p>
-      <w:r>
-        <w:tab/>
-      </w:r>
-      <w:r>
-        <w:tab/>
-        <w:t xml:space="preserve">&lt;rendition </w:t>
-      </w:r>
-      <w:proofErr w:type="spellStart"/>
-      <w:r>
-        <w:t>xml:id</w:t>
-      </w:r>
-      <w:proofErr w:type="spellEnd"/>
-      <w:r>
-        <w:t>="</w:t>
-      </w:r>
-      <w:proofErr w:type="spellStart"/>
-      <w:proofErr w:type="gramStart"/>
-      <w:r>
-        <w:t>tbl</w:t>
-      </w:r>
-      <w:proofErr w:type="spellEnd"/>
-      <w:r>
-        <w:t>[</w:t>
-      </w:r>
-      <w:proofErr w:type="gramEnd"/>
-      <w:r>
-        <w:t>letter number without part number]" scheme="</w:t>
-      </w:r>
-      <w:proofErr w:type="spellStart"/>
-      <w:r>
-        <w:t>css</w:t>
-      </w:r>
-      <w:proofErr w:type="spellEnd"/>
-      <w:r>
-        <w:t>"&gt;width: 740px; border: none;&lt;/rendition&gt;</w:t>
-      </w:r>
-    </w:p>
-    <w:p>
-      <w:r>
-        <w:tab/>
-      </w:r>
-      <w:r>
-        <w:tab/>
-        <w:t xml:space="preserve">&lt;rendition </w:t>
-      </w:r>
-      <w:proofErr w:type="spellStart"/>
-      <w:r>
-        <w:t>xml:id</w:t>
-      </w:r>
-      <w:proofErr w:type="spellEnd"/>
-      <w:r>
-        <w:t>="cell1" scheme="</w:t>
-      </w:r>
-      <w:proofErr w:type="spellStart"/>
-      <w:r>
-        <w:t>css</w:t>
-      </w:r>
-      <w:proofErr w:type="spellEnd"/>
-      <w:r>
-        <w:t>"&gt;width: 370px;&lt;/rendition&gt;</w:t>
-      </w:r>
-    </w:p>
-    <w:p>
-      <w:r>
-        <w:tab/>
-      </w:r>
-      <w:r>
-        <w:tab/>
-        <w:t xml:space="preserve">&lt;rendition </w:t>
-      </w:r>
-      <w:proofErr w:type="spellStart"/>
-      <w:r>
-        <w:t>xml:id</w:t>
-      </w:r>
-      <w:proofErr w:type="spellEnd"/>
-      <w:r>
-        <w:t>="cell2" scheme="</w:t>
-      </w:r>
-      <w:proofErr w:type="spellStart"/>
-      <w:r>
-        <w:t>css</w:t>
-      </w:r>
-      <w:proofErr w:type="spellEnd"/>
-      <w:r>
-        <w:t>"&gt;width: 370px;&lt;/rendition&gt;</w:t>
+        <w:t xml:space="preserve">EXAMPLES: </w:t>
+      </w:r>
+      <w:r>
+        <w:t xml:space="preserve">chrono, </w:t>
+      </w:r>
+      <w:r>
+        <w:t xml:space="preserve">southey.6.3699.xml, southey.1.134.xml, southey.3.1721.xml (see </w:t>
+      </w:r>
+      <w:proofErr w:type="spellStart"/>
+      <w:r>
+        <w:t>docsWtables</w:t>
+      </w:r>
+      <w:proofErr w:type="spellEnd"/>
+      <w:r>
+        <w:t xml:space="preserve"> folder for a list of all of them so far)</w:t>
+      </w:r>
+    </w:p>
+    <w:p/>
+    <w:p>
+      <w:r>
+        <w:t>------------------------------------------------------------------------------------------------------------------</w:t>
+      </w:r>
+    </w:p>
+    <w:p>
+      <w:r>
+        <w:t>------------------------------------------------------------------------------------------------------------------</w:t>
       </w:r>
     </w:p>
     <w:p/>
     <w:p/>
     <w:p>
       <w:r>
-        <w:t xml:space="preserve">EXAMPLES: </w:t>
-      </w:r>
-      <w:r>
-        <w:t xml:space="preserve">chrono, </w:t>
-      </w:r>
-      <w:r>
-        <w:t xml:space="preserve">southey.6.3699.xml, southey.1.134.xml, southey.3.1721.xml (see </w:t>
-      </w:r>
-      <w:proofErr w:type="spellStart"/>
-      <w:r>
-        <w:t>docsWtables</w:t>
-      </w:r>
-      <w:proofErr w:type="spellEnd"/>
-      <w:r>
-        <w:t xml:space="preserve"> folder for a list of all of them so far)</w:t>
+        <w:rPr>
+          <w:b/>
+          <w:bCs/>
+        </w:rPr>
+        <w:t>People List</w:t>
+      </w:r>
+      <w:r>
+        <w:t>:</w:t>
       </w:r>
     </w:p>
     <w:p/>
     <w:p>
-      <w:r>
-        <w:t>------------------------------------------------------------------------------------------------------------------</w:t>
-      </w:r>
-    </w:p>
-    <w:p>
-      <w:r>
-        <w:t>------------------------------------------------------------------------------------------------------------------</w:t>
+      <w:proofErr w:type="spellStart"/>
+      <w:r>
+        <w:t>addName</w:t>
+      </w:r>
+      <w:proofErr w:type="spellEnd"/>
+      <w:r>
+        <w:t xml:space="preserve"> </w:t>
+      </w:r>
+      <w:r>
+        <w:t>attributes and values:</w:t>
+      </w:r>
+    </w:p>
+    <w:p>
+      <w:pPr>
+        <w:ind w:left="720" w:firstLine="720"/>
+      </w:pPr>
+      <w:r>
+        <w:t xml:space="preserve">type = </w:t>
+      </w:r>
+      <w:proofErr w:type="spellStart"/>
+      <w:r>
+        <w:t>akaS</w:t>
+      </w:r>
+      <w:proofErr w:type="spellEnd"/>
+      <w:r>
+        <w:t xml:space="preserve"> (additional surname)</w:t>
+      </w:r>
+    </w:p>
+    <w:p>
+      <w:r>
+        <w:tab/>
+      </w:r>
+      <w:r>
+        <w:tab/>
+        <w:t>type = nickname</w:t>
+      </w:r>
+    </w:p>
+    <w:p>
+      <w:r>
+        <w:tab/>
+      </w:r>
+      <w:r>
+        <w:tab/>
+        <w:t xml:space="preserve">type = </w:t>
+      </w:r>
+      <w:proofErr w:type="spellStart"/>
+      <w:r>
+        <w:t>akaF</w:t>
+      </w:r>
+      <w:proofErr w:type="spellEnd"/>
+      <w:r>
+        <w:t xml:space="preserve"> (additional forename)</w:t>
+      </w:r>
+    </w:p>
+    <w:p>
+      <w:r>
+        <w:tab/>
+      </w:r>
+      <w:r>
+        <w:tab/>
+        <w:t>type = pseud</w:t>
+      </w:r>
+    </w:p>
+    <w:p>
+      <w:r>
+        <w:tab/>
+      </w:r>
+      <w:r>
+        <w:tab/>
+        <w:t>type = aka (</w:t>
+      </w:r>
+      <w:proofErr w:type="spellStart"/>
+      <w:r>
+        <w:t>fullname</w:t>
+      </w:r>
+      <w:proofErr w:type="spellEnd"/>
+      <w:r>
+        <w:t>)</w:t>
+      </w:r>
+    </w:p>
+    <w:p/>
+    <w:p>
+      <w:r>
+        <w:t xml:space="preserve">forename </w:t>
+      </w:r>
+      <w:r>
+        <w:t xml:space="preserve">attributes: </w:t>
+      </w:r>
+      <w:r>
+        <w:t>none or type = grp</w:t>
+      </w:r>
+    </w:p>
+    <w:p/>
+    <w:p>
+      <w:r>
+        <w:t>surname</w:t>
+      </w:r>
+      <w:r>
+        <w:t xml:space="preserve"> attributes and values:</w:t>
+      </w:r>
+      <w:r>
+        <w:t xml:space="preserve"> none</w:t>
+      </w:r>
+      <w:r>
+        <w:t>, or</w:t>
+      </w:r>
+    </w:p>
+    <w:p>
+      <w:r>
+        <w:tab/>
+      </w:r>
+      <w:r>
+        <w:tab/>
+        <w:t>type = birth</w:t>
+      </w:r>
+    </w:p>
+    <w:p>
+      <w:r>
+        <w:tab/>
+      </w:r>
+      <w:r>
+        <w:tab/>
+        <w:t xml:space="preserve">type = married (if more than one marriage, </w:t>
+      </w:r>
+      <w:proofErr w:type="spellStart"/>
+      <w:r>
+        <w:t>addName</w:t>
+      </w:r>
+      <w:proofErr w:type="spellEnd"/>
+      <w:r>
+        <w:t xml:space="preserve"> type="</w:t>
+      </w:r>
+      <w:proofErr w:type="spellStart"/>
+      <w:r>
+        <w:t>akaS</w:t>
+      </w:r>
+      <w:proofErr w:type="spellEnd"/>
+      <w:r>
+        <w:t>")</w:t>
+      </w:r>
+    </w:p>
+    <w:p>
+      <w:r>
+        <w:tab/>
+      </w:r>
+      <w:r>
+        <w:tab/>
+        <w:t>type = dynasty</w:t>
+      </w:r>
+    </w:p>
+    <w:p>
+      <w:r>
+        <w:tab/>
+      </w:r>
+      <w:r>
+        <w:tab/>
+        <w:t>type = grp</w:t>
+      </w:r>
+    </w:p>
+    <w:p/>
+    <w:p>
+      <w:proofErr w:type="gramStart"/>
+      <w:r>
+        <w:t>&lt;!--</w:t>
+      </w:r>
+      <w:proofErr w:type="gramEnd"/>
+      <w:r>
+        <w:t xml:space="preserve"> Model new items after this: --&gt;</w:t>
+      </w:r>
+    </w:p>
+    <w:p>
+      <w:r>
+        <w:t xml:space="preserve">&lt;person </w:t>
+      </w:r>
+      <w:proofErr w:type="spellStart"/>
+      <w:r>
+        <w:t>xml:id</w:t>
+      </w:r>
+      <w:proofErr w:type="spellEnd"/>
+      <w:r>
+        <w:t>="</w:t>
+      </w:r>
+      <w:proofErr w:type="spellStart"/>
+      <w:r>
+        <w:t>AbellaManuel</w:t>
+      </w:r>
+      <w:proofErr w:type="spellEnd"/>
+      <w:r>
+        <w:t>"&gt;</w:t>
+      </w:r>
+    </w:p>
+    <w:p>
+      <w:r>
+        <w:t xml:space="preserve">            &lt;</w:t>
+      </w:r>
+      <w:proofErr w:type="spellStart"/>
+      <w:r>
+        <w:t>persName</w:t>
+      </w:r>
+      <w:proofErr w:type="spellEnd"/>
+      <w:r>
+        <w:t>&gt;</w:t>
+      </w:r>
+    </w:p>
+    <w:p>
+      <w:r>
+        <w:t xml:space="preserve">               &lt;</w:t>
+      </w:r>
+      <w:proofErr w:type="spellStart"/>
+      <w:r>
+        <w:t>roleName</w:t>
+      </w:r>
+      <w:proofErr w:type="spellEnd"/>
+      <w:proofErr w:type="gramStart"/>
+      <w:r>
+        <w:t>&gt;[</w:t>
+      </w:r>
+      <w:proofErr w:type="gramEnd"/>
+      <w:r>
+        <w:t xml:space="preserve">title if there is </w:t>
+      </w:r>
+      <w:proofErr w:type="gramStart"/>
+      <w:r>
+        <w:t>one]&lt;</w:t>
+      </w:r>
+      <w:proofErr w:type="gramEnd"/>
+      <w:r>
+        <w:t>/</w:t>
+      </w:r>
+      <w:proofErr w:type="spellStart"/>
+      <w:r>
+        <w:t>roleName</w:t>
+      </w:r>
+      <w:proofErr w:type="spellEnd"/>
+      <w:r>
+        <w:t>&gt;</w:t>
+      </w:r>
+    </w:p>
+    <w:p>
+      <w:r>
+        <w:t xml:space="preserve">               &lt;forename&gt;Manuel&lt;/forename&gt;</w:t>
+      </w:r>
+    </w:p>
+    <w:p>
+      <w:pPr>
+        <w:ind w:left="1440"/>
+      </w:pPr>
+      <w:r>
+        <w:t>There are most often multiple forenames inside the one tag; legal forenames that the person didn't use are in parentheses before or after the used name in the one forename tag.</w:t>
+      </w:r>
+    </w:p>
+    <w:p>
+      <w:r>
+        <w:t xml:space="preserve">               &lt;surname&gt;Abella&lt;/surname&gt;</w:t>
+      </w:r>
+    </w:p>
+    <w:p>
+      <w:r>
+        <w:t xml:space="preserve">            &lt;/</w:t>
+      </w:r>
+      <w:proofErr w:type="spellStart"/>
+      <w:r>
+        <w:t>persName</w:t>
+      </w:r>
+      <w:proofErr w:type="spellEnd"/>
+      <w:r>
+        <w:t>&gt;</w:t>
+      </w:r>
+    </w:p>
+    <w:p>
+      <w:r>
+        <w:t xml:space="preserve">            &lt;birth</w:t>
+      </w:r>
+      <w:r>
+        <w:t xml:space="preserve">&gt;b. </w:t>
+      </w:r>
+      <w:r>
+        <w:t>1753</w:t>
+      </w:r>
+      <w:r>
+        <w:t>&lt;/birth&gt; or &lt;birth&gt;1753&lt;/birth&gt;</w:t>
+      </w:r>
+    </w:p>
+    <w:p>
+      <w:r>
+        <w:t xml:space="preserve">            &lt;death</w:t>
+      </w:r>
+      <w:r>
+        <w:t xml:space="preserve">&gt;d. </w:t>
+      </w:r>
+      <w:r>
+        <w:t>1825</w:t>
+      </w:r>
+      <w:r>
+        <w:t>&lt;/death</w:t>
+      </w:r>
+      <w:r>
+        <w:t>&gt;</w:t>
+      </w:r>
+      <w:r>
+        <w:t xml:space="preserve"> or </w:t>
+      </w:r>
+      <w:r>
+        <w:t>&lt;death</w:t>
+      </w:r>
+      <w:r>
+        <w:t>&gt;</w:t>
+      </w:r>
+      <w:r>
+        <w:t>1825</w:t>
+      </w:r>
+      <w:r>
+        <w:t>&lt;</w:t>
+      </w:r>
+      <w:r>
+        <w:t>/</w:t>
+      </w:r>
+      <w:r>
+        <w:t>death</w:t>
+      </w:r>
+      <w:r>
+        <w:t>&gt;</w:t>
+      </w:r>
+    </w:p>
+    <w:p>
+      <w:r>
+        <w:tab/>
+        <w:t>&lt;floruit&gt;f. 1820-1830&lt;/floruit&gt;</w:t>
+      </w:r>
+    </w:p>
+    <w:p>
+      <w:pPr>
+        <w:ind w:left="1440"/>
+      </w:pPr>
+      <w:r>
+        <w:t xml:space="preserve">Can have birth, death, floruit, or none; can contain any symbols (b. </w:t>
+      </w:r>
+      <w:proofErr w:type="gramStart"/>
+      <w:r>
+        <w:t>d. ?</w:t>
+      </w:r>
+      <w:proofErr w:type="gramEnd"/>
+      <w:r>
+        <w:t xml:space="preserve"> etc.) but NO PARENTHESIS since these</w:t>
+      </w:r>
+      <w:r>
+        <w:t xml:space="preserve"> </w:t>
+      </w:r>
+      <w:r>
+        <w:t xml:space="preserve">are added </w:t>
+      </w:r>
+      <w:r>
+        <w:t xml:space="preserve">to the text when needed </w:t>
+      </w:r>
+      <w:r>
+        <w:t xml:space="preserve">by the </w:t>
+      </w:r>
+      <w:proofErr w:type="spellStart"/>
+      <w:r>
+        <w:t>xslt</w:t>
+      </w:r>
+      <w:proofErr w:type="spellEnd"/>
+      <w:r>
+        <w:t xml:space="preserve">. If no dates, </w:t>
+      </w:r>
+      <w:proofErr w:type="spellStart"/>
+      <w:r>
+        <w:t>xslt</w:t>
+      </w:r>
+      <w:proofErr w:type="spellEnd"/>
+      <w:r>
+        <w:t xml:space="preserve"> will leave blank; if "(dates unknown)" put it at the end of the bio note.)</w:t>
+      </w:r>
+    </w:p>
+    <w:p>
+      <w:r>
+        <w:t xml:space="preserve">            &lt;</w:t>
+      </w:r>
+      <w:proofErr w:type="spellStart"/>
+      <w:r>
+        <w:t>bibl</w:t>
+      </w:r>
+      <w:proofErr w:type="spellEnd"/>
+      <w:r>
+        <w:t>&gt;&lt;title ref="#</w:t>
+      </w:r>
+      <w:proofErr w:type="spellStart"/>
+      <w:r>
+        <w:t>dnb</w:t>
+      </w:r>
+      <w:proofErr w:type="spellEnd"/>
+      <w:r>
+        <w:t>"&gt;DNB&lt;/title&gt;, &lt;title ref="#hp"&gt;Hist P&lt;/title&gt;&lt;/</w:t>
+      </w:r>
+      <w:proofErr w:type="spellStart"/>
+      <w:r>
+        <w:t>bibl</w:t>
+      </w:r>
+      <w:proofErr w:type="spellEnd"/>
+      <w:r>
+        <w:t>&gt;</w:t>
+      </w:r>
+    </w:p>
+    <w:p>
+      <w:r>
+        <w:lastRenderedPageBreak/>
+        <w:t xml:space="preserve">            &lt;note type="bio" target="#</w:t>
+      </w:r>
+      <w:proofErr w:type="spellStart"/>
+      <w:r>
+        <w:t>AbellaManuel</w:t>
+      </w:r>
+      <w:proofErr w:type="spellEnd"/>
+      <w:r>
+        <w:t>"&gt;</w:t>
+      </w:r>
+    </w:p>
+    <w:p>
+      <w:pPr>
+        <w:ind w:left="720" w:firstLine="720"/>
+      </w:pPr>
+      <w:r>
+        <w:t>[bio here]</w:t>
+      </w:r>
+    </w:p>
+    <w:p>
+      <w:r>
+        <w:t xml:space="preserve">            &lt;/note&gt;</w:t>
+      </w:r>
+    </w:p>
+    <w:p>
+      <w:r>
+        <w:t xml:space="preserve">        &lt;/person&gt; </w:t>
+      </w:r>
+    </w:p>
+    <w:p/>
+    <w:p>
+      <w:r>
+        <w:t>Other notes: when someone is known as multiple names, use additional surnames with types ("married", "birth", "grp", "dynasty"</w:t>
+      </w:r>
+    </w:p>
+    <w:p>
+      <w:r>
+        <w:tab/>
+      </w:r>
+      <w:r>
+        <w:tab/>
+      </w:r>
+      <w:r>
+        <w:tab/>
+      </w:r>
+      <w:r>
+        <w:tab/>
+      </w:r>
+    </w:p>
+    <w:p>
+      <w:pPr>
+        <w:ind w:firstLine="720"/>
+      </w:pPr>
+      <w:r>
+        <w:t>&lt;</w:t>
+      </w:r>
+      <w:proofErr w:type="spellStart"/>
+      <w:r>
+        <w:t>addName</w:t>
+      </w:r>
+      <w:proofErr w:type="spellEnd"/>
+      <w:r>
+        <w:t>&gt;</w:t>
+      </w:r>
+    </w:p>
+    <w:p>
+      <w:pPr>
+        <w:ind w:left="1440"/>
+      </w:pPr>
+      <w:r>
+        <w:t>Use</w:t>
+      </w:r>
+      <w:r>
+        <w:t xml:space="preserve"> &lt;</w:t>
+      </w:r>
+      <w:proofErr w:type="spellStart"/>
+      <w:r>
+        <w:t>addName</w:t>
+      </w:r>
+      <w:proofErr w:type="spellEnd"/>
+      <w:r>
+        <w:t xml:space="preserve"> type="</w:t>
+      </w:r>
+      <w:proofErr w:type="spellStart"/>
+      <w:r>
+        <w:t>akaF</w:t>
+      </w:r>
+      <w:proofErr w:type="spellEnd"/>
+      <w:r>
+        <w:t>"</w:t>
+      </w:r>
+      <w:r>
+        <w:t xml:space="preserve"> (another forename), "</w:t>
+      </w:r>
+      <w:proofErr w:type="spellStart"/>
+      <w:r>
+        <w:t>akaS</w:t>
+      </w:r>
+      <w:proofErr w:type="spellEnd"/>
+      <w:r>
+        <w:t>"</w:t>
+      </w:r>
+      <w:r>
+        <w:t xml:space="preserve"> (another surname), or "nickname" (enter a value without quotation marks) or "pseud"</w:t>
+      </w:r>
+    </w:p>
+    <w:p>
+      <w:r>
+        <w:t xml:space="preserve">These go inside the </w:t>
+      </w:r>
+      <w:proofErr w:type="spellStart"/>
+      <w:r>
+        <w:t>persName</w:t>
+      </w:r>
+      <w:proofErr w:type="spellEnd"/>
+      <w:r>
+        <w:t xml:space="preserve"> tag. If someone didn't go by their first name, it appears in the &lt;forename&gt; in parentheses--&gt;</w:t>
+      </w:r>
+    </w:p>
+    <w:p>
+      <w:r>
+        <w:tab/>
+      </w:r>
+      <w:r>
+        <w:tab/>
+      </w:r>
+      <w:r>
+        <w:tab/>
+      </w:r>
+      <w:r>
+        <w:tab/>
+      </w:r>
+    </w:p>
+    <w:p>
+      <w:r>
+        <w:tab/>
+      </w:r>
+      <w:r>
+        <w:tab/>
+      </w:r>
+      <w:r>
+        <w:tab/>
+        <w:t>for Royalty,</w:t>
+      </w:r>
+    </w:p>
+    <w:p>
+      <w:r>
+        <w:tab/>
+      </w:r>
+      <w:r>
+        <w:tab/>
+      </w:r>
+      <w:r>
+        <w:tab/>
+        <w:t>&lt;</w:t>
+      </w:r>
+      <w:proofErr w:type="spellStart"/>
+      <w:r>
+        <w:t>persName</w:t>
+      </w:r>
+      <w:proofErr w:type="spellEnd"/>
+      <w:r>
+        <w:t xml:space="preserve"> </w:t>
+      </w:r>
+      <w:proofErr w:type="spellStart"/>
+      <w:r>
+        <w:t>xml:id</w:t>
+      </w:r>
+      <w:proofErr w:type="spellEnd"/>
+      <w:r>
+        <w:t>="</w:t>
+      </w:r>
+      <w:proofErr w:type="spellStart"/>
+      <w:r>
+        <w:t>WalesCharlottePrincess</w:t>
+      </w:r>
+      <w:proofErr w:type="spellEnd"/>
+      <w:r>
+        <w:t>"&gt;</w:t>
+      </w:r>
+    </w:p>
+    <w:p>
+      <w:r>
+        <w:tab/>
+      </w:r>
+      <w:r>
+        <w:tab/>
+      </w:r>
+      <w:r>
+        <w:tab/>
+      </w:r>
+      <w:r>
+        <w:tab/>
+        <w:t>&lt;</w:t>
+      </w:r>
+      <w:proofErr w:type="spellStart"/>
+      <w:r>
+        <w:t>roleName</w:t>
+      </w:r>
+      <w:proofErr w:type="spellEnd"/>
+      <w:r>
+        <w:t>&gt;Princess of Wales&lt;/</w:t>
+      </w:r>
+      <w:proofErr w:type="spellStart"/>
+      <w:r>
+        <w:t>roleName</w:t>
+      </w:r>
+      <w:proofErr w:type="spellEnd"/>
+      <w:r>
+        <w:t>&gt;</w:t>
+      </w:r>
+    </w:p>
+    <w:p>
+      <w:r>
+        <w:tab/>
+      </w:r>
+      <w:r>
+        <w:tab/>
+      </w:r>
+      <w:r>
+        <w:tab/>
+      </w:r>
+      <w:r>
+        <w:tab/>
+        <w:t>&lt;forename&gt;Charlotte Augusta&lt;/forename&gt;</w:t>
+      </w:r>
+    </w:p>
+    <w:p>
+      <w:r>
+        <w:tab/>
+      </w:r>
+      <w:r>
+        <w:tab/>
+      </w:r>
+      <w:r>
+        <w:tab/>
+      </w:r>
+      <w:r>
+        <w:tab/>
+        <w:t>&lt;surname type="dynasty"&gt;Hanover&lt;/surname&gt;</w:t>
+      </w:r>
+    </w:p>
+    <w:p>
+      <w:r>
+        <w:tab/>
+      </w:r>
+      <w:r>
+        <w:tab/>
+      </w:r>
+      <w:r>
+        <w:tab/>
+        <w:t>&lt;/</w:t>
+      </w:r>
+      <w:proofErr w:type="spellStart"/>
+      <w:r>
+        <w:t>persName</w:t>
+      </w:r>
+      <w:proofErr w:type="spellEnd"/>
+      <w:r>
+        <w:t>&gt;</w:t>
       </w:r>
     </w:p>
     <w:p/>
     <w:p/>
     <w:p>
       <w:r>
-        <w:t>People List:</w:t>
+        <w:tab/>
+      </w:r>
+      <w:r>
+        <w:tab/>
+      </w:r>
+      <w:r>
+        <w:tab/>
+        <w:t xml:space="preserve">for </w:t>
+      </w:r>
+      <w:proofErr w:type="gramStart"/>
+      <w:r>
+        <w:t>families,  The</w:t>
+      </w:r>
+      <w:proofErr w:type="gramEnd"/>
+      <w:r>
+        <w:t xml:space="preserve"> Bedford Family = </w:t>
+      </w:r>
+    </w:p>
+    <w:p>
+      <w:r>
+        <w:t>&lt;forename type="grp"&gt;Family&lt;/forename&gt;&lt;surname&gt;Bedford&lt;/surname&gt;; no dates</w:t>
+      </w:r>
+    </w:p>
+    <w:p>
+      <w:r>
+        <w:tab/>
+      </w:r>
+      <w:r>
+        <w:tab/>
+      </w:r>
+      <w:r>
+        <w:tab/>
+      </w:r>
+    </w:p>
+    <w:p>
+      <w:r>
+        <w:t xml:space="preserve">cross refs: </w:t>
+      </w:r>
+    </w:p>
+    <w:p>
+      <w:pPr>
+        <w:ind w:left="720"/>
+      </w:pPr>
+      <w:r>
+        <w:t xml:space="preserve">Make the </w:t>
+      </w:r>
+      <w:r>
+        <w:t>main entry with the married name</w:t>
+      </w:r>
+      <w:r>
+        <w:t xml:space="preserve">. With </w:t>
+      </w:r>
+      <w:r>
+        <w:t>&lt;surname type="birth"&gt;Pemberton&lt;/surname</w:t>
+      </w:r>
+      <w:proofErr w:type="gramStart"/>
+      <w:r>
+        <w:t>&gt;</w:t>
+      </w:r>
+      <w:r>
+        <w:t>,</w:t>
+      </w:r>
+      <w:r>
+        <w:t xml:space="preserve">  </w:t>
+      </w:r>
+      <w:proofErr w:type="spellStart"/>
+      <w:r>
+        <w:t>xslt</w:t>
+      </w:r>
+      <w:proofErr w:type="spellEnd"/>
+      <w:proofErr w:type="gramEnd"/>
+      <w:r>
+        <w:t xml:space="preserve"> makes it </w:t>
+      </w:r>
+      <w:proofErr w:type="spellStart"/>
+      <w:r>
+        <w:t>marriedName</w:t>
+      </w:r>
+      <w:proofErr w:type="spellEnd"/>
+      <w:r>
+        <w:t xml:space="preserve"> </w:t>
+      </w:r>
+      <w:r>
+        <w:t xml:space="preserve">(née </w:t>
+      </w:r>
+      <w:proofErr w:type="spellStart"/>
+      <w:r>
+        <w:t>birthName</w:t>
+      </w:r>
+      <w:proofErr w:type="spellEnd"/>
+      <w:r>
+        <w:t>)</w:t>
+      </w:r>
+      <w:r>
+        <w:t xml:space="preserve">. In the short entry for </w:t>
+      </w:r>
+      <w:proofErr w:type="spellStart"/>
+      <w:r>
+        <w:t>crossreferencing</w:t>
+      </w:r>
+      <w:proofErr w:type="spellEnd"/>
+      <w:r>
+        <w:t>, give forename surname</w:t>
+      </w:r>
+      <w:r>
+        <w:t xml:space="preserve"> (with no type),</w:t>
+      </w:r>
+      <w:r>
+        <w:t xml:space="preserve"> birth death</w:t>
+      </w:r>
+      <w:r>
+        <w:t xml:space="preserve"> / date / floruit if any,</w:t>
+      </w:r>
+      <w:r>
+        <w:t xml:space="preserve"> then the </w:t>
+      </w:r>
+      <w:proofErr w:type="spellStart"/>
+      <w:r>
+        <w:t>bionote</w:t>
+      </w:r>
+      <w:proofErr w:type="spellEnd"/>
+      <w:r>
+        <w:t xml:space="preserve"> with the link to the main entry.</w:t>
       </w:r>
     </w:p>
     <w:p/>
     <w:p>
-      <w:proofErr w:type="spellStart"/>
-      <w:r>
-        <w:t>addName</w:t>
-      </w:r>
-      <w:proofErr w:type="spellEnd"/>
-      <w:r>
-        <w:t xml:space="preserve"> type = </w:t>
-      </w:r>
-      <w:proofErr w:type="spellStart"/>
-      <w:r>
-        <w:t>akaS</w:t>
-      </w:r>
-      <w:proofErr w:type="spellEnd"/>
-      <w:r>
-        <w:t xml:space="preserve"> (additional surname)</w:t>
-      </w:r>
-    </w:p>
-    <w:p>
-      <w:r>
-        <w:tab/>
-      </w:r>
-      <w:r>
-        <w:tab/>
-        <w:t>type = nickname</w:t>
-      </w:r>
-    </w:p>
-    <w:p>
-      <w:r>
-        <w:tab/>
-      </w:r>
-      <w:r>
-        <w:tab/>
-        <w:t xml:space="preserve">type = </w:t>
-      </w:r>
-      <w:proofErr w:type="spellStart"/>
-      <w:r>
-        <w:t>akaF</w:t>
-      </w:r>
-      <w:proofErr w:type="spellEnd"/>
-      <w:r>
-        <w:t xml:space="preserve"> (additional forename)</w:t>
-      </w:r>
-    </w:p>
-    <w:p>
-      <w:r>
-        <w:tab/>
-      </w:r>
-      <w:r>
-        <w:tab/>
-        <w:t>type = pseud</w:t>
-      </w:r>
-    </w:p>
-    <w:p>
-      <w:r>
-        <w:tab/>
-      </w:r>
-      <w:r>
-        <w:tab/>
-        <w:t>type = aka (</w:t>
-      </w:r>
-      <w:proofErr w:type="spellStart"/>
-      <w:r>
-        <w:t>fullname</w:t>
-      </w:r>
-      <w:proofErr w:type="spellEnd"/>
-      <w:r>
-        <w:t>)</w:t>
-      </w:r>
-    </w:p>
-    <w:p/>
-    <w:p>
-      <w:r>
-        <w:t>forename none or type = grp</w:t>
-      </w:r>
-    </w:p>
-    <w:p/>
-    <w:p>
-      <w:r>
-        <w:t>surname none</w:t>
-      </w:r>
-    </w:p>
-    <w:p>
-      <w:r>
-        <w:lastRenderedPageBreak/>
-        <w:tab/>
-      </w:r>
-      <w:r>
-        <w:tab/>
-        <w:t>type = birth</w:t>
-      </w:r>
-    </w:p>
-    <w:p>
-      <w:r>
-        <w:tab/>
-      </w:r>
-      <w:r>
-        <w:tab/>
-        <w:t xml:space="preserve">type = married (if more than one marriage, </w:t>
-      </w:r>
-      <w:proofErr w:type="spellStart"/>
-      <w:r>
-        <w:t>addName</w:t>
-      </w:r>
-      <w:proofErr w:type="spellEnd"/>
-      <w:r>
-        <w:t xml:space="preserve"> type="</w:t>
-      </w:r>
-      <w:proofErr w:type="spellStart"/>
-      <w:r>
-        <w:t>akaS</w:t>
-      </w:r>
-      <w:proofErr w:type="spellEnd"/>
-      <w:r>
-        <w:t>")</w:t>
-      </w:r>
-    </w:p>
-    <w:p>
-      <w:r>
-        <w:tab/>
-      </w:r>
-      <w:r>
-        <w:tab/>
-        <w:t>type = dynasty</w:t>
-      </w:r>
-    </w:p>
-    <w:p>
-      <w:r>
-        <w:tab/>
-      </w:r>
-      <w:r>
-        <w:tab/>
-        <w:t>type = grp</w:t>
-      </w:r>
-    </w:p>
-    <w:p/>
-    <w:p>
-      <w:proofErr w:type="gramStart"/>
-      <w:r>
-        <w:t>&lt;!--</w:t>
-      </w:r>
-      <w:proofErr w:type="gramEnd"/>
-      <w:r>
-        <w:t xml:space="preserve"> Model new items after this: --&gt;</w:t>
-      </w:r>
-    </w:p>
-    <w:p>
-      <w:r>
-        <w:tab/>
-      </w:r>
-      <w:r>
-        <w:tab/>
-        <w:t xml:space="preserve">&lt;person </w:t>
-      </w:r>
-      <w:proofErr w:type="spellStart"/>
-      <w:r>
-        <w:t>xml:id</w:t>
-      </w:r>
-      <w:proofErr w:type="spellEnd"/>
-      <w:r>
-        <w:t>="</w:t>
-      </w:r>
-      <w:proofErr w:type="spellStart"/>
-      <w:r>
-        <w:t>AbellaManuel</w:t>
-      </w:r>
-      <w:proofErr w:type="spellEnd"/>
-      <w:r>
-        <w:t>"&gt;</w:t>
-      </w:r>
-    </w:p>
-    <w:p>
-      <w:r>
-        <w:t xml:space="preserve">            &lt;</w:t>
-      </w:r>
-      <w:proofErr w:type="spellStart"/>
-      <w:r>
-        <w:t>persName</w:t>
-      </w:r>
-      <w:proofErr w:type="spellEnd"/>
-      <w:r>
-        <w:t>&gt;</w:t>
-      </w:r>
-    </w:p>
-    <w:p>
-      <w:r>
-        <w:t xml:space="preserve">               &lt;</w:t>
-      </w:r>
-      <w:proofErr w:type="spellStart"/>
-      <w:r>
-        <w:t>roleName</w:t>
-      </w:r>
-      <w:proofErr w:type="spellEnd"/>
-      <w:proofErr w:type="gramStart"/>
-      <w:r>
-        <w:t>&gt;[</w:t>
-      </w:r>
-      <w:proofErr w:type="gramEnd"/>
-      <w:r>
-        <w:t xml:space="preserve">title if there is </w:t>
-      </w:r>
-      <w:proofErr w:type="gramStart"/>
-      <w:r>
-        <w:t>one]&lt;</w:t>
-      </w:r>
-      <w:proofErr w:type="gramEnd"/>
-      <w:r>
-        <w:t>/</w:t>
-      </w:r>
-      <w:proofErr w:type="spellStart"/>
-      <w:r>
-        <w:t>roleName</w:t>
-      </w:r>
-      <w:proofErr w:type="spellEnd"/>
-      <w:r>
-        <w:t>&gt;</w:t>
-      </w:r>
-    </w:p>
-    <w:p>
-      <w:r>
-        <w:t xml:space="preserve">               &lt;forename&gt;Manuel&lt;/forename&gt;</w:t>
-      </w:r>
-    </w:p>
-    <w:p>
-      <w:r>
-        <w:t xml:space="preserve">               </w:t>
-      </w:r>
-      <w:r>
-        <w:tab/>
-      </w:r>
-      <w:r>
-        <w:tab/>
-      </w:r>
-      <w:r>
-        <w:tab/>
-        <w:t>There are most often multiple forenames inside the one tag; legal forenames that the person didn't use are in parentheses before or after the used name in the one forename tag.</w:t>
-      </w:r>
-    </w:p>
-    <w:p>
-      <w:r>
-        <w:t xml:space="preserve">               &lt;surname&gt;Abella&lt;/surname&gt;</w:t>
-      </w:r>
-    </w:p>
-    <w:p>
-      <w:r>
-        <w:t xml:space="preserve">            &lt;/</w:t>
-      </w:r>
-      <w:proofErr w:type="spellStart"/>
-      <w:r>
-        <w:t>persName</w:t>
-      </w:r>
-      <w:proofErr w:type="spellEnd"/>
-      <w:r>
-        <w:t>&gt;</w:t>
-      </w:r>
-    </w:p>
-    <w:p>
-      <w:r>
-        <w:t xml:space="preserve">            &lt;birth when="1753"/&gt;</w:t>
-      </w:r>
-    </w:p>
-    <w:p>
-      <w:r>
-        <w:t xml:space="preserve">            &lt;death when="1825"/&gt;</w:t>
-      </w:r>
-    </w:p>
-    <w:p>
-      <w:r>
-        <w:t xml:space="preserve">               </w:t>
-      </w:r>
-      <w:r>
-        <w:tab/>
-      </w:r>
-      <w:r>
-        <w:tab/>
-      </w:r>
-      <w:r>
-        <w:tab/>
-        <w:t xml:space="preserve">Can have birth, death, floruit, or none; can contain any symbols (b. </w:t>
-      </w:r>
-      <w:proofErr w:type="gramStart"/>
-      <w:r>
-        <w:t>d. ?</w:t>
-      </w:r>
-      <w:proofErr w:type="gramEnd"/>
-      <w:r>
-        <w:t xml:space="preserve"> etc.) but NO PARENTHESIS since these</w:t>
-      </w:r>
-    </w:p>
-    <w:p>
-      <w:r>
-        <w:t xml:space="preserve">               </w:t>
-      </w:r>
-      <w:r>
-        <w:tab/>
-      </w:r>
-      <w:r>
-        <w:tab/>
-      </w:r>
-      <w:r>
-        <w:tab/>
-        <w:t xml:space="preserve">are added by the </w:t>
-      </w:r>
-      <w:proofErr w:type="spellStart"/>
-      <w:r>
-        <w:t>xslt</w:t>
-      </w:r>
-      <w:proofErr w:type="spellEnd"/>
-      <w:r>
-        <w:t xml:space="preserve">. If no dates, </w:t>
-      </w:r>
-      <w:proofErr w:type="spellStart"/>
-      <w:r>
-        <w:t>xslt</w:t>
-      </w:r>
-      <w:proofErr w:type="spellEnd"/>
-      <w:r>
-        <w:t xml:space="preserve"> will leave blank; if "(dates unknown)" put it at the end of the bio note.)</w:t>
-      </w:r>
-    </w:p>
-    <w:p>
-      <w:r>
-        <w:t xml:space="preserve">            &lt;</w:t>
-      </w:r>
-      <w:proofErr w:type="spellStart"/>
-      <w:r>
-        <w:t>bibl</w:t>
-      </w:r>
-      <w:proofErr w:type="spellEnd"/>
-      <w:r>
-        <w:t>&gt;&lt;title ref="#</w:t>
-      </w:r>
-      <w:proofErr w:type="spellStart"/>
-      <w:r>
-        <w:t>dnb</w:t>
-      </w:r>
-      <w:proofErr w:type="spellEnd"/>
-      <w:r>
-        <w:t>"&gt;DNB&lt;/title&gt;, &lt;title ref="#hp"&gt;Hist P&lt;/title&gt;&lt;/</w:t>
-      </w:r>
-      <w:proofErr w:type="spellStart"/>
-      <w:r>
-        <w:t>bibl</w:t>
-      </w:r>
-      <w:proofErr w:type="spellEnd"/>
-      <w:r>
-        <w:t>&gt;</w:t>
-      </w:r>
-    </w:p>
-    <w:p>
-      <w:r>
-        <w:t xml:space="preserve">            &lt;note type="bio" target="#</w:t>
-      </w:r>
-      <w:proofErr w:type="spellStart"/>
-      <w:r>
-        <w:t>AbellaManuel</w:t>
-      </w:r>
-      <w:proofErr w:type="spellEnd"/>
-      <w:r>
-        <w:t>"&gt;</w:t>
-      </w:r>
-    </w:p>
-    <w:p>
-      <w:r>
-        <w:t xml:space="preserve">               </w:t>
-      </w:r>
-      <w:proofErr w:type="spellStart"/>
-      <w:r>
-        <w:t>Aragonese</w:t>
-      </w:r>
-      <w:proofErr w:type="spellEnd"/>
-      <w:r>
-        <w:t xml:space="preserve"> lawyer and antiquarian. He served as secretary to the Cortes (1809) and then worked as</w:t>
-      </w:r>
-    </w:p>
-    <w:p>
-      <w:r>
-        <w:t xml:space="preserve">               secretary at the Spanish embassy in London. Whilst there he met Blanco White and Southey. On his return to Spain, he supplied</w:t>
-      </w:r>
-    </w:p>
-    <w:p>
-      <w:r>
-        <w:t xml:space="preserve">               Southey with material for the &lt;title&gt;Edinburgh Annual Register&lt;/title&gt; and his &lt;title&gt;History of the Peninsular War&lt;/title&gt;</w:t>
-      </w:r>
-    </w:p>
-    <w:p>
-      <w:r>
-        <w:t xml:space="preserve">               (1823–1832). Southey feared that he might have been imprisoned after the restoration of the Spanish monarchy in 1813–14, but</w:t>
-      </w:r>
-    </w:p>
-    <w:p>
-      <w:r>
-        <w:t xml:space="preserve">               Abella remained in </w:t>
-      </w:r>
-      <w:proofErr w:type="spellStart"/>
-      <w:r>
-        <w:t>favour</w:t>
-      </w:r>
-      <w:proofErr w:type="spellEnd"/>
-      <w:r>
-        <w:t xml:space="preserve"> until about 1819, when he was exiled. Until this date he was Southey’s main source of news and</w:t>
-      </w:r>
-    </w:p>
-    <w:p>
-      <w:r>
-        <w:t xml:space="preserve">               documents from Spain.</w:t>
-      </w:r>
-    </w:p>
-    <w:p>
-      <w:r>
-        <w:t xml:space="preserve">            &lt;/note&gt;</w:t>
-      </w:r>
-    </w:p>
-    <w:p>
-      <w:r>
-        <w:t xml:space="preserve">        &lt;/person&gt; </w:t>
-      </w:r>
-    </w:p>
-    <w:p/>
-    <w:p>
-      <w:r>
-        <w:tab/>
-      </w:r>
-      <w:r>
-        <w:tab/>
-      </w:r>
-      <w:r>
-        <w:tab/>
-        <w:t>Other notes: when someone is known as multiple names, use additional surnames with types ("married", "birth", "grp", "dynasty"</w:t>
-      </w:r>
-    </w:p>
-    <w:p>
-      <w:r>
-        <w:tab/>
-      </w:r>
-      <w:r>
-        <w:tab/>
-      </w:r>
-      <w:r>
-        <w:tab/>
-      </w:r>
-      <w:r>
-        <w:tab/>
-      </w:r>
-    </w:p>
-    <w:p>
-      <w:r>
-        <w:tab/>
-      </w:r>
-      <w:r>
-        <w:tab/>
-      </w:r>
-      <w:r>
-        <w:tab/>
-        <w:t>&lt;</w:t>
-      </w:r>
-      <w:proofErr w:type="spellStart"/>
-      <w:r>
-        <w:t>addName</w:t>
-      </w:r>
-      <w:proofErr w:type="spellEnd"/>
-      <w:r>
-        <w:t>&gt;</w:t>
-      </w:r>
-    </w:p>
-    <w:p>
-      <w:r>
-        <w:tab/>
-      </w:r>
-      <w:r>
-        <w:tab/>
-      </w:r>
-      <w:r>
-        <w:tab/>
-      </w:r>
-      <w:r>
-        <w:tab/>
-        <w:t>And/or use &lt;</w:t>
-      </w:r>
-      <w:proofErr w:type="spellStart"/>
-      <w:r>
-        <w:t>addName</w:t>
-      </w:r>
-      <w:proofErr w:type="spellEnd"/>
-      <w:r>
-        <w:t xml:space="preserve"> type="</w:t>
-      </w:r>
-      <w:proofErr w:type="spellStart"/>
-      <w:r>
-        <w:t>akaF</w:t>
-      </w:r>
-      <w:proofErr w:type="spellEnd"/>
-      <w:r>
-        <w:t xml:space="preserve"> (another forename), "</w:t>
-      </w:r>
-      <w:proofErr w:type="spellStart"/>
-      <w:r>
-        <w:t>akaS</w:t>
-      </w:r>
-      <w:proofErr w:type="spellEnd"/>
-      <w:r>
-        <w:t xml:space="preserve"> (another surname), or "nickname" (enter a value without quotation marks) or "pseud"</w:t>
-      </w:r>
-    </w:p>
-    <w:p>
-      <w:r>
-        <w:lastRenderedPageBreak/>
-        <w:tab/>
-      </w:r>
-      <w:r>
-        <w:tab/>
-      </w:r>
-      <w:r>
-        <w:tab/>
-      </w:r>
-      <w:r>
-        <w:tab/>
-        <w:t xml:space="preserve">These go inside the </w:t>
-      </w:r>
-      <w:proofErr w:type="spellStart"/>
-      <w:r>
-        <w:t>persName</w:t>
-      </w:r>
-      <w:proofErr w:type="spellEnd"/>
-      <w:r>
-        <w:t xml:space="preserve"> tag. If someone didn't go by their first name, it appears in the &lt;forename&gt; in parentheses--&gt;</w:t>
-      </w:r>
-    </w:p>
-    <w:p>
-      <w:r>
-        <w:tab/>
-      </w:r>
-      <w:r>
-        <w:tab/>
-      </w:r>
-      <w:r>
-        <w:tab/>
-      </w:r>
-      <w:r>
-        <w:tab/>
-      </w:r>
-    </w:p>
-    <w:p>
-      <w:r>
-        <w:tab/>
-      </w:r>
-      <w:r>
-        <w:tab/>
-      </w:r>
-      <w:r>
-        <w:tab/>
-      </w:r>
-    </w:p>
-    <w:p>
-      <w:r>
-        <w:tab/>
-      </w:r>
-      <w:r>
-        <w:tab/>
-      </w:r>
-      <w:r>
-        <w:tab/>
-        <w:t>for Royalty,</w:t>
-      </w:r>
-    </w:p>
-    <w:p>
-      <w:r>
-        <w:tab/>
-      </w:r>
-      <w:r>
-        <w:tab/>
-      </w:r>
-      <w:r>
-        <w:tab/>
-        <w:t>&lt;</w:t>
-      </w:r>
-      <w:proofErr w:type="spellStart"/>
-      <w:r>
-        <w:t>persName</w:t>
-      </w:r>
-      <w:proofErr w:type="spellEnd"/>
-      <w:r>
-        <w:t xml:space="preserve"> </w:t>
-      </w:r>
-      <w:proofErr w:type="spellStart"/>
-      <w:r>
-        <w:t>xml:id</w:t>
-      </w:r>
-      <w:proofErr w:type="spellEnd"/>
-      <w:r>
-        <w:t>="</w:t>
-      </w:r>
-      <w:proofErr w:type="spellStart"/>
-      <w:r>
-        <w:t>WalesCharlottePrincess</w:t>
-      </w:r>
-      <w:proofErr w:type="spellEnd"/>
-      <w:r>
-        <w:t>"&gt;</w:t>
-      </w:r>
-    </w:p>
-    <w:p>
-      <w:r>
-        <w:tab/>
-      </w:r>
-      <w:r>
-        <w:tab/>
-      </w:r>
-      <w:r>
-        <w:tab/>
-      </w:r>
-      <w:r>
-        <w:tab/>
-        <w:t>&lt;</w:t>
-      </w:r>
-      <w:proofErr w:type="spellStart"/>
-      <w:r>
-        <w:t>roleName</w:t>
-      </w:r>
-      <w:proofErr w:type="spellEnd"/>
-      <w:r>
-        <w:t>&gt;Princess of Wales&lt;/</w:t>
-      </w:r>
-      <w:proofErr w:type="spellStart"/>
-      <w:r>
-        <w:t>roleName</w:t>
-      </w:r>
-      <w:proofErr w:type="spellEnd"/>
-      <w:r>
-        <w:t>&gt;</w:t>
-      </w:r>
-    </w:p>
-    <w:p>
-      <w:r>
-        <w:tab/>
-      </w:r>
-      <w:r>
-        <w:tab/>
-      </w:r>
-      <w:r>
-        <w:tab/>
-      </w:r>
-      <w:r>
-        <w:tab/>
-        <w:t>&lt;forename&gt;Charlotte Augusta&lt;/forename&gt;</w:t>
-      </w:r>
-    </w:p>
-    <w:p>
-      <w:r>
-        <w:tab/>
-      </w:r>
-      <w:r>
-        <w:tab/>
-      </w:r>
-      <w:r>
-        <w:tab/>
-      </w:r>
-      <w:r>
-        <w:tab/>
-        <w:t>&lt;surname type="dynasty"&gt;Hanover&lt;/surname&gt;</w:t>
-      </w:r>
-    </w:p>
-    <w:p>
-      <w:r>
-        <w:tab/>
-      </w:r>
-      <w:r>
-        <w:tab/>
-      </w:r>
-      <w:r>
-        <w:tab/>
-        <w:t>&lt;/</w:t>
-      </w:r>
-      <w:proofErr w:type="spellStart"/>
-      <w:r>
-        <w:t>persName</w:t>
-      </w:r>
-      <w:proofErr w:type="spellEnd"/>
-      <w:r>
-        <w:t>&gt;</w:t>
+      <w:r>
+        <w:tab/>
+      </w:r>
+      <w:r>
+        <w:tab/>
+      </w:r>
+      <w:r>
+        <w:tab/>
+        <w:t>The next person number to be used: 527.</w:t>
       </w:r>
     </w:p>
     <w:p/>
     <w:p/>
     <w:p>
-      <w:r>
-        <w:tab/>
-      </w:r>
-      <w:r>
-        <w:tab/>
-      </w:r>
-      <w:r>
-        <w:tab/>
-        <w:t xml:space="preserve">for </w:t>
+      <w:proofErr w:type="spellStart"/>
+      <w:r>
+        <w:rPr>
+          <w:b/>
+          <w:bCs/>
+        </w:rPr>
+        <w:t>publicationStmt</w:t>
+      </w:r>
+      <w:proofErr w:type="spellEnd"/>
+    </w:p>
+    <w:p/>
+    <w:p>
+      <w:r>
+        <w:tab/>
+        <w:t>should contain</w:t>
+      </w:r>
+      <w:r>
+        <w:t xml:space="preserve"> at the end</w:t>
+      </w:r>
+      <w:r>
+        <w:t>:</w:t>
+      </w:r>
+    </w:p>
+    <w:p>
+      <w:pPr>
+        <w:shd w:val="clear" w:color="auto" w:fill="FFFFFF"/>
+        <w:autoSpaceDE w:val="0"/>
+        <w:autoSpaceDN w:val="0"/>
+        <w:adjustRightInd w:val="0"/>
+        <w:rPr>
+          <w:rFonts w:ascii="Times New Roman" w:hAnsi="Times New Roman" w:cs="Times New Roman"/>
+          <w:color w:val="000000"/>
+          <w:kern w:val="0"/>
+          <w:highlight w:val="white"/>
+        </w:rPr>
+      </w:pPr>
+      <w:r>
+        <w:tab/>
+      </w:r>
+      <w:r>
+        <w:rPr>
+          <w:rFonts w:ascii="Times New Roman" w:hAnsi="Times New Roman" w:cs="Times New Roman"/>
+          <w:color w:val="000096"/>
+          <w:kern w:val="0"/>
+          <w:highlight w:val="white"/>
+        </w:rPr>
+        <w:t>&lt;availability&gt;</w:t>
+      </w:r>
+    </w:p>
+    <w:p>
+      <w:pPr>
+        <w:shd w:val="clear" w:color="auto" w:fill="FFFFFF"/>
+        <w:autoSpaceDE w:val="0"/>
+        <w:autoSpaceDN w:val="0"/>
+        <w:adjustRightInd w:val="0"/>
+        <w:ind w:left="1440"/>
+        <w:rPr>
+          <w:rFonts w:ascii="Times New Roman" w:hAnsi="Times New Roman" w:cs="Times New Roman"/>
+          <w:color w:val="000000"/>
+          <w:kern w:val="0"/>
+          <w:highlight w:val="white"/>
+        </w:rPr>
+      </w:pPr>
+      <w:r>
+        <w:rPr>
+          <w:rFonts w:ascii="Times New Roman" w:hAnsi="Times New Roman" w:cs="Times New Roman"/>
+          <w:color w:val="000096"/>
+          <w:kern w:val="0"/>
+          <w:highlight w:val="white"/>
+        </w:rPr>
+        <w:t>&lt;p&gt;</w:t>
+      </w:r>
+      <w:r>
+        <w:rPr>
+          <w:rFonts w:ascii="Times New Roman" w:hAnsi="Times New Roman" w:cs="Times New Roman"/>
+          <w:color w:val="000000"/>
+          <w:kern w:val="0"/>
+          <w:highlight w:val="white"/>
+        </w:rPr>
+        <w:t xml:space="preserve">Originally published by Romantic Circles </w:t>
+      </w:r>
+      <w:r>
+        <w:rPr>
+          <w:rFonts w:ascii="Times New Roman" w:hAnsi="Times New Roman" w:cs="Times New Roman"/>
+          <w:color w:val="000096"/>
+          <w:kern w:val="0"/>
+          <w:highlight w:val="white"/>
+        </w:rPr>
+        <w:t>&lt;date</w:t>
+      </w:r>
+      <w:r>
+        <w:rPr>
+          <w:rFonts w:ascii="Times New Roman" w:hAnsi="Times New Roman" w:cs="Times New Roman"/>
+          <w:color w:val="F5844C"/>
+          <w:kern w:val="0"/>
+          <w:highlight w:val="white"/>
+        </w:rPr>
+        <w:t xml:space="preserve"> when</w:t>
+      </w:r>
+      <w:r>
+        <w:rPr>
+          <w:rFonts w:ascii="Times New Roman" w:hAnsi="Times New Roman" w:cs="Times New Roman"/>
+          <w:color w:val="FF8040"/>
+          <w:kern w:val="0"/>
+          <w:highlight w:val="white"/>
+        </w:rPr>
+        <w:t>=</w:t>
+      </w:r>
+      <w:r>
+        <w:rPr>
+          <w:rFonts w:ascii="Times New Roman" w:hAnsi="Times New Roman" w:cs="Times New Roman"/>
+          <w:color w:val="993300"/>
+          <w:kern w:val="0"/>
+          <w:highlight w:val="white"/>
+        </w:rPr>
+        <w:t>"2011-08-15"</w:t>
+      </w:r>
+      <w:r>
+        <w:rPr>
+          <w:rFonts w:ascii="Times New Roman" w:hAnsi="Times New Roman" w:cs="Times New Roman"/>
+          <w:color w:val="000096"/>
+          <w:kern w:val="0"/>
+          <w:highlight w:val="white"/>
+        </w:rPr>
+        <w:t>&gt;</w:t>
+      </w:r>
+      <w:r>
+        <w:rPr>
+          <w:rFonts w:ascii="Times New Roman" w:hAnsi="Times New Roman" w:cs="Times New Roman"/>
+          <w:color w:val="000000"/>
+          <w:kern w:val="0"/>
+          <w:highlight w:val="white"/>
+        </w:rPr>
+        <w:t xml:space="preserve">August </w:t>
       </w:r>
       <w:proofErr w:type="gramStart"/>
       <w:r>
-        <w:t>families,  The</w:t>
+        <w:rPr>
+          <w:rFonts w:ascii="Times New Roman" w:hAnsi="Times New Roman" w:cs="Times New Roman"/>
+          <w:color w:val="000000"/>
+          <w:kern w:val="0"/>
+          <w:highlight w:val="white"/>
+        </w:rPr>
+        <w:t>15,</w:t>
+      </w:r>
+      <w:r>
+        <w:rPr>
+          <w:rFonts w:ascii="Times New Roman" w:hAnsi="Times New Roman" w:cs="Times New Roman"/>
+          <w:color w:val="000000"/>
+          <w:kern w:val="0"/>
+          <w:highlight w:val="white"/>
+        </w:rPr>
+        <w:t xml:space="preserve"> </w:t>
+      </w:r>
+      <w:r>
+        <w:rPr>
+          <w:rFonts w:ascii="Times New Roman" w:hAnsi="Times New Roman" w:cs="Times New Roman"/>
+          <w:color w:val="000000"/>
+          <w:kern w:val="0"/>
+          <w:highlight w:val="white"/>
+        </w:rPr>
+        <w:t xml:space="preserve"> 2011</w:t>
       </w:r>
       <w:proofErr w:type="gramEnd"/>
       <w:r>
-        <w:t xml:space="preserve"> Bedford Family = &lt;forename type="grp"&gt;Family&lt;/forename&gt;&lt;surname&gt;Bedford&lt;/surname&gt;; no dates</w:t>
-      </w:r>
-    </w:p>
-    <w:p>
-      <w:r>
-        <w:tab/>
-      </w:r>
-      <w:r>
-        <w:tab/>
-      </w:r>
-      <w:r>
-        <w:tab/>
-        <w:t xml:space="preserve">cross refs: The main entry </w:t>
+        <w:rPr>
+          <w:rFonts w:ascii="Times New Roman" w:hAnsi="Times New Roman" w:cs="Times New Roman"/>
+          <w:color w:val="000096"/>
+          <w:kern w:val="0"/>
+          <w:highlight w:val="white"/>
+        </w:rPr>
+        <w:t>&lt;/date&gt;</w:t>
+      </w:r>
+      <w:r>
+        <w:rPr>
+          <w:rFonts w:ascii="Times New Roman" w:hAnsi="Times New Roman" w:cs="Times New Roman"/>
+          <w:color w:val="000000"/>
+          <w:kern w:val="0"/>
+          <w:highlight w:val="white"/>
+        </w:rPr>
+        <w:t>.</w:t>
+      </w:r>
+    </w:p>
+    <w:p>
+      <w:pPr>
+        <w:shd w:val="clear" w:color="auto" w:fill="FFFFFF"/>
+        <w:autoSpaceDE w:val="0"/>
+        <w:autoSpaceDN w:val="0"/>
+        <w:adjustRightInd w:val="0"/>
+        <w:ind w:left="1440"/>
+        <w:rPr>
+          <w:rFonts w:ascii="Times New Roman" w:hAnsi="Times New Roman" w:cs="Times New Roman"/>
+          <w:color w:val="000000"/>
+          <w:kern w:val="0"/>
+          <w:highlight w:val="white"/>
+        </w:rPr>
+      </w:pPr>
+      <w:r>
+        <w:rPr>
+          <w:rFonts w:ascii="Times New Roman" w:hAnsi="Times New Roman" w:cs="Times New Roman"/>
+          <w:color w:val="000096"/>
+          <w:kern w:val="0"/>
+          <w:highlight w:val="white"/>
+        </w:rPr>
+        <w:t>&lt;/p&gt;</w:t>
+      </w:r>
+    </w:p>
+    <w:p>
+      <w:pPr>
+        <w:shd w:val="clear" w:color="auto" w:fill="FFFFFF"/>
+        <w:autoSpaceDE w:val="0"/>
+        <w:autoSpaceDN w:val="0"/>
+        <w:adjustRightInd w:val="0"/>
+        <w:ind w:firstLine="720"/>
+        <w:rPr>
+          <w:rFonts w:ascii="Times New Roman" w:hAnsi="Times New Roman" w:cs="Times New Roman"/>
+          <w:kern w:val="0"/>
+          <w:highlight w:val="white"/>
+        </w:rPr>
+      </w:pPr>
+      <w:r>
+        <w:rPr>
+          <w:rFonts w:ascii="Times New Roman" w:hAnsi="Times New Roman" w:cs="Times New Roman"/>
+          <w:color w:val="000000"/>
+          <w:kern w:val="0"/>
+          <w:highlight w:val="white"/>
+        </w:rPr>
+        <w:t xml:space="preserve"> </w:t>
+      </w:r>
+      <w:r>
+        <w:rPr>
+          <w:rFonts w:ascii="Times New Roman" w:hAnsi="Times New Roman" w:cs="Times New Roman"/>
+          <w:color w:val="000096"/>
+          <w:kern w:val="0"/>
+          <w:highlight w:val="white"/>
+        </w:rPr>
+        <w:t>&lt;/availability&gt;</w:t>
+      </w:r>
+    </w:p>
+    <w:p/>
+    <w:p>
+      <w:r>
+        <w:rPr>
+          <w:b/>
+          <w:bCs/>
+        </w:rPr>
+        <w:t>Note</w:t>
+      </w:r>
+    </w:p>
+    <w:p>
+      <w:pPr>
+        <w:ind w:left="720"/>
+      </w:pPr>
+      <w:r>
+        <w:lastRenderedPageBreak/>
+        <w:t>Because there is misnumbering of notes (duplicate n= “X” where X is a number) in the XML notes (I found many in Part Three when trying to transform them</w:t>
+      </w:r>
+      <w:r>
+        <w:t>; with lots of notes, coder error is pretty difficult to avoid</w:t>
+      </w:r>
+      <w:r>
+        <w:t xml:space="preserve">), </w:t>
+      </w:r>
+      <w:proofErr w:type="spellStart"/>
+      <w:r>
+        <w:t xml:space="preserve">the </w:t>
+      </w:r>
+      <w:proofErr w:type="spellEnd"/>
+      <w:r>
+        <w:t xml:space="preserve">xslt ignores the note numbers that you give notes manually. </w:t>
+      </w:r>
+      <w:r>
+        <w:t xml:space="preserve">Leaving notes unnumbered also allows moving them if need </w:t>
       </w:r>
       <w:proofErr w:type="gramStart"/>
       <w:r>
-        <w:t>has to</w:t>
+        <w:t>be</w:t>
       </w:r>
       <w:proofErr w:type="gramEnd"/>
       <w:r>
-        <w:t xml:space="preserve"> be with the married name because &lt;surname type="birth"&gt;Pemberton&lt;/surname&gt; -- </w:t>
+        <w:t xml:space="preserve"> from one place in the document to another. Currently required n</w:t>
+      </w:r>
+      <w:r>
+        <w:t>ote attributes</w:t>
+      </w:r>
+      <w:r>
+        <w:t xml:space="preserve"> are “type” (only for headnotes), “place,” and “foot.”</w:t>
+      </w:r>
+    </w:p>
+    <w:p>
+      <w:pPr>
+        <w:ind w:left="720"/>
+      </w:pPr>
+    </w:p>
+    <w:p>
+      <w:pPr>
+        <w:shd w:val="clear" w:color="auto" w:fill="FFFFFF"/>
+        <w:autoSpaceDE w:val="0"/>
+        <w:autoSpaceDN w:val="0"/>
+        <w:adjustRightInd w:val="0"/>
+        <w:rPr>
+          <w:rFonts w:ascii="Times New Roman" w:hAnsi="Times New Roman" w:cs="Times New Roman"/>
+          <w:kern w:val="0"/>
+          <w:highlight w:val="white"/>
+        </w:rPr>
+      </w:pPr>
+      <w:r>
+        <w:rPr>
+          <w:rFonts w:ascii="Times New Roman" w:hAnsi="Times New Roman" w:cs="Times New Roman"/>
+          <w:color w:val="000096"/>
+          <w:kern w:val="0"/>
+          <w:highlight w:val="white"/>
+        </w:rPr>
+        <w:t>&lt;note</w:t>
+      </w:r>
+      <w:r>
+        <w:rPr>
+          <w:rFonts w:ascii="Times New Roman" w:hAnsi="Times New Roman" w:cs="Times New Roman"/>
+          <w:color w:val="F5844C"/>
+          <w:kern w:val="0"/>
+          <w:highlight w:val="white"/>
+        </w:rPr>
+        <w:t xml:space="preserve"> type</w:t>
+      </w:r>
+      <w:r>
+        <w:rPr>
+          <w:rFonts w:ascii="Times New Roman" w:hAnsi="Times New Roman" w:cs="Times New Roman"/>
+          <w:color w:val="FF8040"/>
+          <w:kern w:val="0"/>
+          <w:highlight w:val="white"/>
+        </w:rPr>
+        <w:t>=</w:t>
+      </w:r>
+      <w:r>
+        <w:rPr>
+          <w:rFonts w:ascii="Times New Roman" w:hAnsi="Times New Roman" w:cs="Times New Roman"/>
+          <w:color w:val="993300"/>
+          <w:kern w:val="0"/>
+          <w:highlight w:val="white"/>
+        </w:rPr>
+        <w:t>"headnote"</w:t>
+      </w:r>
+      <w:r>
+        <w:rPr>
+          <w:rFonts w:ascii="Times New Roman" w:hAnsi="Times New Roman" w:cs="Times New Roman"/>
+          <w:color w:val="F5844C"/>
+          <w:kern w:val="0"/>
+          <w:highlight w:val="white"/>
+        </w:rPr>
+        <w:t xml:space="preserve"> place</w:t>
+      </w:r>
+      <w:r>
+        <w:rPr>
+          <w:rFonts w:ascii="Times New Roman" w:hAnsi="Times New Roman" w:cs="Times New Roman"/>
+          <w:color w:val="FF8040"/>
+          <w:kern w:val="0"/>
+          <w:highlight w:val="white"/>
+        </w:rPr>
+        <w:t>=</w:t>
+      </w:r>
+      <w:r>
+        <w:rPr>
+          <w:rFonts w:ascii="Times New Roman" w:hAnsi="Times New Roman" w:cs="Times New Roman"/>
+          <w:color w:val="993300"/>
+          <w:kern w:val="0"/>
+          <w:highlight w:val="white"/>
+        </w:rPr>
+        <w:t>"foot"</w:t>
+      </w:r>
+      <w:r>
+        <w:rPr>
+          <w:rFonts w:ascii="Times New Roman" w:hAnsi="Times New Roman" w:cs="Times New Roman"/>
+          <w:color w:val="F5844C"/>
+          <w:kern w:val="0"/>
+          <w:highlight w:val="white"/>
+        </w:rPr>
+        <w:t xml:space="preserve"> resp</w:t>
+      </w:r>
+      <w:r>
+        <w:rPr>
+          <w:rFonts w:ascii="Times New Roman" w:hAnsi="Times New Roman" w:cs="Times New Roman"/>
+          <w:color w:val="FF8040"/>
+          <w:kern w:val="0"/>
+          <w:highlight w:val="white"/>
+        </w:rPr>
+        <w:t>=</w:t>
+      </w:r>
+      <w:r>
+        <w:rPr>
+          <w:rFonts w:ascii="Times New Roman" w:hAnsi="Times New Roman" w:cs="Times New Roman"/>
+          <w:color w:val="993300"/>
+          <w:kern w:val="0"/>
+          <w:highlight w:val="white"/>
+        </w:rPr>
+        <w:t>"editors"</w:t>
+      </w:r>
+      <w:r>
+        <w:rPr>
+          <w:rFonts w:ascii="Times New Roman" w:hAnsi="Times New Roman" w:cs="Times New Roman"/>
+          <w:color w:val="000096"/>
+          <w:kern w:val="0"/>
+          <w:highlight w:val="white"/>
+        </w:rPr>
+        <w:t>&gt;</w:t>
+      </w:r>
+    </w:p>
+    <w:p>
+      <w:pPr>
+        <w:ind w:left="720"/>
+      </w:pPr>
+    </w:p>
+    <w:p>
+      <w:pPr>
+        <w:shd w:val="clear" w:color="auto" w:fill="FFFFFF"/>
+        <w:autoSpaceDE w:val="0"/>
+        <w:autoSpaceDN w:val="0"/>
+        <w:adjustRightInd w:val="0"/>
+        <w:rPr>
+          <w:rFonts w:ascii="Times New Roman" w:hAnsi="Times New Roman" w:cs="Times New Roman"/>
+          <w:kern w:val="0"/>
+          <w:highlight w:val="white"/>
+        </w:rPr>
+      </w:pPr>
+      <w:r>
+        <w:rPr>
+          <w:rFonts w:ascii="Times New Roman" w:hAnsi="Times New Roman" w:cs="Times New Roman"/>
+          <w:color w:val="000096"/>
+          <w:kern w:val="0"/>
+          <w:highlight w:val="white"/>
+        </w:rPr>
+        <w:t>&lt;note</w:t>
+      </w:r>
+      <w:r>
+        <w:rPr>
+          <w:rFonts w:ascii="Times New Roman" w:hAnsi="Times New Roman" w:cs="Times New Roman"/>
+          <w:color w:val="F5844C"/>
+          <w:kern w:val="0"/>
+          <w:highlight w:val="white"/>
+        </w:rPr>
+        <w:t xml:space="preserve"> place</w:t>
+      </w:r>
+      <w:r>
+        <w:rPr>
+          <w:rFonts w:ascii="Times New Roman" w:hAnsi="Times New Roman" w:cs="Times New Roman"/>
+          <w:color w:val="FF8040"/>
+          <w:kern w:val="0"/>
+          <w:highlight w:val="white"/>
+        </w:rPr>
+        <w:t>=</w:t>
+      </w:r>
+      <w:r>
+        <w:rPr>
+          <w:rFonts w:ascii="Times New Roman" w:hAnsi="Times New Roman" w:cs="Times New Roman"/>
+          <w:color w:val="993300"/>
+          <w:kern w:val="0"/>
+          <w:highlight w:val="white"/>
+        </w:rPr>
+        <w:t>"foot"</w:t>
+      </w:r>
+      <w:r>
+        <w:rPr>
+          <w:rFonts w:ascii="Times New Roman" w:hAnsi="Times New Roman" w:cs="Times New Roman"/>
+          <w:color w:val="F5844C"/>
+          <w:kern w:val="0"/>
+          <w:highlight w:val="white"/>
+        </w:rPr>
+        <w:t xml:space="preserve"> resp</w:t>
+      </w:r>
+      <w:r>
+        <w:rPr>
+          <w:rFonts w:ascii="Times New Roman" w:hAnsi="Times New Roman" w:cs="Times New Roman"/>
+          <w:color w:val="FF8040"/>
+          <w:kern w:val="0"/>
+          <w:highlight w:val="white"/>
+        </w:rPr>
+        <w:t>=</w:t>
+      </w:r>
+      <w:r>
+        <w:rPr>
+          <w:rFonts w:ascii="Times New Roman" w:hAnsi="Times New Roman" w:cs="Times New Roman"/>
+          <w:color w:val="993300"/>
+          <w:kern w:val="0"/>
+          <w:highlight w:val="white"/>
+        </w:rPr>
+        <w:t>"editors"</w:t>
+      </w:r>
+      <w:r>
+        <w:rPr>
+          <w:rFonts w:ascii="Times New Roman" w:hAnsi="Times New Roman" w:cs="Times New Roman"/>
+          <w:color w:val="000096"/>
+          <w:kern w:val="0"/>
+          <w:highlight w:val="white"/>
+        </w:rPr>
+        <w:t>&gt;</w:t>
+      </w:r>
+    </w:p>
+    <w:p>
+      <w:pPr>
+        <w:ind w:left="720"/>
+      </w:pPr>
+    </w:p>
+    <w:p>
+      <w:pPr>
+        <w:ind w:left="720"/>
+      </w:pPr>
+      <w:r>
+        <w:t xml:space="preserve">While the </w:t>
       </w:r>
       <w:proofErr w:type="spellStart"/>
       <w:r>
@@ -1033,57 +2015,7 @@
       </w:r>
       <w:proofErr w:type="spellEnd"/>
       <w:r>
-        <w:t xml:space="preserve"> makes it "(née Pemberton)" -- will not lead the entry and it will look out of alphabetical order. In the short entry for </w:t>
-      </w:r>
-      <w:proofErr w:type="spellStart"/>
-      <w:r>
-        <w:t>crossreferencing</w:t>
-      </w:r>
-      <w:proofErr w:type="spellEnd"/>
-      <w:r>
-        <w:t xml:space="preserve">, give forename surname birth death then the </w:t>
-      </w:r>
-      <w:proofErr w:type="spellStart"/>
-      <w:r>
-        <w:t>bionote</w:t>
-      </w:r>
-      <w:proofErr w:type="spellEnd"/>
-      <w:r>
-        <w:t xml:space="preserve"> with the link to the main entry, as usual.</w:t>
-      </w:r>
-    </w:p>
-    <w:p/>
-    <w:p>
-      <w:r>
-        <w:tab/>
-      </w:r>
-      <w:r>
-        <w:tab/>
-      </w:r>
-      <w:r>
-        <w:tab/>
-        <w:t>The next person number to be used: 527.</w:t>
-      </w:r>
-    </w:p>
-    <w:p/>
-    <w:p/>
-    <w:p/>
-    <w:p>
-      <w:r>
-        <w:t>&lt;add&gt;</w:t>
-      </w:r>
-    </w:p>
-    <w:p>
-      <w:r>
-        <w:t>Rend</w:t>
-      </w:r>
-      <w:proofErr w:type="gramStart"/>
-      <w:r>
-        <w:t>=”above</w:t>
-      </w:r>
-      <w:proofErr w:type="gramEnd"/>
-      <w:r>
-        <w:t>”</w:t>
+        <w:t xml:space="preserve"> currently does not do anything with either the place or foot attribute, it is good information to keep in the xml.</w:t>
       </w:r>
     </w:p>
     <w:sectPr>
@@ -1492,6 +2424,7 @@
   <w:style w:type="paragraph" w:default="1" w:styleId="Normal">
     <w:name w:val="Normal"/>
     <w:qFormat/>
+    <w:rsid w:val="00277191"/>
   </w:style>
   <w:style w:type="paragraph" w:styleId="Heading1">
     <w:name w:val="heading 1"/>

--- a/SoutheyLetters/For SOUTHEY MANUAL.docx
+++ b/SoutheyLetters/For SOUTHEY MANUAL.docx
@@ -9,6 +9,38 @@
     </w:p>
     <w:p/>
     <w:p>
+      <w:r>
+        <w:rPr>
+          <w:b/>
+          <w:bCs/>
+        </w:rPr>
+        <w:t>Letter IDs</w:t>
+      </w:r>
+      <w:r>
+        <w:t>: The new system for creating letter ids is “</w:t>
+      </w:r>
+      <w:proofErr w:type="spellStart"/>
+      <w:r>
+        <w:t>southey</w:t>
+      </w:r>
+      <w:proofErr w:type="spellEnd"/>
+      <w:r>
+        <w:t xml:space="preserve">” dot [Part # in number form, 8 </w:t>
+      </w:r>
+      <w:proofErr w:type="spellStart"/>
+      <w:r>
+        <w:t>eg</w:t>
+      </w:r>
+      <w:proofErr w:type="spellEnd"/>
+      <w:r>
+        <w:t>] dot [letter number] no spaces</w:t>
+      </w:r>
+      <w:r>
+        <w:t xml:space="preserve">. Example: southey.6.3233 </w:t>
+      </w:r>
+    </w:p>
+    <w:p/>
+    <w:p>
       <w:pPr>
         <w:rPr>
           <w:color w:val="000000" w:themeColor="text1"/>
@@ -587,6 +619,7 @@
         <w:ind w:left="720"/>
       </w:pPr>
       <w:r>
+        <w:lastRenderedPageBreak/>
         <w:tab/>
       </w:r>
       <w:r>
@@ -988,112 +1021,91 @@
         <w:t>&gt;</w:t>
       </w:r>
       <w:r>
-        <w:t xml:space="preserve"> or </w:t>
-      </w:r>
-      <w:r>
-        <w:t>&lt;death</w:t>
-      </w:r>
+        <w:t xml:space="preserve"> or &lt;death&gt;1825&lt;/death&gt;</w:t>
+      </w:r>
+    </w:p>
+    <w:p>
+      <w:r>
+        <w:tab/>
+        <w:t>&lt;floruit&gt;f. 1820-1830&lt;/floruit&gt;</w:t>
+      </w:r>
+    </w:p>
+    <w:p>
+      <w:pPr>
+        <w:ind w:left="1440"/>
+      </w:pPr>
+      <w:r>
+        <w:t xml:space="preserve">Can have birth, death, floruit, or none; can contain any symbols (b. </w:t>
+      </w:r>
+      <w:proofErr w:type="gramStart"/>
+      <w:r>
+        <w:t>d. ?</w:t>
+      </w:r>
+      <w:proofErr w:type="gramEnd"/>
+      <w:r>
+        <w:t xml:space="preserve"> etc.) but NO PARENTHESIS since these</w:t>
+      </w:r>
+      <w:r>
+        <w:t xml:space="preserve"> </w:t>
+      </w:r>
+      <w:r>
+        <w:t xml:space="preserve">are added </w:t>
+      </w:r>
+      <w:r>
+        <w:t xml:space="preserve">to the text when needed </w:t>
+      </w:r>
+      <w:r>
+        <w:t xml:space="preserve">by the </w:t>
+      </w:r>
+      <w:proofErr w:type="spellStart"/>
+      <w:r>
+        <w:lastRenderedPageBreak/>
+        <w:t>xslt</w:t>
+      </w:r>
+      <w:proofErr w:type="spellEnd"/>
+      <w:r>
+        <w:t xml:space="preserve">. If no dates, </w:t>
+      </w:r>
+      <w:proofErr w:type="spellStart"/>
+      <w:r>
+        <w:t>xslt</w:t>
+      </w:r>
+      <w:proofErr w:type="spellEnd"/>
+      <w:r>
+        <w:t xml:space="preserve"> will leave blank; if "(dates unknown)" put it at the end of the bio note.)</w:t>
+      </w:r>
+    </w:p>
+    <w:p>
+      <w:r>
+        <w:t xml:space="preserve">            &lt;</w:t>
+      </w:r>
+      <w:proofErr w:type="spellStart"/>
+      <w:r>
+        <w:t>bibl</w:t>
+      </w:r>
+      <w:proofErr w:type="spellEnd"/>
+      <w:r>
+        <w:t>&gt;&lt;title ref="#</w:t>
+      </w:r>
+      <w:proofErr w:type="spellStart"/>
+      <w:r>
+        <w:t>dnb</w:t>
+      </w:r>
+      <w:proofErr w:type="spellEnd"/>
+      <w:r>
+        <w:t>"&gt;DNB&lt;/title&gt;, &lt;title ref="#hp"&gt;Hist P&lt;/title&gt;&lt;/</w:t>
+      </w:r>
+      <w:proofErr w:type="spellStart"/>
+      <w:r>
+        <w:t>bibl</w:t>
+      </w:r>
+      <w:proofErr w:type="spellEnd"/>
       <w:r>
         <w:t>&gt;</w:t>
       </w:r>
-      <w:r>
-        <w:t>1825</w:t>
-      </w:r>
-      <w:r>
-        <w:t>&lt;</w:t>
-      </w:r>
-      <w:r>
-        <w:t>/</w:t>
-      </w:r>
-      <w:r>
-        <w:t>death</w:t>
-      </w:r>
-      <w:r>
-        <w:t>&gt;</w:t>
-      </w:r>
-    </w:p>
-    <w:p>
-      <w:r>
-        <w:tab/>
-        <w:t>&lt;floruit&gt;f. 1820-1830&lt;/floruit&gt;</w:t>
-      </w:r>
-    </w:p>
-    <w:p>
-      <w:pPr>
-        <w:ind w:left="1440"/>
-      </w:pPr>
-      <w:r>
-        <w:t xml:space="preserve">Can have birth, death, floruit, or none; can contain any symbols (b. </w:t>
-      </w:r>
-      <w:proofErr w:type="gramStart"/>
-      <w:r>
-        <w:t>d. ?</w:t>
-      </w:r>
-      <w:proofErr w:type="gramEnd"/>
-      <w:r>
-        <w:t xml:space="preserve"> etc.) but NO PARENTHESIS since these</w:t>
-      </w:r>
-      <w:r>
-        <w:t xml:space="preserve"> </w:t>
-      </w:r>
-      <w:r>
-        <w:t xml:space="preserve">are added </w:t>
-      </w:r>
-      <w:r>
-        <w:t xml:space="preserve">to the text when needed </w:t>
-      </w:r>
-      <w:r>
-        <w:t xml:space="preserve">by the </w:t>
-      </w:r>
-      <w:proofErr w:type="spellStart"/>
-      <w:r>
-        <w:t>xslt</w:t>
-      </w:r>
-      <w:proofErr w:type="spellEnd"/>
-      <w:r>
-        <w:t xml:space="preserve">. If no dates, </w:t>
-      </w:r>
-      <w:proofErr w:type="spellStart"/>
-      <w:r>
-        <w:t>xslt</w:t>
-      </w:r>
-      <w:proofErr w:type="spellEnd"/>
-      <w:r>
-        <w:t xml:space="preserve"> will leave blank; if "(dates unknown)" put it at the end of the bio note.)</w:t>
-      </w:r>
-    </w:p>
-    <w:p>
-      <w:r>
-        <w:t xml:space="preserve">            &lt;</w:t>
-      </w:r>
-      <w:proofErr w:type="spellStart"/>
-      <w:r>
-        <w:t>bibl</w:t>
-      </w:r>
-      <w:proofErr w:type="spellEnd"/>
-      <w:r>
-        <w:t>&gt;&lt;title ref="#</w:t>
-      </w:r>
-      <w:proofErr w:type="spellStart"/>
-      <w:r>
-        <w:t>dnb</w:t>
-      </w:r>
-      <w:proofErr w:type="spellEnd"/>
-      <w:r>
-        <w:t>"&gt;DNB&lt;/title&gt;, &lt;title ref="#hp"&gt;Hist P&lt;/title&gt;&lt;/</w:t>
-      </w:r>
-      <w:proofErr w:type="spellStart"/>
-      <w:r>
-        <w:t>bibl</w:t>
-      </w:r>
-      <w:proofErr w:type="spellEnd"/>
-      <w:r>
-        <w:t>&gt;</w:t>
-      </w:r>
-    </w:p>
-    <w:p>
-      <w:r>
-        <w:lastRenderedPageBreak/>
+    </w:p>
+    <w:p>
+      <w:r>
         <w:t xml:space="preserve">            &lt;note type="bio" target="#</w:t>
       </w:r>
       <w:proofErr w:type="spellStart"/>
@@ -1644,25 +1656,7 @@
           <w:kern w:val="0"/>
           <w:highlight w:val="white"/>
         </w:rPr>
-        <w:t>15,</w:t>
-      </w:r>
-      <w:r>
-        <w:rPr>
-          <w:rFonts w:ascii="Times New Roman" w:hAnsi="Times New Roman" w:cs="Times New Roman"/>
-          <w:color w:val="000000"/>
-          <w:kern w:val="0"/>
-          <w:highlight w:val="white"/>
-        </w:rPr>
-        <w:t xml:space="preserve"> </w:t>
-      </w:r>
-      <w:r>
-        <w:rPr>
-          <w:rFonts w:ascii="Times New Roman" w:hAnsi="Times New Roman" w:cs="Times New Roman"/>
-          <w:color w:val="000000"/>
-          <w:kern w:val="0"/>
-          <w:highlight w:val="white"/>
-        </w:rPr>
-        <w:t xml:space="preserve"> 2011</w:t>
+        <w:t>15,  2011</w:t>
       </w:r>
       <w:proofErr w:type="gramEnd"/>
       <w:r>
@@ -1728,6 +1722,7 @@
           <w:kern w:val="0"/>
           <w:highlight w:val="white"/>
         </w:rPr>
+        <w:lastRenderedPageBreak/>
         <w:t xml:space="preserve"> </w:t>
       </w:r>
       <w:r>
@@ -1755,22 +1750,21 @@
         <w:ind w:left="720"/>
       </w:pPr>
       <w:r>
-        <w:lastRenderedPageBreak/>
         <w:t>Because there is misnumbering of notes (duplicate n= “X” where X is a number) in the XML notes (I found many in Part Three when trying to transform them</w:t>
       </w:r>
       <w:r>
         <w:t>; with lots of notes, coder error is pretty difficult to avoid</w:t>
       </w:r>
       <w:r>
-        <w:t xml:space="preserve">), </w:t>
-      </w:r>
-      <w:proofErr w:type="spellStart"/>
-      <w:r>
-        <w:t xml:space="preserve">the </w:t>
-      </w:r>
-      <w:proofErr w:type="spellEnd"/>
-      <w:r>
-        <w:t xml:space="preserve">xslt ignores the note numbers that you give notes manually. </w:t>
+        <w:t xml:space="preserve">), the </w:t>
+      </w:r>
+      <w:proofErr w:type="spellStart"/>
+      <w:r>
+        <w:t>xslt</w:t>
+      </w:r>
+      <w:proofErr w:type="spellEnd"/>
+      <w:r>
+        <w:t xml:space="preserve"> ignores the note numbers that you give notes manually. </w:t>
       </w:r>
       <w:r>
         <w:t xml:space="preserve">Leaving notes unnumbered also allows moving them if need </w:t>

--- a/SoutheyLetters/For SOUTHEY MANUAL.docx
+++ b/SoutheyLetters/For SOUTHEY MANUAL.docx
@@ -41,6 +41,19 @@
     </w:p>
     <w:p/>
     <w:p>
+      <w:r>
+        <w:rPr>
+          <w:b/>
+          <w:bCs/>
+        </w:rPr>
+        <w:t>Dates</w:t>
+      </w:r>
+      <w:r>
+        <w:t>: make sure that all brackets for dates not written in the letters are place INSIDE the date tag. (I fixed southey.6.3486.1)</w:t>
+      </w:r>
+    </w:p>
+    <w:p/>
+    <w:p>
       <w:pPr>
         <w:rPr>
           <w:color w:val="000000" w:themeColor="text1"/>
@@ -550,6 +563,7 @@
         <w:ind w:left="720"/>
       </w:pPr>
       <w:r>
+        <w:lastRenderedPageBreak/>
         <w:tab/>
       </w:r>
       <w:r>
@@ -619,7 +633,6 @@
         <w:ind w:left="720"/>
       </w:pPr>
       <w:r>
-        <w:lastRenderedPageBreak/>
         <w:tab/>
       </w:r>
       <w:r>
@@ -1026,6 +1039,7 @@
     </w:p>
     <w:p>
       <w:r>
+        <w:lastRenderedPageBreak/>
         <w:tab/>
         <w:t>&lt;floruit&gt;f. 1820-1830&lt;/floruit&gt;</w:t>
       </w:r>
@@ -1059,7 +1073,6 @@
       </w:r>
       <w:proofErr w:type="spellStart"/>
       <w:r>
-        <w:lastRenderedPageBreak/>
         <w:t>xslt</w:t>
       </w:r>
       <w:proofErr w:type="spellEnd"/>
@@ -1583,6 +1596,7 @@
           <w:kern w:val="0"/>
           <w:highlight w:val="white"/>
         </w:rPr>
+        <w:lastRenderedPageBreak/>
         <w:t>&lt;p&gt;</w:t>
       </w:r>
       <w:r>
@@ -1722,7 +1736,6 @@
           <w:kern w:val="0"/>
           <w:highlight w:val="white"/>
         </w:rPr>
-        <w:lastRenderedPageBreak/>
         <w:t xml:space="preserve"> </w:t>
       </w:r>
       <w:r>

--- a/SoutheyLetters/For SOUTHEY MANUAL.docx
+++ b/SoutheyLetters/For SOUTHEY MANUAL.docx
@@ -11,6 +11,76 @@
     <w:p>
       <w:r>
         <w:rPr>
+          <w:color w:val="EE0000"/>
+        </w:rPr>
+        <w:t xml:space="preserve">! </w:t>
+      </w:r>
+      <w:proofErr w:type="gramStart"/>
+      <w:r>
+        <w:rPr>
+          <w:color w:val="EE0000"/>
+        </w:rPr>
+        <w:t>IMPORTANT !</w:t>
+      </w:r>
+      <w:proofErr w:type="gramEnd"/>
+      <w:r>
+        <w:rPr>
+          <w:color w:val="EE0000"/>
+        </w:rPr>
+        <w:t xml:space="preserve"> </w:t>
+      </w:r>
+      <w:r>
+        <w:rPr>
+          <w:color w:val="000000" w:themeColor="text1"/>
+        </w:rPr>
+        <w:t>no spaces after id in target tags</w:t>
+      </w:r>
+    </w:p>
+    <w:p/>
+    <w:p>
+      <w:r>
+        <w:t>target="</w:t>
+      </w:r>
+      <w:proofErr w:type="spellStart"/>
+      <w:r>
+        <w:t>people.html#HareJulius</w:t>
+      </w:r>
+      <w:proofErr w:type="spellEnd"/>
+      <w:r>
+        <w:t xml:space="preserve"> "</w:t>
+      </w:r>
+    </w:p>
+    <w:p/>
+    <w:p>
+      <w:r>
+        <w:t>needs to be</w:t>
+      </w:r>
+    </w:p>
+    <w:p/>
+    <w:p>
+      <w:r>
+        <w:t>target="</w:t>
+      </w:r>
+      <w:proofErr w:type="spellStart"/>
+      <w:r>
+        <w:t>people.html#HareJulius</w:t>
+      </w:r>
+      <w:proofErr w:type="spellEnd"/>
+      <w:r>
+        <w:t>"</w:t>
+      </w:r>
+    </w:p>
+    <w:p/>
+    <w:p>
+      <w:r>
+        <w:t>(The links to the people page work with the space in it, but it interferes with generating lists of all the letters written to him and all the letters in which he is mentioned.)</w:t>
+      </w:r>
+    </w:p>
+    <w:p/>
+    <w:p/>
+    <w:p>
+      <w:r>
+        <w:rPr>
           <w:b/>
           <w:bCs/>
         </w:rPr>
@@ -76,6 +146,95 @@
     </w:p>
     <w:p>
       <w:pPr>
+        <w:rPr>
+          <w:color w:val="000000" w:themeColor="text1"/>
+        </w:rPr>
+      </w:pPr>
+    </w:p>
+    <w:p>
+      <w:r>
+        <w:rPr>
+          <w:color w:val="EE0000"/>
+        </w:rPr>
+        <w:t xml:space="preserve">! </w:t>
+      </w:r>
+      <w:proofErr w:type="gramStart"/>
+      <w:r>
+        <w:rPr>
+          <w:color w:val="EE0000"/>
+        </w:rPr>
+        <w:t>IMPORTANT !</w:t>
+      </w:r>
+      <w:proofErr w:type="gramEnd"/>
+      <w:r>
+        <w:rPr>
+          <w:color w:val="EE0000"/>
+        </w:rPr>
+        <w:t xml:space="preserve"> </w:t>
+      </w:r>
+      <w:r>
+        <w:rPr>
+          <w:color w:val="000000" w:themeColor="text1"/>
+        </w:rPr>
+        <w:t>no spaces after id in target tags</w:t>
+      </w:r>
+    </w:p>
+    <w:p/>
+    <w:p>
+      <w:r>
+        <w:t>target="</w:t>
+      </w:r>
+      <w:proofErr w:type="spellStart"/>
+      <w:r>
+        <w:t>people.html#HareJulius</w:t>
+      </w:r>
+      <w:proofErr w:type="spellEnd"/>
+      <w:r>
+        <w:t xml:space="preserve"> </w:t>
+      </w:r>
+      <w:r>
+        <w:t xml:space="preserve">  </w:t>
+      </w:r>
+      <w:r>
+        <w:t>"</w:t>
+      </w:r>
+    </w:p>
+    <w:p/>
+    <w:p>
+      <w:r>
+        <w:t>needs to be</w:t>
+      </w:r>
+    </w:p>
+    <w:p/>
+    <w:p>
+      <w:r>
+        <w:t>target="</w:t>
+      </w:r>
+      <w:proofErr w:type="spellStart"/>
+      <w:r>
+        <w:t>people.html#HareJulius</w:t>
+      </w:r>
+      <w:proofErr w:type="spellEnd"/>
+      <w:r>
+        <w:t>"</w:t>
+      </w:r>
+    </w:p>
+    <w:p>
+      <w:pPr>
+        <w:rPr>
+          <w:color w:val="000000" w:themeColor="text1"/>
+        </w:rPr>
+      </w:pPr>
+    </w:p>
+    <w:p>
+      <w:pPr>
+        <w:rPr>
+          <w:color w:val="000000" w:themeColor="text1"/>
+        </w:rPr>
+      </w:pPr>
+    </w:p>
+    <w:p>
+      <w:pPr>
         <w:ind w:left="1440"/>
         <w:rPr>
           <w:color w:val="000000" w:themeColor="text1"/>
@@ -143,206 +302,227 @@
         <w:rPr>
           <w:color w:val="000000" w:themeColor="text1"/>
         </w:rPr>
-        <w:t xml:space="preserve"> in the letter – addressees are type</w:t>
-      </w:r>
-      <w:proofErr w:type="gramStart"/>
-      <w:r>
-        <w:rPr>
-          <w:color w:val="000000" w:themeColor="text1"/>
-        </w:rPr>
-        <w:t>=“</w:t>
-      </w:r>
-      <w:proofErr w:type="gramEnd"/>
-      <w:r>
-        <w:rPr>
-          <w:color w:val="000000" w:themeColor="text1"/>
-        </w:rPr>
-        <w:t>a”</w:t>
-      </w:r>
-      <w:r>
-        <w:rPr>
-          <w:color w:val="000000" w:themeColor="text1"/>
-        </w:rPr>
-        <w:t xml:space="preserve"> -</w:t>
-      </w:r>
-      <w:r>
-        <w:rPr>
-          <w:color w:val="000000" w:themeColor="text1"/>
-        </w:rPr>
-        <w:t xml:space="preserve">- </w:t>
-      </w:r>
-    </w:p>
-    <w:p>
-      <w:pPr>
-        <w:ind w:left="1440"/>
-        <w:rPr>
-          <w:color w:val="000000" w:themeColor="text1"/>
-        </w:rPr>
-      </w:pPr>
-    </w:p>
-    <w:p>
-      <w:pPr>
-        <w:ind w:left="1440"/>
-        <w:rPr>
-          <w:color w:val="000000" w:themeColor="text1"/>
-        </w:rPr>
-      </w:pPr>
-      <w:r>
-        <w:rPr>
-          <w:color w:val="000000" w:themeColor="text1"/>
-        </w:rPr>
-        <w:t>&lt;ref&gt;s for</w:t>
-      </w:r>
-      <w:r>
-        <w:rPr>
-          <w:color w:val="000000" w:themeColor="text1"/>
-        </w:rPr>
-        <w:t xml:space="preserve"> places </w:t>
-      </w:r>
-      <w:proofErr w:type="gramStart"/>
-      <w:r>
-        <w:rPr>
-          <w:color w:val="000000" w:themeColor="text1"/>
-        </w:rPr>
-        <w:t>have</w:t>
-      </w:r>
-      <w:proofErr w:type="gramEnd"/>
-      <w:r>
-        <w:rPr>
-          <w:color w:val="000000" w:themeColor="text1"/>
-        </w:rPr>
-        <w:t xml:space="preserve"> no type</w:t>
-      </w:r>
-      <w:r>
-        <w:rPr>
-          <w:color w:val="000000" w:themeColor="text1"/>
-        </w:rPr>
-        <w:t>: &lt;ref target</w:t>
-      </w:r>
-      <w:proofErr w:type="gramStart"/>
-      <w:r>
-        <w:rPr>
-          <w:color w:val="000000" w:themeColor="text1"/>
-        </w:rPr>
-        <w:t>=“</w:t>
-      </w:r>
-      <w:proofErr w:type="gramEnd"/>
-      <w:r>
-        <w:rPr>
-          <w:color w:val="000000" w:themeColor="text1"/>
-        </w:rPr>
-        <w:t>places.html#...”</w:t>
-      </w:r>
-    </w:p>
-    <w:p>
-      <w:r>
-        <w:t>(It looks like the mistake of including type</w:t>
-      </w:r>
-      <w:proofErr w:type="gramStart"/>
-      <w:r>
-        <w:t>=“</w:t>
-      </w:r>
-      <w:proofErr w:type="gramEnd"/>
-      <w:r>
-        <w:t>m” for place started with Part 6.)</w:t>
-      </w:r>
-    </w:p>
-    <w:p/>
-    <w:p>
+        <w:t xml:space="preserve"> in the letter – addressees are </w:t>
+      </w:r>
       <w:r>
         <w:rPr>
           <w:b/>
           <w:bCs/>
-        </w:rPr>
-        <w:t>Div Tags</w:t>
-      </w:r>
-      <w:r>
-        <w:t>:</w:t>
-      </w:r>
-    </w:p>
-    <w:p/>
-    <w:p>
-      <w:pPr>
-        <w:ind w:left="720"/>
-      </w:pPr>
-      <w:r>
-        <w:t xml:space="preserve">@type can be: </w:t>
-      </w:r>
-    </w:p>
-    <w:p>
-      <w:pPr>
-        <w:ind w:left="720"/>
-      </w:pPr>
-      <w:r>
-        <w:t>“</w:t>
-      </w:r>
-      <w:proofErr w:type="spellStart"/>
-      <w:r>
-        <w:t>paratext</w:t>
-      </w:r>
-      <w:proofErr w:type="spellEnd"/>
-      <w:r>
-        <w:t>” (accompanying materials written by Lynda – Chrono, letter lists, people, places)</w:t>
-      </w:r>
-    </w:p>
-    <w:p>
-      <w:pPr>
-        <w:ind w:left="720"/>
-      </w:pPr>
-      <w:r>
-        <w:t>“letter”</w:t>
-      </w:r>
-    </w:p>
-    <w:p>
-      <w:pPr>
-        <w:ind w:left="720"/>
-      </w:pPr>
-      <w:r>
-        <w:t>“introduction”</w:t>
-      </w:r>
-    </w:p>
-    <w:p>
-      <w:pPr>
-        <w:ind w:left="720"/>
-      </w:pPr>
-      <w:r>
-        <w:t>“appendix”</w:t>
-      </w:r>
-    </w:p>
-    <w:p>
-      <w:pPr>
+          <w:color w:val="000000" w:themeColor="text1"/>
+        </w:rPr>
+        <w:t>type</w:t>
+      </w:r>
+      <w:proofErr w:type="gramStart"/>
+      <w:r>
         <w:rPr>
           <w:b/>
           <w:bCs/>
-        </w:rPr>
-      </w:pPr>
-    </w:p>
-    <w:p>
+          <w:color w:val="000000" w:themeColor="text1"/>
+        </w:rPr>
+        <w:t>=“</w:t>
+      </w:r>
+      <w:proofErr w:type="gramEnd"/>
       <w:r>
         <w:rPr>
           <w:b/>
           <w:bCs/>
-        </w:rPr>
-        <w:t xml:space="preserve">Title: </w:t>
-      </w:r>
-      <w:r>
-        <w:t>Use &lt;title&gt; not &lt;term&gt;</w:t>
-      </w:r>
-    </w:p>
-    <w:p>
-      <w:pPr>
+          <w:color w:val="000000" w:themeColor="text1"/>
+        </w:rPr>
+        <w:t>a”</w:t>
+      </w:r>
+      <w:r>
+        <w:rPr>
+          <w:color w:val="000000" w:themeColor="text1"/>
+        </w:rPr>
+        <w:t xml:space="preserve"> -</w:t>
+      </w:r>
+      <w:r>
+        <w:rPr>
+          <w:color w:val="000000" w:themeColor="text1"/>
+        </w:rPr>
+        <w:t xml:space="preserve">- </w:t>
+      </w:r>
+    </w:p>
+    <w:p>
+      <w:pPr>
+        <w:ind w:left="1440"/>
+        <w:rPr>
+          <w:color w:val="000000" w:themeColor="text1"/>
+        </w:rPr>
+      </w:pPr>
+    </w:p>
+    <w:p>
+      <w:pPr>
+        <w:ind w:left="1440"/>
+        <w:rPr>
+          <w:color w:val="000000" w:themeColor="text1"/>
+        </w:rPr>
+      </w:pPr>
+      <w:r>
+        <w:rPr>
+          <w:color w:val="000000" w:themeColor="text1"/>
+        </w:rPr>
+        <w:t>&lt;ref&gt;s for</w:t>
+      </w:r>
+      <w:r>
+        <w:rPr>
+          <w:color w:val="000000" w:themeColor="text1"/>
+        </w:rPr>
+        <w:t xml:space="preserve"> places </w:t>
+      </w:r>
+      <w:proofErr w:type="gramStart"/>
+      <w:r>
+        <w:rPr>
+          <w:color w:val="000000" w:themeColor="text1"/>
+        </w:rPr>
+        <w:t>have</w:t>
+      </w:r>
+      <w:proofErr w:type="gramEnd"/>
+      <w:r>
+        <w:rPr>
+          <w:color w:val="000000" w:themeColor="text1"/>
+        </w:rPr>
+        <w:t xml:space="preserve"> no type</w:t>
+      </w:r>
+      <w:r>
+        <w:rPr>
+          <w:color w:val="000000" w:themeColor="text1"/>
+        </w:rPr>
+        <w:t>: &lt;ref target</w:t>
+      </w:r>
+      <w:proofErr w:type="gramStart"/>
+      <w:r>
+        <w:rPr>
+          <w:color w:val="000000" w:themeColor="text1"/>
+        </w:rPr>
+        <w:t>=“</w:t>
+      </w:r>
+      <w:proofErr w:type="gramEnd"/>
+      <w:r>
+        <w:rPr>
+          <w:color w:val="000000" w:themeColor="text1"/>
+        </w:rPr>
+        <w:t>places.html#...”</w:t>
+      </w:r>
+    </w:p>
+    <w:p>
+      <w:pPr>
+        <w:ind w:left="1440"/>
+        <w:rPr>
+          <w:color w:val="000000" w:themeColor="text1"/>
+        </w:rPr>
+      </w:pPr>
+    </w:p>
+    <w:p>
+      <w:r>
+        <w:t>(It looks like the mistake of including type</w:t>
+      </w:r>
+      <w:proofErr w:type="gramStart"/>
+      <w:r>
+        <w:t>=“</w:t>
+      </w:r>
+      <w:proofErr w:type="gramEnd"/>
+      <w:r>
+        <w:t>m” for place started with Part 6.)</w:t>
+      </w:r>
+    </w:p>
+    <w:p/>
+    <w:p>
+      <w:r>
         <w:rPr>
           <w:b/>
           <w:bCs/>
         </w:rPr>
-      </w:pPr>
-    </w:p>
-    <w:p>
-      <w:r>
+        <w:t>Div Tags</w:t>
+      </w:r>
+      <w:r>
+        <w:t>:</w:t>
+      </w:r>
+    </w:p>
+    <w:p/>
+    <w:p>
+      <w:pPr>
+        <w:ind w:left="720"/>
+      </w:pPr>
+      <w:r>
+        <w:t xml:space="preserve">@type can be: </w:t>
+      </w:r>
+    </w:p>
+    <w:p>
+      <w:pPr>
+        <w:ind w:left="720"/>
+      </w:pPr>
+      <w:r>
+        <w:t>“</w:t>
+      </w:r>
+      <w:proofErr w:type="spellStart"/>
+      <w:r>
+        <w:t>paratext</w:t>
+      </w:r>
+      <w:proofErr w:type="spellEnd"/>
+      <w:r>
+        <w:t>” (accompanying materials written by Lynda – Chrono, letter lists, people, places)</w:t>
+      </w:r>
+    </w:p>
+    <w:p>
+      <w:pPr>
+        <w:ind w:left="720"/>
+      </w:pPr>
+      <w:r>
+        <w:t>“letter”</w:t>
+      </w:r>
+    </w:p>
+    <w:p>
+      <w:pPr>
+        <w:ind w:left="720"/>
+      </w:pPr>
+      <w:r>
+        <w:lastRenderedPageBreak/>
+        <w:t>“introduction”</w:t>
+      </w:r>
+    </w:p>
+    <w:p>
+      <w:pPr>
+        <w:ind w:left="720"/>
+      </w:pPr>
+      <w:r>
+        <w:t>“appendix”</w:t>
+      </w:r>
+    </w:p>
+    <w:p>
+      <w:pPr>
         <w:rPr>
           <w:b/>
           <w:bCs/>
         </w:rPr>
+      </w:pPr>
+    </w:p>
+    <w:p>
+      <w:r>
+        <w:rPr>
+          <w:b/>
+          <w:bCs/>
+        </w:rPr>
+        <w:t xml:space="preserve">Title: </w:t>
+      </w:r>
+      <w:r>
+        <w:t>Use &lt;title&gt; not &lt;term&gt;</w:t>
+      </w:r>
+    </w:p>
+    <w:p>
+      <w:pPr>
+        <w:rPr>
+          <w:b/>
+          <w:bCs/>
+        </w:rPr>
+      </w:pPr>
+    </w:p>
+    <w:p>
+      <w:r>
+        <w:rPr>
+          <w:b/>
+          <w:bCs/>
+        </w:rPr>
         <w:t>Tables</w:t>
       </w:r>
       <w:r>
@@ -563,7 +743,6 @@
         <w:ind w:left="720"/>
       </w:pPr>
       <w:r>
-        <w:lastRenderedPageBreak/>
         <w:tab/>
       </w:r>
       <w:r>
@@ -790,6 +969,7 @@
     </w:p>
     <w:p>
       <w:r>
+        <w:lastRenderedPageBreak/>
         <w:tab/>
       </w:r>
       <w:r>
@@ -1039,233 +1219,233 @@
     </w:p>
     <w:p>
       <w:r>
+        <w:tab/>
+        <w:t>&lt;floruit&gt;f. 1820-1830&lt;/floruit&gt;</w:t>
+      </w:r>
+    </w:p>
+    <w:p>
+      <w:pPr>
+        <w:ind w:left="1440"/>
+      </w:pPr>
+      <w:r>
+        <w:t xml:space="preserve">Can have birth, death, floruit, or none; can contain any symbols (b. </w:t>
+      </w:r>
+      <w:proofErr w:type="gramStart"/>
+      <w:r>
+        <w:t>d. ?</w:t>
+      </w:r>
+      <w:proofErr w:type="gramEnd"/>
+      <w:r>
+        <w:t xml:space="preserve"> etc.) but NO PARENTHESIS since these</w:t>
+      </w:r>
+      <w:r>
+        <w:t xml:space="preserve"> </w:t>
+      </w:r>
+      <w:r>
+        <w:t xml:space="preserve">are added </w:t>
+      </w:r>
+      <w:r>
+        <w:t xml:space="preserve">to the text when needed </w:t>
+      </w:r>
+      <w:r>
+        <w:t xml:space="preserve">by the </w:t>
+      </w:r>
+      <w:proofErr w:type="spellStart"/>
+      <w:r>
+        <w:t>xslt</w:t>
+      </w:r>
+      <w:proofErr w:type="spellEnd"/>
+      <w:r>
+        <w:t xml:space="preserve">. If no dates, </w:t>
+      </w:r>
+      <w:proofErr w:type="spellStart"/>
+      <w:r>
+        <w:t>xslt</w:t>
+      </w:r>
+      <w:proofErr w:type="spellEnd"/>
+      <w:r>
+        <w:t xml:space="preserve"> will leave blank; if "(dates unknown)" put it at the end of the bio note.)</w:t>
+      </w:r>
+    </w:p>
+    <w:p>
+      <w:r>
+        <w:t xml:space="preserve">            &lt;</w:t>
+      </w:r>
+      <w:proofErr w:type="spellStart"/>
+      <w:r>
+        <w:t>bibl</w:t>
+      </w:r>
+      <w:proofErr w:type="spellEnd"/>
+      <w:r>
+        <w:t>&gt;&lt;title ref="#</w:t>
+      </w:r>
+      <w:proofErr w:type="spellStart"/>
+      <w:r>
+        <w:t>dnb</w:t>
+      </w:r>
+      <w:proofErr w:type="spellEnd"/>
+      <w:r>
+        <w:t>"&gt;DNB&lt;/title&gt;, &lt;title ref="#hp"&gt;Hist P&lt;/title&gt;&lt;/</w:t>
+      </w:r>
+      <w:proofErr w:type="spellStart"/>
+      <w:r>
+        <w:t>bibl</w:t>
+      </w:r>
+      <w:proofErr w:type="spellEnd"/>
+      <w:r>
+        <w:t>&gt;</w:t>
+      </w:r>
+    </w:p>
+    <w:p>
+      <w:r>
+        <w:t xml:space="preserve">            &lt;note type="bio" target="#</w:t>
+      </w:r>
+      <w:proofErr w:type="spellStart"/>
+      <w:r>
+        <w:t>AbellaManuel</w:t>
+      </w:r>
+      <w:proofErr w:type="spellEnd"/>
+      <w:r>
+        <w:t>"&gt;</w:t>
+      </w:r>
+    </w:p>
+    <w:p>
+      <w:pPr>
+        <w:ind w:left="720" w:firstLine="720"/>
+      </w:pPr>
+      <w:r>
+        <w:t>[bio here]</w:t>
+      </w:r>
+    </w:p>
+    <w:p>
+      <w:r>
+        <w:t xml:space="preserve">            &lt;/note&gt;</w:t>
+      </w:r>
+    </w:p>
+    <w:p>
+      <w:r>
+        <w:t xml:space="preserve">        &lt;/person&gt; </w:t>
+      </w:r>
+    </w:p>
+    <w:p/>
+    <w:p>
+      <w:r>
+        <w:t>Other notes: when someone is known as multiple names, use additional surnames with types ("married", "birth", "grp", "dynasty"</w:t>
+      </w:r>
+    </w:p>
+    <w:p>
+      <w:r>
+        <w:tab/>
+      </w:r>
+      <w:r>
+        <w:tab/>
+      </w:r>
+      <w:r>
+        <w:tab/>
+      </w:r>
+      <w:r>
+        <w:tab/>
+      </w:r>
+    </w:p>
+    <w:p>
+      <w:pPr>
+        <w:ind w:firstLine="720"/>
+      </w:pPr>
+      <w:r>
+        <w:t>&lt;</w:t>
+      </w:r>
+      <w:proofErr w:type="spellStart"/>
+      <w:r>
+        <w:t>addName</w:t>
+      </w:r>
+      <w:proofErr w:type="spellEnd"/>
+      <w:r>
+        <w:t>&gt;</w:t>
+      </w:r>
+    </w:p>
+    <w:p>
+      <w:pPr>
+        <w:ind w:left="1440"/>
+      </w:pPr>
+      <w:r>
+        <w:t>Use</w:t>
+      </w:r>
+      <w:r>
+        <w:t xml:space="preserve"> &lt;</w:t>
+      </w:r>
+      <w:proofErr w:type="spellStart"/>
+      <w:r>
+        <w:t>addName</w:t>
+      </w:r>
+      <w:proofErr w:type="spellEnd"/>
+      <w:r>
+        <w:t xml:space="preserve"> type="</w:t>
+      </w:r>
+      <w:proofErr w:type="spellStart"/>
+      <w:r>
+        <w:t>akaF</w:t>
+      </w:r>
+      <w:proofErr w:type="spellEnd"/>
+      <w:r>
+        <w:t>"</w:t>
+      </w:r>
+      <w:r>
+        <w:t xml:space="preserve"> (another forename), "</w:t>
+      </w:r>
+      <w:proofErr w:type="spellStart"/>
+      <w:r>
+        <w:t>akaS</w:t>
+      </w:r>
+      <w:proofErr w:type="spellEnd"/>
+      <w:r>
+        <w:t>"</w:t>
+      </w:r>
+      <w:r>
+        <w:t xml:space="preserve"> (another surname), or "nickname" (enter a value without quotation marks) or "pseud"</w:t>
+      </w:r>
+    </w:p>
+    <w:p>
+      <w:r>
+        <w:t xml:space="preserve">These go inside the </w:t>
+      </w:r>
+      <w:proofErr w:type="spellStart"/>
+      <w:r>
+        <w:t>persName</w:t>
+      </w:r>
+      <w:proofErr w:type="spellEnd"/>
+      <w:r>
+        <w:t xml:space="preserve"> tag. If someone didn't go by their first name, it appears in the &lt;forename&gt; in parentheses--&gt;</w:t>
+      </w:r>
+    </w:p>
+    <w:p>
+      <w:r>
+        <w:tab/>
+      </w:r>
+      <w:r>
+        <w:tab/>
+      </w:r>
+      <w:r>
+        <w:tab/>
+      </w:r>
+      <w:r>
+        <w:tab/>
+      </w:r>
+    </w:p>
+    <w:p>
+      <w:r>
+        <w:tab/>
+      </w:r>
+      <w:r>
+        <w:tab/>
+      </w:r>
+      <w:r>
+        <w:tab/>
+        <w:t>for Royalty,</w:t>
+      </w:r>
+    </w:p>
+    <w:p>
+      <w:r>
         <w:lastRenderedPageBreak/>
-        <w:tab/>
-        <w:t>&lt;floruit&gt;f. 1820-1830&lt;/floruit&gt;</w:t>
-      </w:r>
-    </w:p>
-    <w:p>
-      <w:pPr>
-        <w:ind w:left="1440"/>
-      </w:pPr>
-      <w:r>
-        <w:t xml:space="preserve">Can have birth, death, floruit, or none; can contain any symbols (b. </w:t>
-      </w:r>
-      <w:proofErr w:type="gramStart"/>
-      <w:r>
-        <w:t>d. ?</w:t>
-      </w:r>
-      <w:proofErr w:type="gramEnd"/>
-      <w:r>
-        <w:t xml:space="preserve"> etc.) but NO PARENTHESIS since these</w:t>
-      </w:r>
-      <w:r>
-        <w:t xml:space="preserve"> </w:t>
-      </w:r>
-      <w:r>
-        <w:t xml:space="preserve">are added </w:t>
-      </w:r>
-      <w:r>
-        <w:t xml:space="preserve">to the text when needed </w:t>
-      </w:r>
-      <w:r>
-        <w:t xml:space="preserve">by the </w:t>
-      </w:r>
-      <w:proofErr w:type="spellStart"/>
-      <w:r>
-        <w:t>xslt</w:t>
-      </w:r>
-      <w:proofErr w:type="spellEnd"/>
-      <w:r>
-        <w:t xml:space="preserve">. If no dates, </w:t>
-      </w:r>
-      <w:proofErr w:type="spellStart"/>
-      <w:r>
-        <w:t>xslt</w:t>
-      </w:r>
-      <w:proofErr w:type="spellEnd"/>
-      <w:r>
-        <w:t xml:space="preserve"> will leave blank; if "(dates unknown)" put it at the end of the bio note.)</w:t>
-      </w:r>
-    </w:p>
-    <w:p>
-      <w:r>
-        <w:t xml:space="preserve">            &lt;</w:t>
-      </w:r>
-      <w:proofErr w:type="spellStart"/>
-      <w:r>
-        <w:t>bibl</w:t>
-      </w:r>
-      <w:proofErr w:type="spellEnd"/>
-      <w:r>
-        <w:t>&gt;&lt;title ref="#</w:t>
-      </w:r>
-      <w:proofErr w:type="spellStart"/>
-      <w:r>
-        <w:t>dnb</w:t>
-      </w:r>
-      <w:proofErr w:type="spellEnd"/>
-      <w:r>
-        <w:t>"&gt;DNB&lt;/title&gt;, &lt;title ref="#hp"&gt;Hist P&lt;/title&gt;&lt;/</w:t>
-      </w:r>
-      <w:proofErr w:type="spellStart"/>
-      <w:r>
-        <w:t>bibl</w:t>
-      </w:r>
-      <w:proofErr w:type="spellEnd"/>
-      <w:r>
-        <w:t>&gt;</w:t>
-      </w:r>
-    </w:p>
-    <w:p>
-      <w:r>
-        <w:t xml:space="preserve">            &lt;note type="bio" target="#</w:t>
-      </w:r>
-      <w:proofErr w:type="spellStart"/>
-      <w:r>
-        <w:t>AbellaManuel</w:t>
-      </w:r>
-      <w:proofErr w:type="spellEnd"/>
-      <w:r>
-        <w:t>"&gt;</w:t>
-      </w:r>
-    </w:p>
-    <w:p>
-      <w:pPr>
-        <w:ind w:left="720" w:firstLine="720"/>
-      </w:pPr>
-      <w:r>
-        <w:t>[bio here]</w:t>
-      </w:r>
-    </w:p>
-    <w:p>
-      <w:r>
-        <w:t xml:space="preserve">            &lt;/note&gt;</w:t>
-      </w:r>
-    </w:p>
-    <w:p>
-      <w:r>
-        <w:t xml:space="preserve">        &lt;/person&gt; </w:t>
-      </w:r>
-    </w:p>
-    <w:p/>
-    <w:p>
-      <w:r>
-        <w:t>Other notes: when someone is known as multiple names, use additional surnames with types ("married", "birth", "grp", "dynasty"</w:t>
-      </w:r>
-    </w:p>
-    <w:p>
-      <w:r>
-        <w:tab/>
-      </w:r>
-      <w:r>
-        <w:tab/>
-      </w:r>
-      <w:r>
-        <w:tab/>
-      </w:r>
-      <w:r>
-        <w:tab/>
-      </w:r>
-    </w:p>
-    <w:p>
-      <w:pPr>
-        <w:ind w:firstLine="720"/>
-      </w:pPr>
-      <w:r>
-        <w:t>&lt;</w:t>
-      </w:r>
-      <w:proofErr w:type="spellStart"/>
-      <w:r>
-        <w:t>addName</w:t>
-      </w:r>
-      <w:proofErr w:type="spellEnd"/>
-      <w:r>
-        <w:t>&gt;</w:t>
-      </w:r>
-    </w:p>
-    <w:p>
-      <w:pPr>
-        <w:ind w:left="1440"/>
-      </w:pPr>
-      <w:r>
-        <w:t>Use</w:t>
-      </w:r>
-      <w:r>
-        <w:t xml:space="preserve"> &lt;</w:t>
-      </w:r>
-      <w:proofErr w:type="spellStart"/>
-      <w:r>
-        <w:t>addName</w:t>
-      </w:r>
-      <w:proofErr w:type="spellEnd"/>
-      <w:r>
-        <w:t xml:space="preserve"> type="</w:t>
-      </w:r>
-      <w:proofErr w:type="spellStart"/>
-      <w:r>
-        <w:t>akaF</w:t>
-      </w:r>
-      <w:proofErr w:type="spellEnd"/>
-      <w:r>
-        <w:t>"</w:t>
-      </w:r>
-      <w:r>
-        <w:t xml:space="preserve"> (another forename), "</w:t>
-      </w:r>
-      <w:proofErr w:type="spellStart"/>
-      <w:r>
-        <w:t>akaS</w:t>
-      </w:r>
-      <w:proofErr w:type="spellEnd"/>
-      <w:r>
-        <w:t>"</w:t>
-      </w:r>
-      <w:r>
-        <w:t xml:space="preserve"> (another surname), or "nickname" (enter a value without quotation marks) or "pseud"</w:t>
-      </w:r>
-    </w:p>
-    <w:p>
-      <w:r>
-        <w:t xml:space="preserve">These go inside the </w:t>
-      </w:r>
-      <w:proofErr w:type="spellStart"/>
-      <w:r>
-        <w:t>persName</w:t>
-      </w:r>
-      <w:proofErr w:type="spellEnd"/>
-      <w:r>
-        <w:t xml:space="preserve"> tag. If someone didn't go by their first name, it appears in the &lt;forename&gt; in parentheses--&gt;</w:t>
-      </w:r>
-    </w:p>
-    <w:p>
-      <w:r>
-        <w:tab/>
-      </w:r>
-      <w:r>
-        <w:tab/>
-      </w:r>
-      <w:r>
-        <w:tab/>
-      </w:r>
-      <w:r>
-        <w:tab/>
-      </w:r>
-    </w:p>
-    <w:p>
-      <w:r>
-        <w:tab/>
-      </w:r>
-      <w:r>
-        <w:tab/>
-      </w:r>
-      <w:r>
-        <w:tab/>
-        <w:t>for Royalty,</w:t>
-      </w:r>
-    </w:p>
-    <w:p>
-      <w:r>
         <w:tab/>
       </w:r>
       <w:r>
@@ -1596,7 +1776,6 @@
           <w:kern w:val="0"/>
           <w:highlight w:val="white"/>
         </w:rPr>
-        <w:lastRenderedPageBreak/>
         <w:t>&lt;p&gt;</w:t>
       </w:r>
       <w:r>

--- a/SoutheyLetters/For SOUTHEY MANUAL.docx
+++ b/SoutheyLetters/For SOUTHEY MANUAL.docx
@@ -11,6 +11,107 @@
     <w:p>
       <w:r>
         <w:rPr>
+          <w:b/>
+          <w:bCs/>
+        </w:rPr>
+        <w:t>Letter ID</w:t>
+      </w:r>
+      <w:r>
+        <w:rPr>
+          <w:b/>
+          <w:bCs/>
+        </w:rPr>
+        <w:t>NO</w:t>
+      </w:r>
+      <w:r>
+        <w:rPr>
+          <w:b/>
+          <w:bCs/>
+        </w:rPr>
+        <w:t>s</w:t>
+      </w:r>
+      <w:r>
+        <w:t xml:space="preserve">: The new system for creating letter </w:t>
+      </w:r>
+      <w:proofErr w:type="spellStart"/>
+      <w:r>
+        <w:t>id</w:t>
+      </w:r>
+      <w:r>
+        <w:t>no</w:t>
+      </w:r>
+      <w:r>
+        <w:t>s</w:t>
+      </w:r>
+      <w:proofErr w:type="spellEnd"/>
+      <w:r>
+        <w:t xml:space="preserve"> is “</w:t>
+      </w:r>
+      <w:proofErr w:type="spellStart"/>
+      <w:r>
+        <w:t>southey</w:t>
+      </w:r>
+      <w:proofErr w:type="spellEnd"/>
+      <w:r>
+        <w:t xml:space="preserve">” dot [Part # in number form, 8 </w:t>
+      </w:r>
+      <w:proofErr w:type="spellStart"/>
+      <w:r>
+        <w:t>eg</w:t>
+      </w:r>
+      <w:proofErr w:type="spellEnd"/>
+      <w:r>
+        <w:t>] dot [letter number] no spaces</w:t>
+      </w:r>
+      <w:r>
+        <w:t xml:space="preserve">. Example: southey.6.3233 </w:t>
+      </w:r>
+    </w:p>
+    <w:p/>
+    <w:p>
+      <w:r>
+        <w:rPr>
+          <w:b/>
+          <w:bCs/>
+        </w:rPr>
+        <w:t>Dates</w:t>
+      </w:r>
+      <w:r>
+        <w:t>: make sure that all brackets for dates not written in the letters are place INSIDE the date tag. (I fixed southey.6.3486.1)</w:t>
+      </w:r>
+    </w:p>
+    <w:p/>
+    <w:p>
+      <w:pPr>
+        <w:rPr>
+          <w:color w:val="000000" w:themeColor="text1"/>
+        </w:rPr>
+      </w:pPr>
+      <w:r>
+        <w:rPr>
+          <w:b/>
+          <w:bCs/>
+          <w:color w:val="000000" w:themeColor="text1"/>
+        </w:rPr>
+        <w:t>Ref Tags</w:t>
+      </w:r>
+      <w:r>
+        <w:rPr>
+          <w:color w:val="000000" w:themeColor="text1"/>
+        </w:rPr>
+        <w:t>:</w:t>
+      </w:r>
+    </w:p>
+    <w:p>
+      <w:pPr>
+        <w:rPr>
+          <w:color w:val="000000" w:themeColor="text1"/>
+        </w:rPr>
+      </w:pPr>
+    </w:p>
+    <w:p>
+      <w:r>
+        <w:rPr>
           <w:color w:val="EE0000"/>
         </w:rPr>
         <w:t xml:space="preserve">! </w:t>
@@ -47,7 +148,7 @@
       </w:r>
       <w:proofErr w:type="spellEnd"/>
       <w:r>
-        <w:t xml:space="preserve"> "</w:t>
+        <w:t xml:space="preserve">   "</w:t>
       </w:r>
     </w:p>
     <w:p/>
@@ -70,626 +171,1411 @@
         <w:t>"</w:t>
       </w:r>
     </w:p>
+    <w:p>
+      <w:pPr>
+        <w:rPr>
+          <w:color w:val="000000" w:themeColor="text1"/>
+        </w:rPr>
+      </w:pPr>
+    </w:p>
+    <w:p>
+      <w:pPr>
+        <w:rPr>
+          <w:color w:val="000000" w:themeColor="text1"/>
+        </w:rPr>
+      </w:pPr>
+    </w:p>
+    <w:p>
+      <w:pPr>
+        <w:ind w:left="1440"/>
+        <w:rPr>
+          <w:color w:val="000000" w:themeColor="text1"/>
+        </w:rPr>
+      </w:pPr>
+      <w:r>
+        <w:rPr>
+          <w:color w:val="000000" w:themeColor="text1"/>
+        </w:rPr>
+        <w:t>&lt;ref type</w:t>
+      </w:r>
+      <w:proofErr w:type="gramStart"/>
+      <w:r>
+        <w:rPr>
+          <w:color w:val="000000" w:themeColor="text1"/>
+        </w:rPr>
+        <w:t>=“</w:t>
+      </w:r>
+      <w:proofErr w:type="gramEnd"/>
+      <w:r>
+        <w:rPr>
+          <w:color w:val="000000" w:themeColor="text1"/>
+        </w:rPr>
+        <w:t>m” target</w:t>
+      </w:r>
+      <w:proofErr w:type="gramStart"/>
+      <w:r>
+        <w:rPr>
+          <w:color w:val="000000" w:themeColor="text1"/>
+        </w:rPr>
+        <w:t>=“</w:t>
+      </w:r>
+      <w:proofErr w:type="gramEnd"/>
+      <w:r>
+        <w:rPr>
+          <w:color w:val="000000" w:themeColor="text1"/>
+        </w:rPr>
+        <w:t xml:space="preserve">…&gt; is </w:t>
+      </w:r>
+      <w:r>
+        <w:rPr>
+          <w:color w:val="000000" w:themeColor="text1"/>
+        </w:rPr>
+        <w:t>only for people</w:t>
+      </w:r>
+      <w:r>
+        <w:rPr>
+          <w:color w:val="000000" w:themeColor="text1"/>
+        </w:rPr>
+        <w:t xml:space="preserve"> </w:t>
+      </w:r>
+      <w:r>
+        <w:rPr>
+          <w:color w:val="000000" w:themeColor="text1"/>
+        </w:rPr>
+        <w:t>who are M</w:t>
+      </w:r>
+      <w:r>
+        <w:rPr>
+          <w:color w:val="000000" w:themeColor="text1"/>
+        </w:rPr>
+        <w:t>entioned</w:t>
+      </w:r>
+      <w:r>
+        <w:rPr>
+          <w:color w:val="000000" w:themeColor="text1"/>
+        </w:rPr>
+        <w:t xml:space="preserve"> in the letter – </w:t>
+      </w:r>
+    </w:p>
+    <w:p>
+      <w:pPr>
+        <w:ind w:left="1440"/>
+        <w:rPr>
+          <w:color w:val="000000" w:themeColor="text1"/>
+        </w:rPr>
+      </w:pPr>
+    </w:p>
+    <w:p>
+      <w:pPr>
+        <w:ind w:left="1440"/>
+        <w:rPr>
+          <w:color w:val="000000" w:themeColor="text1"/>
+        </w:rPr>
+      </w:pPr>
+      <w:r>
+        <w:rPr>
+          <w:color w:val="000000" w:themeColor="text1"/>
+        </w:rPr>
+        <w:t xml:space="preserve">addressees are </w:t>
+      </w:r>
+      <w:r>
+        <w:rPr>
+          <w:b/>
+          <w:bCs/>
+          <w:color w:val="000000" w:themeColor="text1"/>
+        </w:rPr>
+        <w:t>type</w:t>
+      </w:r>
+      <w:proofErr w:type="gramStart"/>
+      <w:r>
+        <w:rPr>
+          <w:b/>
+          <w:bCs/>
+          <w:color w:val="000000" w:themeColor="text1"/>
+        </w:rPr>
+        <w:t>=“</w:t>
+      </w:r>
+      <w:proofErr w:type="gramEnd"/>
+      <w:r>
+        <w:rPr>
+          <w:b/>
+          <w:bCs/>
+          <w:color w:val="000000" w:themeColor="text1"/>
+        </w:rPr>
+        <w:t>a”</w:t>
+      </w:r>
+      <w:r>
+        <w:rPr>
+          <w:color w:val="000000" w:themeColor="text1"/>
+        </w:rPr>
+        <w:t xml:space="preserve"> -</w:t>
+      </w:r>
+      <w:r>
+        <w:rPr>
+          <w:color w:val="000000" w:themeColor="text1"/>
+        </w:rPr>
+        <w:t xml:space="preserve">- </w:t>
+      </w:r>
+    </w:p>
+    <w:p>
+      <w:pPr>
+        <w:ind w:left="1440"/>
+        <w:rPr>
+          <w:color w:val="000000" w:themeColor="text1"/>
+        </w:rPr>
+      </w:pPr>
+    </w:p>
+    <w:p>
+      <w:pPr>
+        <w:ind w:left="1440"/>
+        <w:rPr>
+          <w:color w:val="000000" w:themeColor="text1"/>
+        </w:rPr>
+      </w:pPr>
+      <w:r>
+        <w:rPr>
+          <w:color w:val="000000" w:themeColor="text1"/>
+        </w:rPr>
+        <w:t>&lt;ref&gt;s for</w:t>
+      </w:r>
+      <w:r>
+        <w:rPr>
+          <w:color w:val="000000" w:themeColor="text1"/>
+        </w:rPr>
+        <w:t xml:space="preserve"> places </w:t>
+      </w:r>
+      <w:proofErr w:type="gramStart"/>
+      <w:r>
+        <w:rPr>
+          <w:color w:val="000000" w:themeColor="text1"/>
+        </w:rPr>
+        <w:t>have</w:t>
+      </w:r>
+      <w:proofErr w:type="gramEnd"/>
+      <w:r>
+        <w:rPr>
+          <w:color w:val="000000" w:themeColor="text1"/>
+        </w:rPr>
+        <w:t xml:space="preserve"> </w:t>
+      </w:r>
+      <w:r>
+        <w:rPr>
+          <w:color w:val="000000" w:themeColor="text1"/>
+        </w:rPr>
+        <w:t>NO</w:t>
+      </w:r>
+      <w:r>
+        <w:rPr>
+          <w:color w:val="000000" w:themeColor="text1"/>
+        </w:rPr>
+        <w:t xml:space="preserve"> </w:t>
+      </w:r>
+      <w:proofErr w:type="gramStart"/>
+      <w:r>
+        <w:rPr>
+          <w:color w:val="000000" w:themeColor="text1"/>
+        </w:rPr>
+        <w:t>type</w:t>
+      </w:r>
+      <w:proofErr w:type="gramEnd"/>
+      <w:r>
+        <w:rPr>
+          <w:color w:val="000000" w:themeColor="text1"/>
+        </w:rPr>
+        <w:t xml:space="preserve"> attribute, just the target</w:t>
+      </w:r>
+      <w:r>
+        <w:rPr>
+          <w:color w:val="000000" w:themeColor="text1"/>
+        </w:rPr>
+        <w:t>: &lt;ref target</w:t>
+      </w:r>
+      <w:proofErr w:type="gramStart"/>
+      <w:r>
+        <w:rPr>
+          <w:color w:val="000000" w:themeColor="text1"/>
+        </w:rPr>
+        <w:t>=“</w:t>
+      </w:r>
+      <w:proofErr w:type="gramEnd"/>
+      <w:r>
+        <w:rPr>
+          <w:color w:val="000000" w:themeColor="text1"/>
+        </w:rPr>
+        <w:t>places.html#...”</w:t>
+      </w:r>
+    </w:p>
+    <w:p>
+      <w:pPr>
+        <w:ind w:left="1440"/>
+        <w:rPr>
+          <w:color w:val="000000" w:themeColor="text1"/>
+        </w:rPr>
+      </w:pPr>
+    </w:p>
+    <w:p>
+      <w:r>
+        <w:t>(It looks like the mistake of including type</w:t>
+      </w:r>
+      <w:proofErr w:type="gramStart"/>
+      <w:r>
+        <w:t>=“</w:t>
+      </w:r>
+      <w:proofErr w:type="gramEnd"/>
+      <w:r>
+        <w:t>m” for place started with Part 6.)</w:t>
+      </w:r>
+    </w:p>
     <w:p/>
     <w:p>
       <w:r>
-        <w:t>(The links to the people page work with the space in it, but it interferes with generating lists of all the letters written to him and all the letters in which he is mentioned.)</w:t>
+        <w:t xml:space="preserve">When addressee is “[Unknown Correspondent]”, </w:t>
+      </w:r>
+    </w:p>
+    <w:p/>
+    <w:p>
+      <w:pPr>
+        <w:shd w:val="clear" w:color="auto" w:fill="FFFFFF"/>
+        <w:autoSpaceDE w:val="0"/>
+        <w:autoSpaceDN w:val="0"/>
+        <w:adjustRightInd w:val="0"/>
+        <w:rPr>
+          <w:rFonts w:ascii="Times New Roman" w:hAnsi="Times New Roman" w:cs="Times New Roman"/>
+          <w:kern w:val="0"/>
+          <w:highlight w:val="white"/>
+        </w:rPr>
+      </w:pPr>
+      <w:r>
+        <w:rPr>
+          <w:rFonts w:ascii="Times New Roman" w:hAnsi="Times New Roman" w:cs="Times New Roman"/>
+          <w:color w:val="000096"/>
+          <w:kern w:val="0"/>
+          <w:highlight w:val="white"/>
+        </w:rPr>
+        <w:t>&lt;ref</w:t>
+      </w:r>
+      <w:r>
+        <w:rPr>
+          <w:rFonts w:ascii="Times New Roman" w:hAnsi="Times New Roman" w:cs="Times New Roman"/>
+          <w:color w:val="F5844C"/>
+          <w:kern w:val="0"/>
+          <w:highlight w:val="white"/>
+        </w:rPr>
+        <w:t xml:space="preserve"> type</w:t>
+      </w:r>
+      <w:r>
+        <w:rPr>
+          <w:rFonts w:ascii="Times New Roman" w:hAnsi="Times New Roman" w:cs="Times New Roman"/>
+          <w:color w:val="FF8040"/>
+          <w:kern w:val="0"/>
+          <w:highlight w:val="white"/>
+        </w:rPr>
+        <w:t>=</w:t>
+      </w:r>
+      <w:r>
+        <w:rPr>
+          <w:rFonts w:ascii="Times New Roman" w:hAnsi="Times New Roman" w:cs="Times New Roman"/>
+          <w:color w:val="993300"/>
+          <w:kern w:val="0"/>
+          <w:highlight w:val="white"/>
+        </w:rPr>
+        <w:t>"a"</w:t>
+      </w:r>
+      <w:r>
+        <w:rPr>
+          <w:rFonts w:ascii="Times New Roman" w:hAnsi="Times New Roman" w:cs="Times New Roman"/>
+          <w:color w:val="F5844C"/>
+          <w:kern w:val="0"/>
+          <w:highlight w:val="white"/>
+        </w:rPr>
+        <w:t xml:space="preserve"> target</w:t>
+      </w:r>
+      <w:r>
+        <w:rPr>
+          <w:rFonts w:ascii="Times New Roman" w:hAnsi="Times New Roman" w:cs="Times New Roman"/>
+          <w:color w:val="FF8040"/>
+          <w:kern w:val="0"/>
+          <w:highlight w:val="white"/>
+        </w:rPr>
+        <w:t>=</w:t>
+      </w:r>
+      <w:r>
+        <w:rPr>
+          <w:rFonts w:ascii="Times New Roman" w:hAnsi="Times New Roman" w:cs="Times New Roman"/>
+          <w:color w:val="993300"/>
+          <w:kern w:val="0"/>
+          <w:highlight w:val="white"/>
+        </w:rPr>
+        <w:t>"</w:t>
+      </w:r>
+      <w:proofErr w:type="spellStart"/>
+      <w:r>
+        <w:rPr>
+          <w:rFonts w:ascii="Times New Roman" w:hAnsi="Times New Roman" w:cs="Times New Roman"/>
+          <w:color w:val="993300"/>
+          <w:kern w:val="0"/>
+          <w:highlight w:val="white"/>
+        </w:rPr>
+        <w:t>corresp.html#unknown</w:t>
+      </w:r>
+      <w:proofErr w:type="spellEnd"/>
+      <w:r>
+        <w:rPr>
+          <w:rFonts w:ascii="Times New Roman" w:hAnsi="Times New Roman" w:cs="Times New Roman"/>
+          <w:color w:val="993300"/>
+          <w:kern w:val="0"/>
+          <w:highlight w:val="white"/>
+        </w:rPr>
+        <w:t>"</w:t>
+      </w:r>
+      <w:proofErr w:type="gramStart"/>
+      <w:r>
+        <w:rPr>
+          <w:rFonts w:ascii="Times New Roman" w:hAnsi="Times New Roman" w:cs="Times New Roman"/>
+          <w:color w:val="000096"/>
+          <w:kern w:val="0"/>
+          <w:highlight w:val="white"/>
+        </w:rPr>
+        <w:t>&gt;</w:t>
+      </w:r>
+      <w:r>
+        <w:rPr>
+          <w:rFonts w:ascii="Times New Roman" w:hAnsi="Times New Roman" w:cs="Times New Roman"/>
+          <w:color w:val="000000"/>
+          <w:kern w:val="0"/>
+          <w:highlight w:val="white"/>
+        </w:rPr>
+        <w:t>[</w:t>
+      </w:r>
+      <w:proofErr w:type="gramEnd"/>
+      <w:r>
+        <w:rPr>
+          <w:rFonts w:ascii="Times New Roman" w:hAnsi="Times New Roman" w:cs="Times New Roman"/>
+          <w:color w:val="000000"/>
+          <w:kern w:val="0"/>
+          <w:highlight w:val="white"/>
+        </w:rPr>
+        <w:t xml:space="preserve">Unknown </w:t>
+      </w:r>
+      <w:proofErr w:type="gramStart"/>
+      <w:r>
+        <w:rPr>
+          <w:rFonts w:ascii="Times New Roman" w:hAnsi="Times New Roman" w:cs="Times New Roman"/>
+          <w:color w:val="000000"/>
+          <w:kern w:val="0"/>
+          <w:highlight w:val="white"/>
+        </w:rPr>
+        <w:t>Correspondent]</w:t>
+      </w:r>
+      <w:r>
+        <w:rPr>
+          <w:rFonts w:ascii="Times New Roman" w:hAnsi="Times New Roman" w:cs="Times New Roman"/>
+          <w:color w:val="000096"/>
+          <w:kern w:val="0"/>
+          <w:highlight w:val="white"/>
+        </w:rPr>
+        <w:t>&lt;</w:t>
+      </w:r>
+      <w:proofErr w:type="gramEnd"/>
+      <w:r>
+        <w:rPr>
+          <w:rFonts w:ascii="Times New Roman" w:hAnsi="Times New Roman" w:cs="Times New Roman"/>
+          <w:color w:val="000096"/>
+          <w:kern w:val="0"/>
+          <w:highlight w:val="white"/>
+        </w:rPr>
+        <w:t>/ref&gt;</w:t>
+      </w:r>
+    </w:p>
+    <w:p>
+      <w:r>
+        <w:t>(</w:t>
+      </w:r>
+      <w:proofErr w:type="gramStart"/>
+      <w:r>
+        <w:t>then</w:t>
+      </w:r>
+      <w:proofErr w:type="gramEnd"/>
+      <w:r>
+        <w:t xml:space="preserve"> manually add </w:t>
+      </w:r>
+      <w:r>
+        <w:t xml:space="preserve">the letter with link </w:t>
+      </w:r>
+      <w:r>
+        <w:t>to the correspondents list, corresp.xml</w:t>
+      </w:r>
+      <w:r>
+        <w:t>, per the example already there.)</w:t>
+      </w:r>
+    </w:p>
+    <w:p/>
+    <w:p>
+      <w:r>
+        <w:rPr>
+          <w:b/>
+          <w:bCs/>
+        </w:rPr>
+        <w:t>Div Tags</w:t>
+      </w:r>
+      <w:r>
+        <w:t>:</w:t>
+      </w:r>
+    </w:p>
+    <w:p/>
+    <w:p>
+      <w:pPr>
+        <w:ind w:left="720"/>
+      </w:pPr>
+      <w:r>
+        <w:t xml:space="preserve">@type can be: </w:t>
+      </w:r>
+    </w:p>
+    <w:p>
+      <w:pPr>
+        <w:ind w:left="720"/>
+      </w:pPr>
+      <w:r>
+        <w:t>“</w:t>
+      </w:r>
+      <w:proofErr w:type="spellStart"/>
+      <w:r>
+        <w:t>paratext</w:t>
+      </w:r>
+      <w:proofErr w:type="spellEnd"/>
+      <w:r>
+        <w:t>” (accompanying materials written by Lynda – Chrono, letter lists, people, places)</w:t>
+      </w:r>
+    </w:p>
+    <w:p>
+      <w:pPr>
+        <w:ind w:left="720"/>
+      </w:pPr>
+      <w:r>
+        <w:t>“letter”</w:t>
+      </w:r>
+    </w:p>
+    <w:p>
+      <w:pPr>
+        <w:ind w:left="720"/>
+      </w:pPr>
+      <w:r>
+        <w:t>“introduction”</w:t>
+      </w:r>
+    </w:p>
+    <w:p>
+      <w:pPr>
+        <w:ind w:left="720"/>
+      </w:pPr>
+      <w:r>
+        <w:t>“appendix”</w:t>
+      </w:r>
+    </w:p>
+    <w:p>
+      <w:pPr>
+        <w:rPr>
+          <w:b/>
+          <w:bCs/>
+        </w:rPr>
+      </w:pPr>
+    </w:p>
+    <w:p>
+      <w:r>
+        <w:rPr>
+          <w:b/>
+          <w:bCs/>
+        </w:rPr>
+        <w:t xml:space="preserve">Title: </w:t>
+      </w:r>
+      <w:r>
+        <w:t>Use &lt;title&gt; not &lt;term&gt;</w:t>
+      </w:r>
+    </w:p>
+    <w:p>
+      <w:pPr>
+        <w:rPr>
+          <w:b/>
+          <w:bCs/>
+        </w:rPr>
+      </w:pPr>
+    </w:p>
+    <w:p>
+      <w:r>
+        <w:rPr>
+          <w:b/>
+          <w:bCs/>
+        </w:rPr>
+        <w:t>Tables</w:t>
+      </w:r>
+      <w:r>
+        <w:t>:</w:t>
+      </w:r>
+    </w:p>
+    <w:p/>
+    <w:p>
+      <w:r>
+        <w:t>Use</w:t>
+      </w:r>
+      <w:r>
+        <w:t xml:space="preserve"> rend</w:t>
+      </w:r>
+      <w:r>
+        <w:t>i</w:t>
+      </w:r>
+      <w:r>
+        <w:t>tion, and list the widths using "</w:t>
+      </w:r>
+      <w:proofErr w:type="spellStart"/>
+      <w:r>
+        <w:t>px</w:t>
+      </w:r>
+      <w:proofErr w:type="spellEnd"/>
+      <w:r>
+        <w:t>"</w:t>
+      </w:r>
+      <w:r>
+        <w:t xml:space="preserve"> (pixels)</w:t>
+      </w:r>
+      <w:r>
+        <w:t xml:space="preserve"> in &lt;</w:t>
+      </w:r>
+      <w:proofErr w:type="spellStart"/>
+      <w:r>
+        <w:t>tagsDecl</w:t>
+      </w:r>
+      <w:proofErr w:type="spellEnd"/>
+      <w:r>
+        <w:t>&gt; under &lt;</w:t>
+      </w:r>
+      <w:proofErr w:type="spellStart"/>
+      <w:r>
+        <w:t>encodingDesc</w:t>
+      </w:r>
+      <w:proofErr w:type="spellEnd"/>
+      <w:r>
+        <w:t>&gt;:</w:t>
       </w:r>
     </w:p>
     <w:p/>
     <w:p/>
     <w:p>
+      <w:pPr>
+        <w:ind w:left="720"/>
+      </w:pPr>
+      <w:r>
+        <w:t>&lt;table rendition=#</w:t>
+      </w:r>
+      <w:proofErr w:type="gramStart"/>
+      <w:r>
+        <w:t>tbl[</w:t>
+      </w:r>
+      <w:proofErr w:type="gramEnd"/>
+      <w:r>
+        <w:t>letter number without part number]&gt;</w:t>
+      </w:r>
+    </w:p>
+    <w:p>
+      <w:pPr>
+        <w:ind w:left="720"/>
+      </w:pPr>
+      <w:r>
+        <w:tab/>
+        <w:t>&lt;row&gt;</w:t>
+      </w:r>
+    </w:p>
+    <w:p>
+      <w:pPr>
+        <w:ind w:left="720"/>
+      </w:pPr>
+      <w:r>
+        <w:tab/>
+      </w:r>
+      <w:r>
+        <w:tab/>
+        <w:t>&lt;cell rendition="#cell1"&gt;&lt;/cell&gt;</w:t>
+      </w:r>
+    </w:p>
+    <w:p>
+      <w:pPr>
+        <w:ind w:left="720"/>
+      </w:pPr>
+      <w:r>
+        <w:tab/>
+      </w:r>
+      <w:r>
+        <w:tab/>
+        <w:t>&lt;cell rendition="#cell2"&gt;&lt;/cell&gt;</w:t>
+      </w:r>
+    </w:p>
+    <w:p>
+      <w:pPr>
+        <w:ind w:left="720"/>
+      </w:pPr>
+      <w:r>
+        <w:tab/>
+        <w:t>&lt;/row&gt;</w:t>
+      </w:r>
+    </w:p>
+    <w:p>
+      <w:pPr>
+        <w:ind w:left="720"/>
+      </w:pPr>
+      <w:r>
+        <w:tab/>
+        <w:t>&lt;row&gt;</w:t>
+      </w:r>
+    </w:p>
+    <w:p>
+      <w:pPr>
+        <w:ind w:left="720"/>
+      </w:pPr>
+      <w:r>
+        <w:tab/>
+      </w:r>
+      <w:r>
+        <w:tab/>
+        <w:t>&lt;cell rendition="#cell1"&gt;&lt;/cell&gt;</w:t>
+      </w:r>
+    </w:p>
+    <w:p>
+      <w:pPr>
+        <w:ind w:left="720"/>
+      </w:pPr>
+      <w:r>
+        <w:tab/>
+      </w:r>
+      <w:r>
+        <w:tab/>
+        <w:t>&lt;cell rendition="#cell2"&gt;&lt;/cell&gt;</w:t>
+      </w:r>
+    </w:p>
+    <w:p>
+      <w:pPr>
+        <w:ind w:left="720"/>
+      </w:pPr>
+      <w:r>
+        <w:t>&lt;/table&gt;</w:t>
+      </w:r>
+    </w:p>
+    <w:p>
+      <w:pPr>
+        <w:ind w:left="720"/>
+      </w:pPr>
+    </w:p>
+    <w:p>
+      <w:pPr>
+        <w:ind w:left="720"/>
+      </w:pPr>
+      <w:r>
+        <w:t>&lt;</w:t>
+      </w:r>
+      <w:proofErr w:type="spellStart"/>
+      <w:r>
+        <w:t>encodingDesc</w:t>
+      </w:r>
+      <w:proofErr w:type="spellEnd"/>
+      <w:r>
+        <w:t>&gt;</w:t>
+      </w:r>
+    </w:p>
+    <w:p>
+      <w:pPr>
+        <w:ind w:left="720"/>
+      </w:pPr>
+      <w:r>
+        <w:tab/>
+        <w:t>&lt;</w:t>
+      </w:r>
+      <w:proofErr w:type="spellStart"/>
+      <w:r>
+        <w:t>editorialDecl</w:t>
+      </w:r>
+      <w:proofErr w:type="spellEnd"/>
+      <w:r>
+        <w:t>&gt;&lt;/</w:t>
+      </w:r>
+      <w:proofErr w:type="spellStart"/>
+      <w:r>
+        <w:t>editorialDecl</w:t>
+      </w:r>
+      <w:proofErr w:type="spellEnd"/>
+      <w:r>
+        <w:t>&gt;</w:t>
+      </w:r>
+    </w:p>
+    <w:p>
+      <w:pPr>
+        <w:ind w:left="720"/>
+      </w:pPr>
+      <w:r>
+        <w:tab/>
+        <w:t>&lt;</w:t>
+      </w:r>
+      <w:proofErr w:type="spellStart"/>
+      <w:r>
+        <w:t>tagsDecl</w:t>
+      </w:r>
+      <w:proofErr w:type="spellEnd"/>
+      <w:r>
+        <w:t>&gt;</w:t>
+      </w:r>
+    </w:p>
+    <w:p>
+      <w:pPr>
+        <w:ind w:left="720"/>
+      </w:pPr>
+      <w:r>
+        <w:tab/>
+      </w:r>
+      <w:r>
+        <w:tab/>
+        <w:t xml:space="preserve">&lt;rendition </w:t>
+      </w:r>
+      <w:proofErr w:type="spellStart"/>
+      <w:r>
+        <w:t>xml:id</w:t>
+      </w:r>
+      <w:proofErr w:type="spellEnd"/>
+      <w:r>
+        <w:t>="</w:t>
+      </w:r>
+      <w:proofErr w:type="spellStart"/>
+      <w:proofErr w:type="gramStart"/>
+      <w:r>
+        <w:t>tbl</w:t>
+      </w:r>
+      <w:proofErr w:type="spellEnd"/>
+      <w:r>
+        <w:t>[</w:t>
+      </w:r>
+      <w:proofErr w:type="gramEnd"/>
+      <w:r>
+        <w:t>letter number without part number]" scheme="</w:t>
+      </w:r>
+      <w:proofErr w:type="spellStart"/>
+      <w:r>
+        <w:t>css</w:t>
+      </w:r>
+      <w:proofErr w:type="spellEnd"/>
+      <w:r>
+        <w:t>"&gt;width: 740px; border: none;&lt;/rendition&gt;</w:t>
+      </w:r>
+    </w:p>
+    <w:p>
+      <w:pPr>
+        <w:ind w:left="720"/>
+      </w:pPr>
+      <w:r>
+        <w:tab/>
+      </w:r>
+      <w:r>
+        <w:tab/>
+        <w:t xml:space="preserve">&lt;rendition </w:t>
+      </w:r>
+      <w:proofErr w:type="spellStart"/>
+      <w:r>
+        <w:t>xml:id</w:t>
+      </w:r>
+      <w:proofErr w:type="spellEnd"/>
+      <w:r>
+        <w:t>="cell1" scheme="</w:t>
+      </w:r>
+      <w:proofErr w:type="spellStart"/>
+      <w:r>
+        <w:t>css</w:t>
+      </w:r>
+      <w:proofErr w:type="spellEnd"/>
+      <w:r>
+        <w:t>"&gt;width: 370px;&lt;/rendition&gt;</w:t>
+      </w:r>
+    </w:p>
+    <w:p>
+      <w:pPr>
+        <w:ind w:left="720"/>
+      </w:pPr>
+      <w:r>
+        <w:tab/>
+      </w:r>
+      <w:r>
+        <w:tab/>
+        <w:t xml:space="preserve">&lt;rendition </w:t>
+      </w:r>
+      <w:proofErr w:type="spellStart"/>
+      <w:r>
+        <w:t>xml:id</w:t>
+      </w:r>
+      <w:proofErr w:type="spellEnd"/>
+      <w:r>
+        <w:t>="cell2" scheme="</w:t>
+      </w:r>
+      <w:proofErr w:type="spellStart"/>
+      <w:r>
+        <w:t>css</w:t>
+      </w:r>
+      <w:proofErr w:type="spellEnd"/>
+      <w:r>
+        <w:t>"&gt;width: 370px;&lt;/rendition&gt;</w:t>
+      </w:r>
+    </w:p>
+    <w:p>
+      <w:pPr>
+        <w:ind w:left="720"/>
+      </w:pPr>
+      <w:r>
+        <w:tab/>
+        <w:t>&lt;/</w:t>
+      </w:r>
+      <w:proofErr w:type="spellStart"/>
+      <w:r>
+        <w:t>tagsDecl</w:t>
+      </w:r>
+      <w:proofErr w:type="spellEnd"/>
+      <w:r>
+        <w:t>&gt;</w:t>
+      </w:r>
+    </w:p>
+    <w:p>
+      <w:pPr>
+        <w:ind w:left="720"/>
+      </w:pPr>
+      <w:r>
+        <w:tab/>
+        <w:t>&lt;</w:t>
+      </w:r>
+    </w:p>
+    <w:p>
+      <w:pPr>
+        <w:ind w:left="720"/>
+      </w:pPr>
+    </w:p>
+    <w:p/>
+    <w:p>
+      <w:r>
+        <w:t xml:space="preserve">EXAMPLES: </w:t>
+      </w:r>
+      <w:r>
+        <w:t xml:space="preserve">chrono, </w:t>
+      </w:r>
+      <w:r>
+        <w:t xml:space="preserve">southey.6.3699.xml, southey.1.134.xml, southey.3.1721.xml (see </w:t>
+      </w:r>
+      <w:proofErr w:type="spellStart"/>
+      <w:r>
+        <w:t>docsWtables</w:t>
+      </w:r>
+      <w:proofErr w:type="spellEnd"/>
+      <w:r>
+        <w:t xml:space="preserve"> folder for a list of all of them so far)</w:t>
+      </w:r>
+    </w:p>
+    <w:p/>
+    <w:p>
+      <w:r>
+        <w:t>------------------------------------------------------------------------------------------------------------------</w:t>
+      </w:r>
+    </w:p>
+    <w:p>
+      <w:r>
+        <w:t>------------------------------------------------------------------------------------------------------------------</w:t>
+      </w:r>
+    </w:p>
+    <w:p/>
+    <w:p/>
+    <w:p>
       <w:r>
         <w:rPr>
           <w:b/>
           <w:bCs/>
         </w:rPr>
-        <w:t>Letter IDs</w:t>
-      </w:r>
-      <w:r>
-        <w:t>: The new system for creating letter ids is “</w:t>
-      </w:r>
-      <w:proofErr w:type="spellStart"/>
-      <w:r>
-        <w:t>southey</w:t>
-      </w:r>
-      <w:proofErr w:type="spellEnd"/>
-      <w:r>
-        <w:t xml:space="preserve">” dot [Part # in number form, 8 </w:t>
-      </w:r>
-      <w:proofErr w:type="spellStart"/>
-      <w:r>
-        <w:t>eg</w:t>
-      </w:r>
-      <w:proofErr w:type="spellEnd"/>
-      <w:r>
-        <w:t>] dot [letter number] no spaces</w:t>
-      </w:r>
-      <w:r>
-        <w:t xml:space="preserve">. Example: southey.6.3233 </w:t>
+        <w:t>People List</w:t>
+      </w:r>
+      <w:r>
+        <w:t>:</w:t>
       </w:r>
     </w:p>
     <w:p/>
     <w:p>
-      <w:r>
-        <w:rPr>
-          <w:b/>
-          <w:bCs/>
-        </w:rPr>
-        <w:t>Dates</w:t>
-      </w:r>
-      <w:r>
-        <w:t>: make sure that all brackets for dates not written in the letters are place INSIDE the date tag. (I fixed southey.6.3486.1)</w:t>
+      <w:proofErr w:type="spellStart"/>
+      <w:r>
+        <w:t>addName</w:t>
+      </w:r>
+      <w:proofErr w:type="spellEnd"/>
+      <w:r>
+        <w:t xml:space="preserve"> </w:t>
+      </w:r>
+      <w:r>
+        <w:t>attributes and values:</w:t>
+      </w:r>
+    </w:p>
+    <w:p>
+      <w:pPr>
+        <w:ind w:left="720" w:firstLine="720"/>
+      </w:pPr>
+      <w:r>
+        <w:t xml:space="preserve">type = </w:t>
+      </w:r>
+      <w:proofErr w:type="spellStart"/>
+      <w:r>
+        <w:t>akaS</w:t>
+      </w:r>
+      <w:proofErr w:type="spellEnd"/>
+      <w:r>
+        <w:t xml:space="preserve"> (additional surname)</w:t>
+      </w:r>
+    </w:p>
+    <w:p>
+      <w:r>
+        <w:tab/>
+      </w:r>
+      <w:r>
+        <w:tab/>
+        <w:t>type = nickname</w:t>
+      </w:r>
+    </w:p>
+    <w:p>
+      <w:r>
+        <w:tab/>
+      </w:r>
+      <w:r>
+        <w:tab/>
+        <w:t xml:space="preserve">type = </w:t>
+      </w:r>
+      <w:proofErr w:type="spellStart"/>
+      <w:r>
+        <w:t>akaF</w:t>
+      </w:r>
+      <w:proofErr w:type="spellEnd"/>
+      <w:r>
+        <w:t xml:space="preserve"> (additional forename)</w:t>
+      </w:r>
+    </w:p>
+    <w:p>
+      <w:r>
+        <w:tab/>
+      </w:r>
+      <w:r>
+        <w:tab/>
+        <w:t>type = pseud</w:t>
+      </w:r>
+    </w:p>
+    <w:p>
+      <w:r>
+        <w:tab/>
+      </w:r>
+      <w:r>
+        <w:tab/>
+        <w:t>type = aka (</w:t>
+      </w:r>
+      <w:proofErr w:type="spellStart"/>
+      <w:r>
+        <w:t>fullname</w:t>
+      </w:r>
+      <w:proofErr w:type="spellEnd"/>
+      <w:r>
+        <w:t>)</w:t>
       </w:r>
     </w:p>
     <w:p/>
     <w:p>
-      <w:pPr>
-        <w:rPr>
-          <w:color w:val="000000" w:themeColor="text1"/>
-        </w:rPr>
-      </w:pPr>
-      <w:r>
-        <w:rPr>
-          <w:b/>
-          <w:bCs/>
-          <w:color w:val="000000" w:themeColor="text1"/>
-        </w:rPr>
-        <w:t>Ref Tags</w:t>
-      </w:r>
-      <w:r>
-        <w:rPr>
-          <w:color w:val="000000" w:themeColor="text1"/>
-        </w:rPr>
-        <w:t>:</w:t>
-      </w:r>
-    </w:p>
-    <w:p>
-      <w:pPr>
-        <w:rPr>
-          <w:color w:val="000000" w:themeColor="text1"/>
-        </w:rPr>
-      </w:pPr>
-    </w:p>
-    <w:p>
-      <w:r>
-        <w:rPr>
-          <w:color w:val="EE0000"/>
-        </w:rPr>
-        <w:t xml:space="preserve">! </w:t>
-      </w:r>
-      <w:proofErr w:type="gramStart"/>
-      <w:r>
-        <w:rPr>
-          <w:color w:val="EE0000"/>
-        </w:rPr>
-        <w:t>IMPORTANT !</w:t>
-      </w:r>
-      <w:proofErr w:type="gramEnd"/>
-      <w:r>
-        <w:rPr>
-          <w:color w:val="EE0000"/>
-        </w:rPr>
-        <w:t xml:space="preserve"> </w:t>
-      </w:r>
-      <w:r>
-        <w:rPr>
-          <w:color w:val="000000" w:themeColor="text1"/>
-        </w:rPr>
-        <w:t>no spaces after id in target tags</w:t>
-      </w:r>
-    </w:p>
-    <w:p/>
-    <w:p>
-      <w:r>
-        <w:t>target="</w:t>
-      </w:r>
-      <w:proofErr w:type="spellStart"/>
-      <w:r>
-        <w:t>people.html#HareJulius</w:t>
-      </w:r>
-      <w:proofErr w:type="spellEnd"/>
-      <w:r>
-        <w:t xml:space="preserve"> </w:t>
-      </w:r>
-      <w:r>
-        <w:t xml:space="preserve">  </w:t>
-      </w:r>
-      <w:r>
-        <w:t>"</w:t>
-      </w:r>
-    </w:p>
-    <w:p/>
-    <w:p>
-      <w:r>
-        <w:t>needs to be</w:t>
-      </w:r>
-    </w:p>
-    <w:p/>
-    <w:p>
-      <w:r>
-        <w:t>target="</w:t>
-      </w:r>
-      <w:proofErr w:type="spellStart"/>
-      <w:r>
-        <w:t>people.html#HareJulius</w:t>
-      </w:r>
-      <w:proofErr w:type="spellEnd"/>
-      <w:r>
-        <w:t>"</w:t>
-      </w:r>
-    </w:p>
-    <w:p>
-      <w:pPr>
-        <w:rPr>
-          <w:color w:val="000000" w:themeColor="text1"/>
-        </w:rPr>
-      </w:pPr>
-    </w:p>
-    <w:p>
-      <w:pPr>
-        <w:rPr>
-          <w:color w:val="000000" w:themeColor="text1"/>
-        </w:rPr>
-      </w:pPr>
-    </w:p>
-    <w:p>
-      <w:pPr>
-        <w:ind w:left="1440"/>
-        <w:rPr>
-          <w:color w:val="000000" w:themeColor="text1"/>
-        </w:rPr>
-      </w:pPr>
-      <w:r>
-        <w:rPr>
-          <w:color w:val="000000" w:themeColor="text1"/>
-        </w:rPr>
-        <w:t>&lt;ref type</w:t>
-      </w:r>
-      <w:proofErr w:type="gramStart"/>
-      <w:r>
-        <w:rPr>
-          <w:color w:val="000000" w:themeColor="text1"/>
-        </w:rPr>
-        <w:t>=“</w:t>
-      </w:r>
-      <w:proofErr w:type="gramEnd"/>
-      <w:r>
-        <w:rPr>
-          <w:color w:val="000000" w:themeColor="text1"/>
-        </w:rPr>
-        <w:t>m” target</w:t>
-      </w:r>
-      <w:proofErr w:type="gramStart"/>
-      <w:r>
-        <w:rPr>
-          <w:color w:val="000000" w:themeColor="text1"/>
-        </w:rPr>
-        <w:t>=“</w:t>
-      </w:r>
-      <w:proofErr w:type="gramEnd"/>
-      <w:r>
-        <w:rPr>
-          <w:color w:val="000000" w:themeColor="text1"/>
-        </w:rPr>
-        <w:t xml:space="preserve">…&gt; is </w:t>
-      </w:r>
-      <w:r>
-        <w:rPr>
-          <w:color w:val="000000" w:themeColor="text1"/>
-        </w:rPr>
-        <w:t>only for people</w:t>
-      </w:r>
-      <w:r>
-        <w:rPr>
-          <w:color w:val="000000" w:themeColor="text1"/>
-        </w:rPr>
-        <w:t xml:space="preserve"> </w:t>
-      </w:r>
-      <w:r>
-        <w:rPr>
-          <w:color w:val="000000" w:themeColor="text1"/>
-        </w:rPr>
-        <w:t>who are M</w:t>
-      </w:r>
-      <w:r>
-        <w:rPr>
-          <w:color w:val="000000" w:themeColor="text1"/>
-        </w:rPr>
-        <w:t>entioned</w:t>
-      </w:r>
-      <w:r>
-        <w:rPr>
-          <w:color w:val="000000" w:themeColor="text1"/>
-        </w:rPr>
-        <w:t xml:space="preserve"> in the letter – addressees are </w:t>
-      </w:r>
-      <w:r>
-        <w:rPr>
-          <w:b/>
-          <w:bCs/>
-          <w:color w:val="000000" w:themeColor="text1"/>
-        </w:rPr>
-        <w:t>type</w:t>
-      </w:r>
-      <w:proofErr w:type="gramStart"/>
-      <w:r>
-        <w:rPr>
-          <w:b/>
-          <w:bCs/>
-          <w:color w:val="000000" w:themeColor="text1"/>
-        </w:rPr>
-        <w:t>=“</w:t>
-      </w:r>
-      <w:proofErr w:type="gramEnd"/>
-      <w:r>
-        <w:rPr>
-          <w:b/>
-          <w:bCs/>
-          <w:color w:val="000000" w:themeColor="text1"/>
-        </w:rPr>
-        <w:t>a”</w:t>
-      </w:r>
-      <w:r>
-        <w:rPr>
-          <w:color w:val="000000" w:themeColor="text1"/>
-        </w:rPr>
-        <w:t xml:space="preserve"> -</w:t>
-      </w:r>
-      <w:r>
-        <w:rPr>
-          <w:color w:val="000000" w:themeColor="text1"/>
-        </w:rPr>
-        <w:t xml:space="preserve">- </w:t>
-      </w:r>
-    </w:p>
-    <w:p>
-      <w:pPr>
-        <w:ind w:left="1440"/>
-        <w:rPr>
-          <w:color w:val="000000" w:themeColor="text1"/>
-        </w:rPr>
-      </w:pPr>
-    </w:p>
-    <w:p>
-      <w:pPr>
-        <w:ind w:left="1440"/>
-        <w:rPr>
-          <w:color w:val="000000" w:themeColor="text1"/>
-        </w:rPr>
-      </w:pPr>
-      <w:r>
-        <w:rPr>
-          <w:color w:val="000000" w:themeColor="text1"/>
-        </w:rPr>
-        <w:t>&lt;ref&gt;s for</w:t>
-      </w:r>
-      <w:r>
-        <w:rPr>
-          <w:color w:val="000000" w:themeColor="text1"/>
-        </w:rPr>
-        <w:t xml:space="preserve"> places </w:t>
-      </w:r>
-      <w:proofErr w:type="gramStart"/>
-      <w:r>
-        <w:rPr>
-          <w:color w:val="000000" w:themeColor="text1"/>
-        </w:rPr>
-        <w:t>have</w:t>
-      </w:r>
-      <w:proofErr w:type="gramEnd"/>
-      <w:r>
-        <w:rPr>
-          <w:color w:val="000000" w:themeColor="text1"/>
-        </w:rPr>
-        <w:t xml:space="preserve"> no type</w:t>
-      </w:r>
-      <w:r>
-        <w:rPr>
-          <w:color w:val="000000" w:themeColor="text1"/>
-        </w:rPr>
-        <w:t>: &lt;ref target</w:t>
-      </w:r>
-      <w:proofErr w:type="gramStart"/>
-      <w:r>
-        <w:rPr>
-          <w:color w:val="000000" w:themeColor="text1"/>
-        </w:rPr>
-        <w:t>=“</w:t>
-      </w:r>
-      <w:proofErr w:type="gramEnd"/>
-      <w:r>
-        <w:rPr>
-          <w:color w:val="000000" w:themeColor="text1"/>
-        </w:rPr>
-        <w:t>places.html#...”</w:t>
-      </w:r>
-    </w:p>
-    <w:p>
-      <w:pPr>
-        <w:ind w:left="1440"/>
-        <w:rPr>
-          <w:color w:val="000000" w:themeColor="text1"/>
-        </w:rPr>
-      </w:pPr>
-    </w:p>
-    <w:p>
-      <w:r>
-        <w:t>(It looks like the mistake of including type</w:t>
-      </w:r>
-      <w:proofErr w:type="gramStart"/>
-      <w:r>
-        <w:t>=“</w:t>
-      </w:r>
-      <w:proofErr w:type="gramEnd"/>
-      <w:r>
-        <w:t>m” for place started with Part 6.)</w:t>
-      </w:r>
-    </w:p>
-    <w:p/>
-    <w:p>
-      <w:r>
-        <w:rPr>
-          <w:b/>
-          <w:bCs/>
-        </w:rPr>
-        <w:t>Div Tags</w:t>
-      </w:r>
-      <w:r>
-        <w:t>:</w:t>
-      </w:r>
-    </w:p>
-    <w:p/>
-    <w:p>
-      <w:pPr>
-        <w:ind w:left="720"/>
-      </w:pPr>
-      <w:r>
-        <w:t xml:space="preserve">@type can be: </w:t>
-      </w:r>
-    </w:p>
-    <w:p>
-      <w:pPr>
-        <w:ind w:left="720"/>
-      </w:pPr>
-      <w:r>
-        <w:t>“</w:t>
-      </w:r>
-      <w:proofErr w:type="spellStart"/>
-      <w:r>
-        <w:t>paratext</w:t>
-      </w:r>
-      <w:proofErr w:type="spellEnd"/>
-      <w:r>
-        <w:t>” (accompanying materials written by Lynda – Chrono, letter lists, people, places)</w:t>
-      </w:r>
-    </w:p>
-    <w:p>
-      <w:pPr>
-        <w:ind w:left="720"/>
-      </w:pPr>
-      <w:r>
-        <w:t>“letter”</w:t>
-      </w:r>
-    </w:p>
-    <w:p>
-      <w:pPr>
-        <w:ind w:left="720"/>
+      <w:r>
+        <w:t xml:space="preserve">forename </w:t>
+      </w:r>
+      <w:r>
+        <w:t xml:space="preserve">attributes: </w:t>
+      </w:r>
+      <w:r>
+        <w:t>none or type = grp</w:t>
+      </w:r>
+    </w:p>
+    <w:p>
+      <w:pPr>
+        <w:shd w:val="clear" w:color="auto" w:fill="FFFFFF"/>
+        <w:autoSpaceDE w:val="0"/>
+        <w:autoSpaceDN w:val="0"/>
+        <w:adjustRightInd w:val="0"/>
+        <w:rPr>
+          <w:rFonts w:ascii="Times New Roman" w:hAnsi="Times New Roman" w:cs="Times New Roman"/>
+          <w:kern w:val="0"/>
+          <w:highlight w:val="white"/>
+        </w:rPr>
       </w:pPr>
       <w:r>
         <w:lastRenderedPageBreak/>
-        <w:t>“introduction”</w:t>
-      </w:r>
-    </w:p>
-    <w:p>
-      <w:pPr>
-        <w:ind w:left="720"/>
-      </w:pPr>
-      <w:r>
-        <w:t>“appendix”</w:t>
-      </w:r>
-    </w:p>
-    <w:p>
-      <w:pPr>
-        <w:rPr>
-          <w:b/>
-          <w:bCs/>
-        </w:rPr>
-      </w:pPr>
-    </w:p>
-    <w:p>
-      <w:r>
-        <w:rPr>
-          <w:b/>
-          <w:bCs/>
-        </w:rPr>
-        <w:t xml:space="preserve">Title: </w:t>
-      </w:r>
-      <w:r>
-        <w:t>Use &lt;title&gt; not &lt;term&gt;</w:t>
-      </w:r>
-    </w:p>
-    <w:p>
-      <w:pPr>
-        <w:rPr>
-          <w:b/>
-          <w:bCs/>
-        </w:rPr>
-      </w:pPr>
-    </w:p>
-    <w:p>
-      <w:r>
-        <w:rPr>
-          <w:b/>
-          <w:bCs/>
-        </w:rPr>
-        <w:t>Tables</w:t>
-      </w:r>
-      <w:r>
-        <w:t>:</w:t>
-      </w:r>
-    </w:p>
-    <w:p/>
-    <w:p>
-      <w:r>
-        <w:t>Use</w:t>
-      </w:r>
-      <w:r>
-        <w:t xml:space="preserve"> rend</w:t>
-      </w:r>
-      <w:r>
-        <w:t>i</w:t>
-      </w:r>
-      <w:r>
-        <w:t>tion, and list the widths using "</w:t>
-      </w:r>
-      <w:proofErr w:type="spellStart"/>
-      <w:r>
-        <w:t>px</w:t>
-      </w:r>
-      <w:proofErr w:type="spellEnd"/>
-      <w:r>
-        <w:t>"</w:t>
-      </w:r>
-      <w:r>
-        <w:t xml:space="preserve"> (pixels)</w:t>
-      </w:r>
-      <w:r>
-        <w:t xml:space="preserve"> in &lt;</w:t>
-      </w:r>
-      <w:proofErr w:type="spellStart"/>
-      <w:r>
-        <w:t>tagsDecl</w:t>
-      </w:r>
-      <w:proofErr w:type="spellEnd"/>
-      <w:r>
-        <w:t>&gt; under &lt;</w:t>
-      </w:r>
-      <w:proofErr w:type="spellStart"/>
-      <w:r>
-        <w:t>encodingDesc</w:t>
-      </w:r>
-      <w:proofErr w:type="spellEnd"/>
-      <w:r>
-        <w:t>&gt;:</w:t>
+        <w:t>If forename is unknow</w:t>
+      </w:r>
+      <w:r>
+        <w:t>n, do not use a &lt;forename</w:t>
+      </w:r>
+      <w:r>
+        <w:t>/</w:t>
+      </w:r>
+      <w:r>
+        <w:t>&gt; tag.</w:t>
       </w:r>
     </w:p>
     <w:p/>
     <w:p/>
     <w:p>
-      <w:pPr>
-        <w:ind w:left="720"/>
-      </w:pPr>
-      <w:r>
-        <w:t>&lt;table rendition=#</w:t>
-      </w:r>
+      <w:r>
+        <w:t>surname</w:t>
+      </w:r>
+      <w:r>
+        <w:t xml:space="preserve"> attributes and values:</w:t>
+      </w:r>
+      <w:r>
+        <w:t xml:space="preserve"> none</w:t>
+      </w:r>
+      <w:r>
+        <w:t>, or</w:t>
+      </w:r>
+    </w:p>
+    <w:p>
+      <w:r>
+        <w:tab/>
+      </w:r>
+      <w:r>
+        <w:tab/>
+        <w:t>type = birth</w:t>
+      </w:r>
+    </w:p>
+    <w:p>
+      <w:r>
+        <w:tab/>
+      </w:r>
+      <w:r>
+        <w:tab/>
+        <w:t xml:space="preserve">type = married (if more than one marriage, </w:t>
+      </w:r>
+      <w:proofErr w:type="spellStart"/>
+      <w:r>
+        <w:t>addName</w:t>
+      </w:r>
+      <w:proofErr w:type="spellEnd"/>
+      <w:r>
+        <w:t xml:space="preserve"> type="</w:t>
+      </w:r>
+      <w:proofErr w:type="spellStart"/>
+      <w:r>
+        <w:t>akaS</w:t>
+      </w:r>
+      <w:proofErr w:type="spellEnd"/>
+      <w:r>
+        <w:t>")</w:t>
+      </w:r>
+    </w:p>
+    <w:p>
+      <w:r>
+        <w:tab/>
+      </w:r>
+      <w:r>
+        <w:tab/>
+        <w:t>type = dynasty</w:t>
+      </w:r>
+    </w:p>
+    <w:p>
+      <w:r>
+        <w:tab/>
+      </w:r>
+      <w:r>
+        <w:tab/>
+        <w:t>type = grp</w:t>
+      </w:r>
+    </w:p>
+    <w:p/>
+    <w:p>
       <w:proofErr w:type="gramStart"/>
       <w:r>
-        <w:t>tbl[</w:t>
+        <w:t>&lt;!--</w:t>
       </w:r>
       <w:proofErr w:type="gramEnd"/>
       <w:r>
-        <w:t>letter number without part number]&gt;</w:t>
-      </w:r>
-    </w:p>
-    <w:p>
-      <w:pPr>
-        <w:ind w:left="720"/>
-      </w:pPr>
-      <w:r>
-        <w:tab/>
-        <w:t>&lt;row&gt;</w:t>
-      </w:r>
-    </w:p>
-    <w:p>
-      <w:pPr>
-        <w:ind w:left="720"/>
-      </w:pPr>
-      <w:r>
-        <w:tab/>
-      </w:r>
-      <w:r>
-        <w:tab/>
-        <w:t>&lt;cell rendition="#cell1"&gt;&lt;/cell&gt;</w:t>
-      </w:r>
-    </w:p>
-    <w:p>
-      <w:pPr>
-        <w:ind w:left="720"/>
-      </w:pPr>
-      <w:r>
-        <w:tab/>
-      </w:r>
-      <w:r>
-        <w:tab/>
-        <w:t>&lt;cell rendition="#cell2"&gt;&lt;/cell&gt;</w:t>
-      </w:r>
-    </w:p>
-    <w:p>
-      <w:pPr>
-        <w:ind w:left="720"/>
-      </w:pPr>
-      <w:r>
-        <w:tab/>
-        <w:t>&lt;/row&gt;</w:t>
-      </w:r>
-    </w:p>
-    <w:p>
-      <w:pPr>
-        <w:ind w:left="720"/>
-      </w:pPr>
-      <w:r>
-        <w:tab/>
-        <w:t>&lt;row&gt;</w:t>
-      </w:r>
-    </w:p>
-    <w:p>
-      <w:pPr>
-        <w:ind w:left="720"/>
-      </w:pPr>
-      <w:r>
-        <w:tab/>
-      </w:r>
-      <w:r>
-        <w:tab/>
-        <w:t>&lt;cell rendition="#cell1"&gt;&lt;/cell&gt;</w:t>
-      </w:r>
-    </w:p>
-    <w:p>
-      <w:pPr>
-        <w:ind w:left="720"/>
-      </w:pPr>
-      <w:r>
-        <w:tab/>
-      </w:r>
-      <w:r>
-        <w:tab/>
-        <w:t>&lt;cell rendition="#cell2"&gt;&lt;/cell&gt;</w:t>
-      </w:r>
-    </w:p>
-    <w:p>
-      <w:pPr>
-        <w:ind w:left="720"/>
-      </w:pPr>
-      <w:r>
-        <w:t>&lt;/table&gt;</w:t>
-      </w:r>
-    </w:p>
-    <w:p>
-      <w:pPr>
-        <w:ind w:left="720"/>
-      </w:pPr>
-    </w:p>
-    <w:p>
-      <w:pPr>
-        <w:ind w:left="720"/>
+        <w:t xml:space="preserve"> Model new items after this: --&gt;</w:t>
+      </w:r>
+    </w:p>
+    <w:p>
+      <w:r>
+        <w:t xml:space="preserve">&lt;person </w:t>
+      </w:r>
+      <w:proofErr w:type="spellStart"/>
+      <w:r>
+        <w:t>xml:id</w:t>
+      </w:r>
+      <w:proofErr w:type="spellEnd"/>
+      <w:r>
+        <w:t>="</w:t>
+      </w:r>
+      <w:proofErr w:type="spellStart"/>
+      <w:r>
+        <w:t>AbellaManuel</w:t>
+      </w:r>
+      <w:proofErr w:type="spellEnd"/>
+      <w:r>
+        <w:t>"&gt;</w:t>
+      </w:r>
+    </w:p>
+    <w:p>
+      <w:r>
+        <w:t xml:space="preserve">            &lt;</w:t>
+      </w:r>
+      <w:proofErr w:type="spellStart"/>
+      <w:r>
+        <w:t>persName</w:t>
+      </w:r>
+      <w:proofErr w:type="spellEnd"/>
+      <w:r>
+        <w:t>&gt;</w:t>
+      </w:r>
+    </w:p>
+    <w:p>
+      <w:r>
+        <w:t xml:space="preserve">               &lt;</w:t>
+      </w:r>
+      <w:proofErr w:type="spellStart"/>
+      <w:r>
+        <w:t>roleName</w:t>
+      </w:r>
+      <w:proofErr w:type="spellEnd"/>
+      <w:proofErr w:type="gramStart"/>
+      <w:r>
+        <w:t>&gt;[</w:t>
+      </w:r>
+      <w:proofErr w:type="gramEnd"/>
+      <w:r>
+        <w:t xml:space="preserve">title if there is </w:t>
+      </w:r>
+      <w:proofErr w:type="gramStart"/>
+      <w:r>
+        <w:t>one]&lt;</w:t>
+      </w:r>
+      <w:proofErr w:type="gramEnd"/>
+      <w:r>
+        <w:t>/</w:t>
+      </w:r>
+      <w:proofErr w:type="spellStart"/>
+      <w:r>
+        <w:t>roleName</w:t>
+      </w:r>
+      <w:proofErr w:type="spellEnd"/>
+      <w:r>
+        <w:t>&gt;</w:t>
+      </w:r>
+    </w:p>
+    <w:p>
+      <w:r>
+        <w:t xml:space="preserve">               &lt;forename&gt;Manuel&lt;/forename&gt;</w:t>
+      </w:r>
+    </w:p>
+    <w:p>
+      <w:pPr>
+        <w:ind w:left="1440"/>
+      </w:pPr>
+      <w:r>
+        <w:t>There are most often multiple forenames inside the one tag; legal forenames that the person didn't use are in parentheses before or after the used name in the one forename tag.</w:t>
+      </w:r>
+    </w:p>
+    <w:p>
+      <w:r>
+        <w:t xml:space="preserve">               &lt;surname&gt;Abella&lt;/surname&gt;</w:t>
+      </w:r>
+    </w:p>
+    <w:p>
+      <w:r>
+        <w:t xml:space="preserve">            &lt;/</w:t>
+      </w:r>
+      <w:proofErr w:type="spellStart"/>
+      <w:r>
+        <w:t>persName</w:t>
+      </w:r>
+      <w:proofErr w:type="spellEnd"/>
+      <w:r>
+        <w:t>&gt;</w:t>
+      </w:r>
+    </w:p>
+    <w:p>
+      <w:r>
+        <w:t xml:space="preserve">            &lt;birth</w:t>
+      </w:r>
+      <w:r>
+        <w:t xml:space="preserve">&gt;b. </w:t>
+      </w:r>
+      <w:r>
+        <w:t>1753</w:t>
+      </w:r>
+      <w:r>
+        <w:t>&lt;/birth&gt; or &lt;birth&gt;1753&lt;/birth&gt;</w:t>
+      </w:r>
+    </w:p>
+    <w:p>
+      <w:r>
+        <w:t xml:space="preserve">            &lt;death</w:t>
+      </w:r>
+      <w:r>
+        <w:t xml:space="preserve">&gt;d. </w:t>
+      </w:r>
+      <w:r>
+        <w:t>1825</w:t>
+      </w:r>
+      <w:r>
+        <w:t>&lt;/death</w:t>
+      </w:r>
+      <w:r>
+        <w:t>&gt;</w:t>
+      </w:r>
+      <w:r>
+        <w:t xml:space="preserve"> or &lt;death&gt;1825&lt;/death&gt;</w:t>
+      </w:r>
+    </w:p>
+    <w:p>
+      <w:r>
+        <w:t>----</w:t>
+      </w:r>
+      <w:r>
+        <w:t xml:space="preserve">do not put in </w:t>
+      </w:r>
+      <w:r>
+        <w:t>empty birth or death tags--</w:t>
+      </w:r>
+    </w:p>
+    <w:p>
+      <w:r>
+        <w:tab/>
+        <w:t>&lt;floruit&gt;f. 1820-1830&lt;/floruit&gt;</w:t>
+      </w:r>
+    </w:p>
+    <w:p>
+      <w:pPr>
+        <w:ind w:left="1440"/>
+      </w:pPr>
+      <w:r>
+        <w:t xml:space="preserve">Can have birth, death, floruit, or none; can contain any symbols (b. </w:t>
+      </w:r>
+      <w:proofErr w:type="gramStart"/>
+      <w:r>
+        <w:t>d. ?</w:t>
+      </w:r>
+      <w:proofErr w:type="gramEnd"/>
+      <w:r>
+        <w:t xml:space="preserve"> etc.) but NO PARENTHESIS since these</w:t>
+      </w:r>
+      <w:r>
+        <w:t xml:space="preserve"> </w:t>
+      </w:r>
+      <w:r>
+        <w:t xml:space="preserve">are added </w:t>
+      </w:r>
+      <w:r>
+        <w:t xml:space="preserve">to the text when needed </w:t>
+      </w:r>
+      <w:r>
+        <w:t xml:space="preserve">by the </w:t>
+      </w:r>
+      <w:proofErr w:type="spellStart"/>
+      <w:r>
+        <w:t>xslt</w:t>
+      </w:r>
+      <w:proofErr w:type="spellEnd"/>
+      <w:r>
+        <w:t xml:space="preserve">. If no dates, </w:t>
+      </w:r>
+      <w:proofErr w:type="spellStart"/>
+      <w:r>
+        <w:t>xslt</w:t>
+      </w:r>
+      <w:proofErr w:type="spellEnd"/>
+      <w:r>
+        <w:t xml:space="preserve"> will leave blank; if "(dates unknown)" put it at the end of the bio note.)</w:t>
+      </w:r>
+    </w:p>
+    <w:p>
+      <w:r>
+        <w:t xml:space="preserve">            &lt;</w:t>
+      </w:r>
+      <w:proofErr w:type="spellStart"/>
+      <w:r>
+        <w:t>bibl</w:t>
+      </w:r>
+      <w:proofErr w:type="spellEnd"/>
+      <w:r>
+        <w:t>&gt;&lt;title ref="#</w:t>
+      </w:r>
+      <w:proofErr w:type="spellStart"/>
+      <w:r>
+        <w:t>dnb</w:t>
+      </w:r>
+      <w:proofErr w:type="spellEnd"/>
+      <w:r>
+        <w:t>"&gt;DNB&lt;/title&gt;, &lt;title ref="#hp"&gt;Hist P&lt;/title&gt;&lt;/</w:t>
+      </w:r>
+      <w:proofErr w:type="spellStart"/>
+      <w:r>
+        <w:t>bibl</w:t>
+      </w:r>
+      <w:proofErr w:type="spellEnd"/>
+      <w:r>
+        <w:t>&gt;</w:t>
+      </w:r>
+    </w:p>
+    <w:p>
+      <w:r>
+        <w:t xml:space="preserve">            &lt;note type="bio" target="#</w:t>
+      </w:r>
+      <w:proofErr w:type="spellStart"/>
+      <w:r>
+        <w:t>AbellaManuel</w:t>
+      </w:r>
+      <w:proofErr w:type="spellEnd"/>
+      <w:r>
+        <w:t>"&gt;</w:t>
+      </w:r>
+    </w:p>
+    <w:p>
+      <w:pPr>
+        <w:ind w:left="720" w:firstLine="720"/>
+      </w:pPr>
+      <w:r>
+        <w:t>[bio here]</w:t>
+      </w:r>
+    </w:p>
+    <w:p>
+      <w:r>
+        <w:t xml:space="preserve">            &lt;/note&gt;</w:t>
+      </w:r>
+    </w:p>
+    <w:p>
+      <w:r>
+        <w:t xml:space="preserve">        &lt;/person&gt; </w:t>
+      </w:r>
+    </w:p>
+    <w:p/>
+    <w:p>
+      <w:r>
+        <w:t>Other notes: when someone is known as multiple names, use additional surnames with types ("married", "birth", "grp", "dynasty"</w:t>
+      </w:r>
+    </w:p>
+    <w:p>
+      <w:r>
+        <w:tab/>
+      </w:r>
+      <w:r>
+        <w:tab/>
+      </w:r>
+      <w:r>
+        <w:tab/>
+      </w:r>
+      <w:r>
+        <w:tab/>
+      </w:r>
+    </w:p>
+    <w:p>
+      <w:pPr>
+        <w:ind w:firstLine="720"/>
       </w:pPr>
       <w:r>
         <w:t>&lt;</w:t>
       </w:r>
       <w:proofErr w:type="spellStart"/>
       <w:r>
-        <w:t>encodingDesc</w:t>
+        <w:t>addName</w:t>
       </w:r>
       <w:proofErr w:type="spellEnd"/>
       <w:r>
@@ -698,56 +1584,102 @@
     </w:p>
     <w:p>
       <w:pPr>
-        <w:ind w:left="720"/>
-      </w:pPr>
+        <w:ind w:left="1440"/>
+      </w:pPr>
+      <w:r>
+        <w:t>Use</w:t>
+      </w:r>
+      <w:r>
+        <w:t xml:space="preserve"> &lt;</w:t>
+      </w:r>
+      <w:proofErr w:type="spellStart"/>
+      <w:r>
+        <w:t>addName</w:t>
+      </w:r>
+      <w:proofErr w:type="spellEnd"/>
+      <w:r>
+        <w:t xml:space="preserve"> type="</w:t>
+      </w:r>
+      <w:proofErr w:type="spellStart"/>
+      <w:r>
+        <w:t>akaF</w:t>
+      </w:r>
+      <w:proofErr w:type="spellEnd"/>
+      <w:r>
+        <w:t>"</w:t>
+      </w:r>
+      <w:r>
+        <w:t xml:space="preserve"> (another forename), "</w:t>
+      </w:r>
+      <w:proofErr w:type="spellStart"/>
+      <w:r>
+        <w:t>akaS</w:t>
+      </w:r>
+      <w:proofErr w:type="spellEnd"/>
+      <w:r>
+        <w:t>"</w:t>
+      </w:r>
+      <w:r>
+        <w:t xml:space="preserve"> (another surname), or "nickname" (enter a value without quotation marks) or "pseud"</w:t>
+      </w:r>
+    </w:p>
+    <w:p>
+      <w:r>
+        <w:t xml:space="preserve">These go inside the </w:t>
+      </w:r>
+      <w:proofErr w:type="spellStart"/>
+      <w:r>
+        <w:t>persName</w:t>
+      </w:r>
+      <w:proofErr w:type="spellEnd"/>
+      <w:r>
+        <w:t xml:space="preserve"> tag. If someone didn't go by their first name, it appears in the &lt;forename&gt; in parentheses--&gt;</w:t>
+      </w:r>
+    </w:p>
+    <w:p>
+      <w:r>
+        <w:tab/>
+      </w:r>
+      <w:r>
+        <w:tab/>
+      </w:r>
+      <w:r>
+        <w:tab/>
+      </w:r>
+      <w:r>
+        <w:tab/>
+      </w:r>
+    </w:p>
+    <w:p>
+      <w:r>
+        <w:tab/>
+      </w:r>
+      <w:r>
+        <w:tab/>
+      </w:r>
+      <w:r>
+        <w:tab/>
+        <w:t>for Royalty,</w:t>
+      </w:r>
+    </w:p>
+    <w:p>
+      <w:r>
+        <w:tab/>
+      </w:r>
+      <w:r>
+        <w:tab/>
+      </w:r>
       <w:r>
         <w:tab/>
         <w:t>&lt;</w:t>
       </w:r>
       <w:proofErr w:type="spellStart"/>
       <w:r>
-        <w:t>editorialDecl</w:t>
-      </w:r>
-      <w:proofErr w:type="spellEnd"/>
-      <w:r>
-        <w:t>&gt;&lt;/</w:t>
-      </w:r>
-      <w:proofErr w:type="spellStart"/>
-      <w:r>
-        <w:t>editorialDecl</w:t>
-      </w:r>
-      <w:proofErr w:type="spellEnd"/>
-      <w:r>
-        <w:t>&gt;</w:t>
-      </w:r>
-    </w:p>
-    <w:p>
-      <w:pPr>
-        <w:ind w:left="720"/>
-      </w:pPr>
-      <w:r>
-        <w:tab/>
-        <w:t>&lt;</w:t>
-      </w:r>
-      <w:proofErr w:type="spellStart"/>
-      <w:r>
-        <w:t>tagsDecl</w:t>
-      </w:r>
-      <w:proofErr w:type="spellEnd"/>
-      <w:r>
-        <w:t>&gt;</w:t>
-      </w:r>
-    </w:p>
-    <w:p>
-      <w:pPr>
-        <w:ind w:left="720"/>
-      </w:pPr>
-      <w:r>
-        <w:tab/>
-      </w:r>
-      <w:r>
-        <w:tab/>
-        <w:t xml:space="preserve">&lt;rendition </w:t>
+        <w:t>persName</w:t>
+      </w:r>
+      <w:proofErr w:type="spellEnd"/>
+      <w:r>
+        <w:t xml:space="preserve"> </w:t>
       </w:r>
       <w:proofErr w:type="spellStart"/>
       <w:r>
@@ -758,730 +1690,17 @@
         <w:t>="</w:t>
       </w:r>
       <w:proofErr w:type="spellStart"/>
-      <w:proofErr w:type="gramStart"/>
-      <w:r>
-        <w:t>tbl</w:t>
-      </w:r>
-      <w:proofErr w:type="spellEnd"/>
-      <w:r>
-        <w:t>[</w:t>
-      </w:r>
-      <w:proofErr w:type="gramEnd"/>
-      <w:r>
-        <w:t>letter number without part number]" scheme="</w:t>
-      </w:r>
-      <w:proofErr w:type="spellStart"/>
-      <w:r>
-        <w:t>css</w:t>
-      </w:r>
-      <w:proofErr w:type="spellEnd"/>
-      <w:r>
-        <w:t>"&gt;width: 740px; border: none;&lt;/rendition&gt;</w:t>
-      </w:r>
-    </w:p>
-    <w:p>
-      <w:pPr>
-        <w:ind w:left="720"/>
-      </w:pPr>
-      <w:r>
-        <w:tab/>
-      </w:r>
-      <w:r>
-        <w:tab/>
-        <w:t xml:space="preserve">&lt;rendition </w:t>
-      </w:r>
-      <w:proofErr w:type="spellStart"/>
-      <w:r>
-        <w:t>xml:id</w:t>
-      </w:r>
-      <w:proofErr w:type="spellEnd"/>
-      <w:r>
-        <w:t>="cell1" scheme="</w:t>
-      </w:r>
-      <w:proofErr w:type="spellStart"/>
-      <w:r>
-        <w:t>css</w:t>
-      </w:r>
-      <w:proofErr w:type="spellEnd"/>
-      <w:r>
-        <w:t>"&gt;width: 370px;&lt;/rendition&gt;</w:t>
-      </w:r>
-    </w:p>
-    <w:p>
-      <w:pPr>
-        <w:ind w:left="720"/>
-      </w:pPr>
-      <w:r>
-        <w:tab/>
-      </w:r>
-      <w:r>
-        <w:tab/>
-        <w:t xml:space="preserve">&lt;rendition </w:t>
-      </w:r>
-      <w:proofErr w:type="spellStart"/>
-      <w:r>
-        <w:t>xml:id</w:t>
-      </w:r>
-      <w:proofErr w:type="spellEnd"/>
-      <w:r>
-        <w:t>="cell2" scheme="</w:t>
-      </w:r>
-      <w:proofErr w:type="spellStart"/>
-      <w:r>
-        <w:t>css</w:t>
-      </w:r>
-      <w:proofErr w:type="spellEnd"/>
-      <w:r>
-        <w:t>"&gt;width: 370px;&lt;/rendition&gt;</w:t>
-      </w:r>
-    </w:p>
-    <w:p>
-      <w:pPr>
-        <w:ind w:left="720"/>
-      </w:pPr>
-      <w:r>
-        <w:tab/>
-        <w:t>&lt;/</w:t>
-      </w:r>
-      <w:proofErr w:type="spellStart"/>
-      <w:r>
-        <w:t>tagsDecl</w:t>
-      </w:r>
-      <w:proofErr w:type="spellEnd"/>
-      <w:r>
-        <w:t>&gt;</w:t>
-      </w:r>
-    </w:p>
-    <w:p>
-      <w:pPr>
-        <w:ind w:left="720"/>
-      </w:pPr>
-      <w:r>
-        <w:tab/>
-        <w:t>&lt;</w:t>
-      </w:r>
-    </w:p>
-    <w:p>
-      <w:pPr>
-        <w:ind w:left="720"/>
-      </w:pPr>
-    </w:p>
-    <w:p/>
-    <w:p>
-      <w:r>
-        <w:t xml:space="preserve">EXAMPLES: </w:t>
-      </w:r>
-      <w:r>
-        <w:t xml:space="preserve">chrono, </w:t>
-      </w:r>
-      <w:r>
-        <w:t xml:space="preserve">southey.6.3699.xml, southey.1.134.xml, southey.3.1721.xml (see </w:t>
-      </w:r>
-      <w:proofErr w:type="spellStart"/>
-      <w:r>
-        <w:t>docsWtables</w:t>
-      </w:r>
-      <w:proofErr w:type="spellEnd"/>
-      <w:r>
-        <w:t xml:space="preserve"> folder for a list of all of them so far)</w:t>
-      </w:r>
-    </w:p>
-    <w:p/>
-    <w:p>
-      <w:r>
-        <w:t>------------------------------------------------------------------------------------------------------------------</w:t>
-      </w:r>
-    </w:p>
-    <w:p>
-      <w:r>
-        <w:t>------------------------------------------------------------------------------------------------------------------</w:t>
-      </w:r>
-    </w:p>
-    <w:p/>
-    <w:p/>
-    <w:p>
-      <w:r>
-        <w:rPr>
-          <w:b/>
-          <w:bCs/>
-        </w:rPr>
-        <w:t>People List</w:t>
-      </w:r>
-      <w:r>
-        <w:t>:</w:t>
-      </w:r>
-    </w:p>
-    <w:p/>
-    <w:p>
-      <w:proofErr w:type="spellStart"/>
-      <w:r>
-        <w:t>addName</w:t>
-      </w:r>
-      <w:proofErr w:type="spellEnd"/>
-      <w:r>
-        <w:t xml:space="preserve"> </w:t>
-      </w:r>
-      <w:r>
-        <w:t>attributes and values:</w:t>
-      </w:r>
-    </w:p>
-    <w:p>
-      <w:pPr>
-        <w:ind w:left="720" w:firstLine="720"/>
-      </w:pPr>
-      <w:r>
-        <w:t xml:space="preserve">type = </w:t>
-      </w:r>
-      <w:proofErr w:type="spellStart"/>
-      <w:r>
-        <w:t>akaS</w:t>
-      </w:r>
-      <w:proofErr w:type="spellEnd"/>
-      <w:r>
-        <w:t xml:space="preserve"> (additional surname)</w:t>
-      </w:r>
-    </w:p>
-    <w:p>
-      <w:r>
-        <w:tab/>
-      </w:r>
-      <w:r>
-        <w:tab/>
-        <w:t>type = nickname</w:t>
-      </w:r>
-    </w:p>
-    <w:p>
-      <w:r>
-        <w:tab/>
-      </w:r>
-      <w:r>
-        <w:tab/>
-        <w:t xml:space="preserve">type = </w:t>
-      </w:r>
-      <w:proofErr w:type="spellStart"/>
-      <w:r>
-        <w:t>akaF</w:t>
-      </w:r>
-      <w:proofErr w:type="spellEnd"/>
-      <w:r>
-        <w:t xml:space="preserve"> (additional forename)</w:t>
+      <w:r>
+        <w:t>WalesCharlottePrincess</w:t>
+      </w:r>
+      <w:proofErr w:type="spellEnd"/>
+      <w:r>
+        <w:t>"&gt;</w:t>
       </w:r>
     </w:p>
     <w:p>
       <w:r>
         <w:lastRenderedPageBreak/>
-        <w:tab/>
-      </w:r>
-      <w:r>
-        <w:tab/>
-        <w:t>type = pseud</w:t>
-      </w:r>
-    </w:p>
-    <w:p>
-      <w:r>
-        <w:tab/>
-      </w:r>
-      <w:r>
-        <w:tab/>
-        <w:t>type = aka (</w:t>
-      </w:r>
-      <w:proofErr w:type="spellStart"/>
-      <w:r>
-        <w:t>fullname</w:t>
-      </w:r>
-      <w:proofErr w:type="spellEnd"/>
-      <w:r>
-        <w:t>)</w:t>
-      </w:r>
-    </w:p>
-    <w:p/>
-    <w:p>
-      <w:r>
-        <w:t xml:space="preserve">forename </w:t>
-      </w:r>
-      <w:r>
-        <w:t xml:space="preserve">attributes: </w:t>
-      </w:r>
-      <w:r>
-        <w:t>none or type = grp</w:t>
-      </w:r>
-    </w:p>
-    <w:p/>
-    <w:p>
-      <w:r>
-        <w:t>surname</w:t>
-      </w:r>
-      <w:r>
-        <w:t xml:space="preserve"> attributes and values:</w:t>
-      </w:r>
-      <w:r>
-        <w:t xml:space="preserve"> none</w:t>
-      </w:r>
-      <w:r>
-        <w:t>, or</w:t>
-      </w:r>
-    </w:p>
-    <w:p>
-      <w:r>
-        <w:tab/>
-      </w:r>
-      <w:r>
-        <w:tab/>
-        <w:t>type = birth</w:t>
-      </w:r>
-    </w:p>
-    <w:p>
-      <w:r>
-        <w:tab/>
-      </w:r>
-      <w:r>
-        <w:tab/>
-        <w:t xml:space="preserve">type = married (if more than one marriage, </w:t>
-      </w:r>
-      <w:proofErr w:type="spellStart"/>
-      <w:r>
-        <w:t>addName</w:t>
-      </w:r>
-      <w:proofErr w:type="spellEnd"/>
-      <w:r>
-        <w:t xml:space="preserve"> type="</w:t>
-      </w:r>
-      <w:proofErr w:type="spellStart"/>
-      <w:r>
-        <w:t>akaS</w:t>
-      </w:r>
-      <w:proofErr w:type="spellEnd"/>
-      <w:r>
-        <w:t>")</w:t>
-      </w:r>
-    </w:p>
-    <w:p>
-      <w:r>
-        <w:tab/>
-      </w:r>
-      <w:r>
-        <w:tab/>
-        <w:t>type = dynasty</w:t>
-      </w:r>
-    </w:p>
-    <w:p>
-      <w:r>
-        <w:tab/>
-      </w:r>
-      <w:r>
-        <w:tab/>
-        <w:t>type = grp</w:t>
-      </w:r>
-    </w:p>
-    <w:p/>
-    <w:p>
-      <w:proofErr w:type="gramStart"/>
-      <w:r>
-        <w:t>&lt;!--</w:t>
-      </w:r>
-      <w:proofErr w:type="gramEnd"/>
-      <w:r>
-        <w:t xml:space="preserve"> Model new items after this: --&gt;</w:t>
-      </w:r>
-    </w:p>
-    <w:p>
-      <w:r>
-        <w:t xml:space="preserve">&lt;person </w:t>
-      </w:r>
-      <w:proofErr w:type="spellStart"/>
-      <w:r>
-        <w:t>xml:id</w:t>
-      </w:r>
-      <w:proofErr w:type="spellEnd"/>
-      <w:r>
-        <w:t>="</w:t>
-      </w:r>
-      <w:proofErr w:type="spellStart"/>
-      <w:r>
-        <w:t>AbellaManuel</w:t>
-      </w:r>
-      <w:proofErr w:type="spellEnd"/>
-      <w:r>
-        <w:t>"&gt;</w:t>
-      </w:r>
-    </w:p>
-    <w:p>
-      <w:r>
-        <w:t xml:space="preserve">            &lt;</w:t>
-      </w:r>
-      <w:proofErr w:type="spellStart"/>
-      <w:r>
-        <w:t>persName</w:t>
-      </w:r>
-      <w:proofErr w:type="spellEnd"/>
-      <w:r>
-        <w:t>&gt;</w:t>
-      </w:r>
-    </w:p>
-    <w:p>
-      <w:r>
-        <w:t xml:space="preserve">               &lt;</w:t>
-      </w:r>
-      <w:proofErr w:type="spellStart"/>
-      <w:r>
-        <w:t>roleName</w:t>
-      </w:r>
-      <w:proofErr w:type="spellEnd"/>
-      <w:proofErr w:type="gramStart"/>
-      <w:r>
-        <w:t>&gt;[</w:t>
-      </w:r>
-      <w:proofErr w:type="gramEnd"/>
-      <w:r>
-        <w:t xml:space="preserve">title if there is </w:t>
-      </w:r>
-      <w:proofErr w:type="gramStart"/>
-      <w:r>
-        <w:t>one]&lt;</w:t>
-      </w:r>
-      <w:proofErr w:type="gramEnd"/>
-      <w:r>
-        <w:t>/</w:t>
-      </w:r>
-      <w:proofErr w:type="spellStart"/>
-      <w:r>
-        <w:t>roleName</w:t>
-      </w:r>
-      <w:proofErr w:type="spellEnd"/>
-      <w:r>
-        <w:t>&gt;</w:t>
-      </w:r>
-    </w:p>
-    <w:p>
-      <w:r>
-        <w:t xml:space="preserve">               &lt;forename&gt;Manuel&lt;/forename&gt;</w:t>
-      </w:r>
-    </w:p>
-    <w:p>
-      <w:pPr>
-        <w:ind w:left="1440"/>
-      </w:pPr>
-      <w:r>
-        <w:t>There are most often multiple forenames inside the one tag; legal forenames that the person didn't use are in parentheses before or after the used name in the one forename tag.</w:t>
-      </w:r>
-    </w:p>
-    <w:p>
-      <w:r>
-        <w:t xml:space="preserve">               &lt;surname&gt;Abella&lt;/surname&gt;</w:t>
-      </w:r>
-    </w:p>
-    <w:p>
-      <w:r>
-        <w:t xml:space="preserve">            &lt;/</w:t>
-      </w:r>
-      <w:proofErr w:type="spellStart"/>
-      <w:r>
-        <w:t>persName</w:t>
-      </w:r>
-      <w:proofErr w:type="spellEnd"/>
-      <w:r>
-        <w:t>&gt;</w:t>
-      </w:r>
-    </w:p>
-    <w:p>
-      <w:r>
-        <w:t xml:space="preserve">            &lt;birth</w:t>
-      </w:r>
-      <w:r>
-        <w:t xml:space="preserve">&gt;b. </w:t>
-      </w:r>
-      <w:r>
-        <w:t>1753</w:t>
-      </w:r>
-      <w:r>
-        <w:t>&lt;/birth&gt; or &lt;birth&gt;1753&lt;/birth&gt;</w:t>
-      </w:r>
-    </w:p>
-    <w:p>
-      <w:r>
-        <w:t xml:space="preserve">            &lt;death</w:t>
-      </w:r>
-      <w:r>
-        <w:t xml:space="preserve">&gt;d. </w:t>
-      </w:r>
-      <w:r>
-        <w:t>1825</w:t>
-      </w:r>
-      <w:r>
-        <w:t>&lt;/death</w:t>
-      </w:r>
-      <w:r>
-        <w:t>&gt;</w:t>
-      </w:r>
-      <w:r>
-        <w:t xml:space="preserve"> or &lt;death&gt;1825&lt;/death&gt;</w:t>
-      </w:r>
-    </w:p>
-    <w:p>
-      <w:r>
-        <w:tab/>
-        <w:t>&lt;floruit&gt;f. 1820-1830&lt;/floruit&gt;</w:t>
-      </w:r>
-    </w:p>
-    <w:p>
-      <w:pPr>
-        <w:ind w:left="1440"/>
-      </w:pPr>
-      <w:r>
-        <w:t xml:space="preserve">Can have birth, death, floruit, or none; can contain any symbols (b. </w:t>
-      </w:r>
-      <w:proofErr w:type="gramStart"/>
-      <w:r>
-        <w:t>d. ?</w:t>
-      </w:r>
-      <w:proofErr w:type="gramEnd"/>
-      <w:r>
-        <w:t xml:space="preserve"> etc.) but NO PARENTHESIS since these</w:t>
-      </w:r>
-      <w:r>
-        <w:t xml:space="preserve"> </w:t>
-      </w:r>
-      <w:r>
-        <w:t xml:space="preserve">are added </w:t>
-      </w:r>
-      <w:r>
-        <w:t xml:space="preserve">to the text when needed </w:t>
-      </w:r>
-      <w:r>
-        <w:t xml:space="preserve">by the </w:t>
-      </w:r>
-      <w:proofErr w:type="spellStart"/>
-      <w:r>
-        <w:t>xslt</w:t>
-      </w:r>
-      <w:proofErr w:type="spellEnd"/>
-      <w:r>
-        <w:t xml:space="preserve">. If no dates, </w:t>
-      </w:r>
-      <w:proofErr w:type="spellStart"/>
-      <w:r>
-        <w:t>xslt</w:t>
-      </w:r>
-      <w:proofErr w:type="spellEnd"/>
-      <w:r>
-        <w:t xml:space="preserve"> will leave blank; if "(dates unknown)" put it at the end of the bio note.)</w:t>
-      </w:r>
-    </w:p>
-    <w:p>
-      <w:r>
-        <w:t xml:space="preserve">            &lt;</w:t>
-      </w:r>
-      <w:proofErr w:type="spellStart"/>
-      <w:r>
-        <w:t>bibl</w:t>
-      </w:r>
-      <w:proofErr w:type="spellEnd"/>
-      <w:r>
-        <w:t>&gt;&lt;title ref="#</w:t>
-      </w:r>
-      <w:proofErr w:type="spellStart"/>
-      <w:r>
-        <w:t>dnb</w:t>
-      </w:r>
-      <w:proofErr w:type="spellEnd"/>
-      <w:r>
-        <w:t>"&gt;DNB&lt;/title&gt;, &lt;title ref="#hp"&gt;Hist P&lt;/title&gt;&lt;/</w:t>
-      </w:r>
-      <w:proofErr w:type="spellStart"/>
-      <w:r>
-        <w:t>bibl</w:t>
-      </w:r>
-      <w:proofErr w:type="spellEnd"/>
-      <w:r>
-        <w:t>&gt;</w:t>
-      </w:r>
-    </w:p>
-    <w:p>
-      <w:r>
-        <w:t xml:space="preserve">            &lt;note type="bio" target="#</w:t>
-      </w:r>
-      <w:proofErr w:type="spellStart"/>
-      <w:r>
-        <w:t>AbellaManuel</w:t>
-      </w:r>
-      <w:proofErr w:type="spellEnd"/>
-      <w:r>
-        <w:t>"&gt;</w:t>
-      </w:r>
-    </w:p>
-    <w:p>
-      <w:pPr>
-        <w:ind w:left="720" w:firstLine="720"/>
-      </w:pPr>
-      <w:r>
-        <w:t>[bio here]</w:t>
-      </w:r>
-    </w:p>
-    <w:p>
-      <w:r>
-        <w:t xml:space="preserve">            &lt;/note&gt;</w:t>
-      </w:r>
-    </w:p>
-    <w:p>
-      <w:r>
-        <w:t xml:space="preserve">        &lt;/person&gt; </w:t>
-      </w:r>
-    </w:p>
-    <w:p/>
-    <w:p>
-      <w:r>
-        <w:t>Other notes: when someone is known as multiple names, use additional surnames with types ("married", "birth", "grp", "dynasty"</w:t>
-      </w:r>
-    </w:p>
-    <w:p>
-      <w:r>
-        <w:tab/>
-      </w:r>
-      <w:r>
-        <w:tab/>
-      </w:r>
-      <w:r>
-        <w:tab/>
-      </w:r>
-      <w:r>
-        <w:tab/>
-      </w:r>
-    </w:p>
-    <w:p>
-      <w:pPr>
-        <w:ind w:firstLine="720"/>
-      </w:pPr>
-      <w:r>
-        <w:t>&lt;</w:t>
-      </w:r>
-      <w:proofErr w:type="spellStart"/>
-      <w:r>
-        <w:t>addName</w:t>
-      </w:r>
-      <w:proofErr w:type="spellEnd"/>
-      <w:r>
-        <w:t>&gt;</w:t>
-      </w:r>
-    </w:p>
-    <w:p>
-      <w:pPr>
-        <w:ind w:left="1440"/>
-      </w:pPr>
-      <w:r>
-        <w:t>Use</w:t>
-      </w:r>
-      <w:r>
-        <w:t xml:space="preserve"> &lt;</w:t>
-      </w:r>
-      <w:proofErr w:type="spellStart"/>
-      <w:r>
-        <w:t>addName</w:t>
-      </w:r>
-      <w:proofErr w:type="spellEnd"/>
-      <w:r>
-        <w:t xml:space="preserve"> type="</w:t>
-      </w:r>
-      <w:proofErr w:type="spellStart"/>
-      <w:r>
-        <w:t>akaF</w:t>
-      </w:r>
-      <w:proofErr w:type="spellEnd"/>
-      <w:r>
-        <w:t>"</w:t>
-      </w:r>
-      <w:r>
-        <w:t xml:space="preserve"> (another forename), "</w:t>
-      </w:r>
-      <w:proofErr w:type="spellStart"/>
-      <w:r>
-        <w:t>akaS</w:t>
-      </w:r>
-      <w:proofErr w:type="spellEnd"/>
-      <w:r>
-        <w:t>"</w:t>
-      </w:r>
-      <w:r>
-        <w:t xml:space="preserve"> (another surname), or "nickname" (enter a value without quotation marks) or "pseud"</w:t>
-      </w:r>
-    </w:p>
-    <w:p>
-      <w:r>
-        <w:t xml:space="preserve">These go inside the </w:t>
-      </w:r>
-      <w:proofErr w:type="spellStart"/>
-      <w:r>
-        <w:t>persName</w:t>
-      </w:r>
-      <w:proofErr w:type="spellEnd"/>
-      <w:r>
-        <w:t xml:space="preserve"> tag. If someone didn't go by their first name, it appears in the &lt;forename&gt; in parentheses--&gt;</w:t>
-      </w:r>
-    </w:p>
-    <w:p>
-      <w:r>
-        <w:tab/>
-      </w:r>
-      <w:r>
-        <w:tab/>
-      </w:r>
-      <w:r>
-        <w:tab/>
-      </w:r>
-      <w:r>
-        <w:tab/>
-      </w:r>
-    </w:p>
-    <w:p>
-      <w:r>
-        <w:tab/>
-      </w:r>
-      <w:r>
-        <w:tab/>
-      </w:r>
-      <w:r>
-        <w:tab/>
-        <w:t>for Royalty,</w:t>
-      </w:r>
-    </w:p>
-    <w:p>
-      <w:r>
-        <w:lastRenderedPageBreak/>
-        <w:tab/>
-      </w:r>
-      <w:r>
-        <w:tab/>
-      </w:r>
-      <w:r>
-        <w:tab/>
-        <w:t>&lt;</w:t>
-      </w:r>
-      <w:proofErr w:type="spellStart"/>
-      <w:r>
-        <w:t>persName</w:t>
-      </w:r>
-      <w:proofErr w:type="spellEnd"/>
-      <w:r>
-        <w:t xml:space="preserve"> </w:t>
-      </w:r>
-      <w:proofErr w:type="spellStart"/>
-      <w:r>
-        <w:t>xml:id</w:t>
-      </w:r>
-      <w:proofErr w:type="spellEnd"/>
-      <w:r>
-        <w:t>="</w:t>
-      </w:r>
-      <w:proofErr w:type="spellStart"/>
-      <w:r>
-        <w:t>WalesCharlottePrincess</w:t>
-      </w:r>
-      <w:proofErr w:type="spellEnd"/>
-      <w:r>
-        <w:t>"&gt;</w:t>
-      </w:r>
-    </w:p>
-    <w:p>
-      <w:r>
         <w:tab/>
       </w:r>
       <w:r>

--- a/SoutheyLetters/For SOUTHEY MANUAL.docx
+++ b/SoutheyLetters/For SOUTHEY MANUAL.docx
@@ -136,6 +136,12 @@
         </w:rPr>
         <w:t>no spaces after id in target tags</w:t>
       </w:r>
+      <w:r>
+        <w:rPr>
+          <w:color w:val="000000" w:themeColor="text1"/>
+        </w:rPr>
+        <w:t xml:space="preserve"> (I think this error was introduced by RCs beginning Part 6)</w:t>
+      </w:r>
     </w:p>
     <w:p/>
     <w:p>
@@ -685,6 +691,7 @@
           <w:b/>
           <w:bCs/>
         </w:rPr>
+        <w:lastRenderedPageBreak/>
         <w:t xml:space="preserve">Title: </w:t>
       </w:r>
       <w:r>
@@ -1178,6 +1185,7 @@
     <w:p/>
     <w:p>
       <w:r>
+        <w:lastRenderedPageBreak/>
         <w:t xml:space="preserve">forename </w:t>
       </w:r>
       <w:r>
@@ -1200,7 +1208,6 @@
         </w:rPr>
       </w:pPr>
       <w:r>
-        <w:lastRenderedPageBreak/>
         <w:t>If forename is unknow</w:t>
       </w:r>
       <w:r>
@@ -1289,9 +1296,16 @@
       </w:r>
       <w:proofErr w:type="gramEnd"/>
       <w:r>
-        <w:t xml:space="preserve"> Model new items after this: --&gt;</w:t>
-      </w:r>
-    </w:p>
+        <w:t xml:space="preserve"> Model new items after this</w:t>
+      </w:r>
+      <w:r>
+        <w:t xml:space="preserve"> (comments included)</w:t>
+      </w:r>
+      <w:r>
+        <w:t>: --&gt;</w:t>
+      </w:r>
+    </w:p>
+    <w:p/>
     <w:p>
       <w:r>
         <w:t xml:space="preserve">&lt;person </w:t>
@@ -1328,7 +1342,13 @@
     </w:p>
     <w:p>
       <w:r>
-        <w:t xml:space="preserve">               &lt;</w:t>
+        <w:t xml:space="preserve">               </w:t>
+      </w:r>
+      <w:r>
+        <w:tab/>
+      </w:r>
+      <w:r>
+        <w:t>&lt;</w:t>
       </w:r>
       <w:proofErr w:type="spellStart"/>
       <w:r>
@@ -1362,25 +1382,372 @@
     </w:p>
     <w:p>
       <w:r>
-        <w:t xml:space="preserve">               &lt;forename&gt;Manuel&lt;/forename&gt;</w:t>
-      </w:r>
-    </w:p>
+        <w:t xml:space="preserve">               </w:t>
+      </w:r>
+      <w:r>
+        <w:tab/>
+      </w:r>
+      <w:r>
+        <w:t>&lt;forename&gt;Manuel&lt;/forename&gt;</w:t>
+      </w:r>
+    </w:p>
+    <w:p/>
+    <w:p>
+      <w:r>
+        <w:t>There are most often multiple forenames inside the one tag; legal forenames that the person didn't use are in parentheses before or after the used name in the one forename tag.</w:t>
+      </w:r>
+    </w:p>
+    <w:p>
+      <w:r>
+        <w:t xml:space="preserve">              </w:t>
+      </w:r>
+      <w:r>
+        <w:tab/>
+      </w:r>
+      <w:r>
+        <w:tab/>
+      </w:r>
+      <w:r>
+        <w:t>&lt;surname&gt;Abella&lt;/surname&gt;</w:t>
+      </w:r>
+    </w:p>
+    <w:p>
+      <w:r>
+        <w:t xml:space="preserve">            &lt;/</w:t>
+      </w:r>
+      <w:proofErr w:type="spellStart"/>
+      <w:r>
+        <w:t>persName</w:t>
+      </w:r>
+      <w:proofErr w:type="spellEnd"/>
+      <w:r>
+        <w:t>&gt;</w:t>
+      </w:r>
+    </w:p>
+    <w:p>
+      <w:r>
+        <w:t xml:space="preserve">            &lt;birth</w:t>
+      </w:r>
+      <w:r>
+        <w:t xml:space="preserve">&gt;b. </w:t>
+      </w:r>
+      <w:r>
+        <w:t>1753</w:t>
+      </w:r>
+      <w:r>
+        <w:t>&lt;/birth&gt; or &lt;birth&gt;1753&lt;/birth&gt;</w:t>
+      </w:r>
+    </w:p>
+    <w:p>
+      <w:r>
+        <w:t xml:space="preserve">            &lt;death</w:t>
+      </w:r>
+      <w:r>
+        <w:t xml:space="preserve">&gt;d. </w:t>
+      </w:r>
+      <w:r>
+        <w:t>1825</w:t>
+      </w:r>
+      <w:r>
+        <w:t>&lt;/death</w:t>
+      </w:r>
+      <w:r>
+        <w:t>&gt;</w:t>
+      </w:r>
+      <w:r>
+        <w:t xml:space="preserve"> or &lt;death&gt;1825&lt;/death&gt;</w:t>
+      </w:r>
+    </w:p>
+    <w:p>
+      <w:r>
+        <w:t xml:space="preserve">           </w:t>
+      </w:r>
+      <w:r>
+        <w:t>&lt;floruit&gt;f. 1820-1830&lt;/floruit&gt;</w:t>
+      </w:r>
+    </w:p>
+    <w:p/>
+    <w:p>
+      <w:r>
+        <w:t>----</w:t>
+      </w:r>
+      <w:r>
+        <w:t xml:space="preserve">do not put in </w:t>
+      </w:r>
+      <w:r>
+        <w:t>empty birth or death tags</w:t>
+      </w:r>
+      <w:r>
+        <w:t>—</w:t>
+      </w:r>
+    </w:p>
+    <w:p/>
     <w:p>
       <w:pPr>
         <w:ind w:left="1440"/>
       </w:pPr>
       <w:r>
-        <w:t>There are most often multiple forenames inside the one tag; legal forenames that the person didn't use are in parentheses before or after the used name in the one forename tag.</w:t>
-      </w:r>
-    </w:p>
-    <w:p>
-      <w:r>
-        <w:t xml:space="preserve">               &lt;surname&gt;Abella&lt;/surname&gt;</w:t>
-      </w:r>
-    </w:p>
-    <w:p>
-      <w:r>
-        <w:t xml:space="preserve">            &lt;/</w:t>
+        <w:t xml:space="preserve">Can have birth, death, floruit, or none; can contain any symbols (b. </w:t>
+      </w:r>
+      <w:proofErr w:type="gramStart"/>
+      <w:r>
+        <w:t>d. ?</w:t>
+      </w:r>
+      <w:proofErr w:type="gramEnd"/>
+      <w:r>
+        <w:t xml:space="preserve"> etc.) but NO PARENTHESIS since these are added to the text when needed by the </w:t>
+      </w:r>
+      <w:proofErr w:type="spellStart"/>
+      <w:r>
+        <w:t>xslt</w:t>
+      </w:r>
+      <w:proofErr w:type="spellEnd"/>
+      <w:r>
+        <w:t xml:space="preserve">. </w:t>
+      </w:r>
+    </w:p>
+    <w:p/>
+    <w:p>
+      <w:r>
+        <w:t>If you wish to see “(dates unknown)”</w:t>
+      </w:r>
+      <w:r>
+        <w:t>:</w:t>
+      </w:r>
+    </w:p>
+    <w:p>
+      <w:r>
+        <w:t>&lt;</w:t>
+      </w:r>
+      <w:r>
+        <w:t xml:space="preserve">note </w:t>
+      </w:r>
+      <w:r>
+        <w:t>type=</w:t>
+      </w:r>
+      <w:r>
+        <w:t>"</w:t>
+      </w:r>
+      <w:proofErr w:type="spellStart"/>
+      <w:r>
+        <w:t>idInfo</w:t>
+      </w:r>
+      <w:proofErr w:type="spellEnd"/>
+      <w:r>
+        <w:t>"</w:t>
+      </w:r>
+      <w:proofErr w:type="gramStart"/>
+      <w:r>
+        <w:t>&gt;</w:t>
+      </w:r>
+      <w:r>
+        <w:t>(</w:t>
+      </w:r>
+      <w:proofErr w:type="gramEnd"/>
+      <w:r>
+        <w:t xml:space="preserve">dates </w:t>
+      </w:r>
+      <w:proofErr w:type="gramStart"/>
+      <w:r>
+        <w:t>unknown</w:t>
+      </w:r>
+      <w:r>
+        <w:t>)</w:t>
+      </w:r>
+      <w:r>
+        <w:t>&lt;</w:t>
+      </w:r>
+      <w:proofErr w:type="gramEnd"/>
+      <w:r>
+        <w:t>/</w:t>
+      </w:r>
+      <w:r>
+        <w:t>note</w:t>
+      </w:r>
+      <w:r>
+        <w:t>&gt;</w:t>
+      </w:r>
+    </w:p>
+    <w:p>
+      <w:r>
+        <w:t xml:space="preserve">or </w:t>
+      </w:r>
+    </w:p>
+    <w:p>
+      <w:r>
+        <w:t>&lt;note type="</w:t>
+      </w:r>
+      <w:proofErr w:type="spellStart"/>
+      <w:r>
+        <w:t>idInfo</w:t>
+      </w:r>
+      <w:proofErr w:type="spellEnd"/>
+      <w:r>
+        <w:t>"&gt;</w:t>
+      </w:r>
+      <w:r>
+        <w:t>(</w:t>
+      </w:r>
+      <w:r>
+        <w:t>first name and dates unknown</w:t>
+      </w:r>
+      <w:r>
+        <w:t>)</w:t>
+      </w:r>
+      <w:r>
+        <w:t>&lt;/note&gt;</w:t>
+      </w:r>
+    </w:p>
+    <w:p/>
+    <w:p>
+      <w:r>
+        <w:t xml:space="preserve">            </w:t>
+      </w:r>
+    </w:p>
+    <w:p>
+      <w:r>
+        <w:t xml:space="preserve">            </w:t>
+      </w:r>
+      <w:r>
+        <w:t>&lt;</w:t>
+      </w:r>
+      <w:proofErr w:type="spellStart"/>
+      <w:r>
+        <w:t>bibl</w:t>
+      </w:r>
+      <w:proofErr w:type="spellEnd"/>
+      <w:r>
+        <w:t>&gt;&lt;title ref="#</w:t>
+      </w:r>
+      <w:proofErr w:type="spellStart"/>
+      <w:r>
+        <w:t>dnb</w:t>
+      </w:r>
+      <w:proofErr w:type="spellEnd"/>
+      <w:r>
+        <w:t>"&gt;DNB&lt;/title&gt;, &lt;title ref="#hp"&gt;Hist P&lt;/title&gt;&lt;/</w:t>
+      </w:r>
+      <w:proofErr w:type="spellStart"/>
+      <w:r>
+        <w:t>bibl</w:t>
+      </w:r>
+      <w:proofErr w:type="spellEnd"/>
+      <w:r>
+        <w:t>&gt;</w:t>
+      </w:r>
+    </w:p>
+    <w:p>
+      <w:r>
+        <w:t xml:space="preserve">            &lt;note type="bio" target="#</w:t>
+      </w:r>
+      <w:proofErr w:type="spellStart"/>
+      <w:r>
+        <w:t>AbellaManuel</w:t>
+      </w:r>
+      <w:proofErr w:type="spellEnd"/>
+      <w:r>
+        <w:t>"&gt;</w:t>
+      </w:r>
+    </w:p>
+    <w:p>
+      <w:pPr>
+        <w:ind w:left="720" w:firstLine="720"/>
+      </w:pPr>
+      <w:r>
+        <w:t>[bio here]</w:t>
+      </w:r>
+    </w:p>
+    <w:p>
+      <w:r>
+        <w:t xml:space="preserve">            &lt;/note&gt;</w:t>
+      </w:r>
+    </w:p>
+    <w:p>
+      <w:r>
+        <w:t xml:space="preserve">        &lt;/person&gt; </w:t>
+      </w:r>
+    </w:p>
+    <w:p/>
+    <w:p>
+      <w:r>
+        <w:lastRenderedPageBreak/>
+        <w:t>Other notes: when someone is known as multiple names, use additional surnames with types ("married", "birth", "grp", "dynasty"</w:t>
+      </w:r>
+    </w:p>
+    <w:p>
+      <w:r>
+        <w:tab/>
+      </w:r>
+      <w:r>
+        <w:tab/>
+      </w:r>
+      <w:r>
+        <w:tab/>
+      </w:r>
+      <w:r>
+        <w:tab/>
+      </w:r>
+    </w:p>
+    <w:p>
+      <w:pPr>
+        <w:ind w:firstLine="720"/>
+      </w:pPr>
+      <w:r>
+        <w:t>&lt;</w:t>
+      </w:r>
+      <w:proofErr w:type="spellStart"/>
+      <w:r>
+        <w:t>addName</w:t>
+      </w:r>
+      <w:proofErr w:type="spellEnd"/>
+      <w:r>
+        <w:t>&gt;</w:t>
+      </w:r>
+    </w:p>
+    <w:p>
+      <w:pPr>
+        <w:ind w:left="1440"/>
+      </w:pPr>
+      <w:r>
+        <w:t>Use</w:t>
+      </w:r>
+      <w:r>
+        <w:t xml:space="preserve"> &lt;</w:t>
+      </w:r>
+      <w:proofErr w:type="spellStart"/>
+      <w:r>
+        <w:t>addName</w:t>
+      </w:r>
+      <w:proofErr w:type="spellEnd"/>
+      <w:r>
+        <w:t xml:space="preserve"> type="</w:t>
+      </w:r>
+      <w:proofErr w:type="spellStart"/>
+      <w:r>
+        <w:t>akaF</w:t>
+      </w:r>
+      <w:proofErr w:type="spellEnd"/>
+      <w:r>
+        <w:t>"</w:t>
+      </w:r>
+      <w:r>
+        <w:t xml:space="preserve"> (another forename), "</w:t>
+      </w:r>
+      <w:proofErr w:type="spellStart"/>
+      <w:r>
+        <w:t>akaS</w:t>
+      </w:r>
+      <w:proofErr w:type="spellEnd"/>
+      <w:r>
+        <w:t>"</w:t>
+      </w:r>
+      <w:r>
+        <w:t xml:space="preserve"> (another surname), or "nickname" (enter a value without quotation marks) or "pseud"</w:t>
+      </w:r>
+    </w:p>
+    <w:p>
+      <w:r>
+        <w:t xml:space="preserve">These go inside the </w:t>
       </w:r>
       <w:proofErr w:type="spellStart"/>
       <w:r>
@@ -1388,361 +1755,121 @@
       </w:r>
       <w:proofErr w:type="spellEnd"/>
       <w:r>
+        <w:t xml:space="preserve"> tag. If someone didn't go by their first name, it appears in the &lt;forename&gt; in parentheses--&gt;</w:t>
+      </w:r>
+    </w:p>
+    <w:p>
+      <w:r>
+        <w:tab/>
+      </w:r>
+      <w:r>
+        <w:tab/>
+      </w:r>
+      <w:r>
+        <w:tab/>
+      </w:r>
+      <w:r>
+        <w:tab/>
+      </w:r>
+    </w:p>
+    <w:p>
+      <w:r>
+        <w:tab/>
+      </w:r>
+      <w:r>
+        <w:tab/>
+      </w:r>
+      <w:r>
+        <w:tab/>
+        <w:t>for Royalty,</w:t>
+      </w:r>
+    </w:p>
+    <w:p>
+      <w:r>
+        <w:tab/>
+      </w:r>
+      <w:r>
+        <w:tab/>
+      </w:r>
+      <w:r>
+        <w:tab/>
+        <w:t>&lt;</w:t>
+      </w:r>
+      <w:proofErr w:type="spellStart"/>
+      <w:r>
+        <w:t>persName</w:t>
+      </w:r>
+      <w:proofErr w:type="spellEnd"/>
+      <w:r>
+        <w:t xml:space="preserve"> </w:t>
+      </w:r>
+      <w:proofErr w:type="spellStart"/>
+      <w:r>
+        <w:t>xml:id</w:t>
+      </w:r>
+      <w:proofErr w:type="spellEnd"/>
+      <w:r>
+        <w:t>="</w:t>
+      </w:r>
+      <w:proofErr w:type="spellStart"/>
+      <w:r>
+        <w:t>WalesCharlottePrincess</w:t>
+      </w:r>
+      <w:proofErr w:type="spellEnd"/>
+      <w:r>
+        <w:t>"&gt;</w:t>
+      </w:r>
+    </w:p>
+    <w:p>
+      <w:r>
+        <w:tab/>
+      </w:r>
+      <w:r>
+        <w:tab/>
+      </w:r>
+      <w:r>
+        <w:tab/>
+      </w:r>
+      <w:r>
+        <w:tab/>
+        <w:t>&lt;</w:t>
+      </w:r>
+      <w:proofErr w:type="spellStart"/>
+      <w:r>
+        <w:t>roleName</w:t>
+      </w:r>
+      <w:proofErr w:type="spellEnd"/>
+      <w:r>
+        <w:t>&gt;Princess&lt;/</w:t>
+      </w:r>
+      <w:proofErr w:type="spellStart"/>
+      <w:r>
+        <w:t>roleName</w:t>
+      </w:r>
+      <w:proofErr w:type="spellEnd"/>
+      <w:r>
         <w:t>&gt;</w:t>
       </w:r>
     </w:p>
     <w:p>
       <w:r>
-        <w:t xml:space="preserve">            &lt;birth</w:t>
-      </w:r>
-      <w:r>
-        <w:t xml:space="preserve">&gt;b. </w:t>
-      </w:r>
-      <w:r>
-        <w:t>1753</w:t>
-      </w:r>
-      <w:r>
-        <w:t>&lt;/birth&gt; or &lt;birth&gt;1753&lt;/birth&gt;</w:t>
-      </w:r>
-    </w:p>
-    <w:p>
-      <w:r>
-        <w:t xml:space="preserve">            &lt;death</w:t>
-      </w:r>
-      <w:r>
-        <w:t xml:space="preserve">&gt;d. </w:t>
-      </w:r>
-      <w:r>
-        <w:t>1825</w:t>
-      </w:r>
-      <w:r>
-        <w:t>&lt;/death</w:t>
-      </w:r>
-      <w:r>
-        <w:t>&gt;</w:t>
-      </w:r>
-      <w:r>
-        <w:t xml:space="preserve"> or &lt;death&gt;1825&lt;/death&gt;</w:t>
-      </w:r>
-    </w:p>
-    <w:p>
-      <w:r>
-        <w:t>----</w:t>
-      </w:r>
-      <w:r>
-        <w:t xml:space="preserve">do not put in </w:t>
-      </w:r>
-      <w:r>
-        <w:t>empty birth or death tags--</w:t>
-      </w:r>
-    </w:p>
-    <w:p>
-      <w:r>
-        <w:tab/>
-        <w:t>&lt;floruit&gt;f. 1820-1830&lt;/floruit&gt;</w:t>
-      </w:r>
-    </w:p>
-    <w:p>
-      <w:pPr>
-        <w:ind w:left="1440"/>
-      </w:pPr>
-      <w:r>
-        <w:t xml:space="preserve">Can have birth, death, floruit, or none; can contain any symbols (b. </w:t>
-      </w:r>
-      <w:proofErr w:type="gramStart"/>
-      <w:r>
-        <w:t>d. ?</w:t>
-      </w:r>
-      <w:proofErr w:type="gramEnd"/>
-      <w:r>
-        <w:t xml:space="preserve"> etc.) but NO PARENTHESIS since these</w:t>
-      </w:r>
-      <w:r>
-        <w:t xml:space="preserve"> </w:t>
-      </w:r>
-      <w:r>
-        <w:t xml:space="preserve">are added </w:t>
-      </w:r>
-      <w:r>
-        <w:t xml:space="preserve">to the text when needed </w:t>
-      </w:r>
-      <w:r>
-        <w:t xml:space="preserve">by the </w:t>
-      </w:r>
-      <w:proofErr w:type="spellStart"/>
-      <w:r>
-        <w:t>xslt</w:t>
-      </w:r>
-      <w:proofErr w:type="spellEnd"/>
-      <w:r>
-        <w:t xml:space="preserve">. If no dates, </w:t>
-      </w:r>
-      <w:proofErr w:type="spellStart"/>
-      <w:r>
-        <w:t>xslt</w:t>
-      </w:r>
-      <w:proofErr w:type="spellEnd"/>
-      <w:r>
-        <w:t xml:space="preserve"> will leave blank; if "(dates unknown)" put it at the end of the bio note.)</w:t>
-      </w:r>
-    </w:p>
-    <w:p>
-      <w:r>
-        <w:t xml:space="preserve">            &lt;</w:t>
-      </w:r>
-      <w:proofErr w:type="spellStart"/>
-      <w:r>
-        <w:t>bibl</w:t>
-      </w:r>
-      <w:proofErr w:type="spellEnd"/>
-      <w:r>
-        <w:t>&gt;&lt;title ref="#</w:t>
-      </w:r>
-      <w:proofErr w:type="spellStart"/>
-      <w:r>
-        <w:t>dnb</w:t>
-      </w:r>
-      <w:proofErr w:type="spellEnd"/>
-      <w:r>
-        <w:t>"&gt;DNB&lt;/title&gt;, &lt;title ref="#hp"&gt;Hist P&lt;/title&gt;&lt;/</w:t>
-      </w:r>
-      <w:proofErr w:type="spellStart"/>
-      <w:r>
-        <w:t>bibl</w:t>
-      </w:r>
-      <w:proofErr w:type="spellEnd"/>
-      <w:r>
-        <w:t>&gt;</w:t>
-      </w:r>
-    </w:p>
-    <w:p>
-      <w:r>
-        <w:t xml:space="preserve">            &lt;note type="bio" target="#</w:t>
-      </w:r>
-      <w:proofErr w:type="spellStart"/>
-      <w:r>
-        <w:t>AbellaManuel</w:t>
-      </w:r>
-      <w:proofErr w:type="spellEnd"/>
-      <w:r>
-        <w:t>"&gt;</w:t>
-      </w:r>
-    </w:p>
-    <w:p>
-      <w:pPr>
-        <w:ind w:left="720" w:firstLine="720"/>
-      </w:pPr>
-      <w:r>
-        <w:t>[bio here]</w:t>
-      </w:r>
-    </w:p>
-    <w:p>
-      <w:r>
-        <w:t xml:space="preserve">            &lt;/note&gt;</w:t>
-      </w:r>
-    </w:p>
-    <w:p>
-      <w:r>
-        <w:t xml:space="preserve">        &lt;/person&gt; </w:t>
-      </w:r>
-    </w:p>
-    <w:p/>
-    <w:p>
-      <w:r>
-        <w:t>Other notes: when someone is known as multiple names, use additional surnames with types ("married", "birth", "grp", "dynasty"</w:t>
-      </w:r>
-    </w:p>
-    <w:p>
-      <w:r>
-        <w:tab/>
-      </w:r>
-      <w:r>
-        <w:tab/>
-      </w:r>
-      <w:r>
-        <w:tab/>
-      </w:r>
-      <w:r>
-        <w:tab/>
-      </w:r>
-    </w:p>
-    <w:p>
-      <w:pPr>
-        <w:ind w:firstLine="720"/>
-      </w:pPr>
-      <w:r>
-        <w:t>&lt;</w:t>
-      </w:r>
-      <w:proofErr w:type="spellStart"/>
-      <w:r>
-        <w:t>addName</w:t>
-      </w:r>
-      <w:proofErr w:type="spellEnd"/>
-      <w:r>
-        <w:t>&gt;</w:t>
-      </w:r>
-    </w:p>
-    <w:p>
-      <w:pPr>
-        <w:ind w:left="1440"/>
-      </w:pPr>
-      <w:r>
-        <w:t>Use</w:t>
-      </w:r>
-      <w:r>
-        <w:t xml:space="preserve"> &lt;</w:t>
-      </w:r>
-      <w:proofErr w:type="spellStart"/>
-      <w:r>
-        <w:t>addName</w:t>
-      </w:r>
-      <w:proofErr w:type="spellEnd"/>
-      <w:r>
-        <w:t xml:space="preserve"> type="</w:t>
-      </w:r>
-      <w:proofErr w:type="spellStart"/>
-      <w:r>
-        <w:t>akaF</w:t>
-      </w:r>
-      <w:proofErr w:type="spellEnd"/>
-      <w:r>
-        <w:t>"</w:t>
-      </w:r>
-      <w:r>
-        <w:t xml:space="preserve"> (another forename), "</w:t>
-      </w:r>
-      <w:proofErr w:type="spellStart"/>
-      <w:r>
-        <w:t>akaS</w:t>
-      </w:r>
-      <w:proofErr w:type="spellEnd"/>
-      <w:r>
-        <w:t>"</w:t>
-      </w:r>
-      <w:r>
-        <w:t xml:space="preserve"> (another surname), or "nickname" (enter a value without quotation marks) or "pseud"</w:t>
-      </w:r>
-    </w:p>
-    <w:p>
-      <w:r>
-        <w:t xml:space="preserve">These go inside the </w:t>
-      </w:r>
-      <w:proofErr w:type="spellStart"/>
-      <w:r>
-        <w:t>persName</w:t>
-      </w:r>
-      <w:proofErr w:type="spellEnd"/>
-      <w:r>
-        <w:t xml:space="preserve"> tag. If someone didn't go by their first name, it appears in the &lt;forename&gt; in parentheses--&gt;</w:t>
-      </w:r>
-    </w:p>
-    <w:p>
-      <w:r>
-        <w:tab/>
-      </w:r>
-      <w:r>
-        <w:tab/>
-      </w:r>
-      <w:r>
-        <w:tab/>
-      </w:r>
-      <w:r>
-        <w:tab/>
-      </w:r>
-    </w:p>
-    <w:p>
-      <w:r>
-        <w:tab/>
-      </w:r>
-      <w:r>
-        <w:tab/>
-      </w:r>
-      <w:r>
-        <w:tab/>
-        <w:t>for Royalty,</w:t>
-      </w:r>
-    </w:p>
-    <w:p>
-      <w:r>
-        <w:tab/>
-      </w:r>
-      <w:r>
-        <w:tab/>
-      </w:r>
-      <w:r>
-        <w:tab/>
-        <w:t>&lt;</w:t>
-      </w:r>
-      <w:proofErr w:type="spellStart"/>
-      <w:r>
-        <w:t>persName</w:t>
-      </w:r>
-      <w:proofErr w:type="spellEnd"/>
-      <w:r>
-        <w:t xml:space="preserve"> </w:t>
-      </w:r>
-      <w:proofErr w:type="spellStart"/>
-      <w:r>
-        <w:t>xml:id</w:t>
-      </w:r>
-      <w:proofErr w:type="spellEnd"/>
-      <w:r>
-        <w:t>="</w:t>
-      </w:r>
-      <w:proofErr w:type="spellStart"/>
-      <w:r>
-        <w:t>WalesCharlottePrincess</w:t>
-      </w:r>
-      <w:proofErr w:type="spellEnd"/>
-      <w:r>
-        <w:t>"&gt;</w:t>
-      </w:r>
-    </w:p>
-    <w:p>
-      <w:r>
-        <w:lastRenderedPageBreak/>
-        <w:tab/>
-      </w:r>
-      <w:r>
-        <w:tab/>
-      </w:r>
-      <w:r>
-        <w:tab/>
-      </w:r>
-      <w:r>
-        <w:tab/>
-        <w:t>&lt;</w:t>
-      </w:r>
-      <w:proofErr w:type="spellStart"/>
-      <w:r>
-        <w:t>roleName</w:t>
-      </w:r>
-      <w:proofErr w:type="spellEnd"/>
-      <w:r>
-        <w:t>&gt;Princess of Wales&lt;/</w:t>
-      </w:r>
-      <w:proofErr w:type="spellStart"/>
-      <w:r>
-        <w:t>roleName</w:t>
-      </w:r>
-      <w:proofErr w:type="spellEnd"/>
-      <w:r>
-        <w:t>&gt;</w:t>
-      </w:r>
-    </w:p>
-    <w:p>
-      <w:r>
-        <w:tab/>
-      </w:r>
-      <w:r>
-        <w:tab/>
-      </w:r>
-      <w:r>
-        <w:tab/>
-      </w:r>
-      <w:r>
-        <w:tab/>
-        <w:t>&lt;forename&gt;Charlotte Augusta&lt;/forename&gt;</w:t>
+        <w:tab/>
+      </w:r>
+      <w:r>
+        <w:tab/>
+      </w:r>
+      <w:r>
+        <w:tab/>
+      </w:r>
+      <w:r>
+        <w:tab/>
+        <w:t>&lt;forename&gt;Charlotte Augusta</w:t>
+      </w:r>
+      <w:r>
+        <w:t xml:space="preserve"> of Wales</w:t>
+      </w:r>
+      <w:r>
+        <w:t>&lt;/forename&gt;</w:t>
       </w:r>
     </w:p>
     <w:p>
@@ -2178,7 +2305,11 @@
         <w:t xml:space="preserve"> ignores the note numbers that you give notes manually. </w:t>
       </w:r>
       <w:r>
-        <w:t xml:space="preserve">Leaving notes unnumbered also allows moving them if need </w:t>
+        <w:t xml:space="preserve">Leaving notes unnumbered also allows moving them if </w:t>
+      </w:r>
+      <w:r>
+        <w:lastRenderedPageBreak/>
+        <w:t xml:space="preserve">need </w:t>
       </w:r>
       <w:proofErr w:type="gramStart"/>
       <w:r>
@@ -3031,7 +3162,6 @@
   <w:style w:type="character" w:default="1" w:styleId="DefaultParagraphFont">
     <w:name w:val="Default Paragraph Font"/>
     <w:uiPriority w:val="1"/>
-    <w:semiHidden/>
     <w:unhideWhenUsed/>
   </w:style>
   <w:style w:type="table" w:default="1" w:styleId="TableNormal">

--- a/SoutheyLetters/For SOUTHEY MANUAL.docx
+++ b/SoutheyLetters/For SOUTHEY MANUAL.docx
@@ -1,6 +1,6 @@
 
 <file path=word/document.xml><?xml version="1.0" encoding="utf-8"?>
-<w:document xmlns:wpc="http://schemas.microsoft.com/office/word/2010/wordprocessingCanvas" xmlns:cx="http://schemas.microsoft.com/office/drawing/2014/chartex" xmlns:cx1="http://schemas.microsoft.com/office/drawing/2015/9/8/chartex" xmlns:cx2="http://schemas.microsoft.com/office/drawing/2015/10/21/chartex" xmlns:cx3="http://schemas.microsoft.com/office/drawing/2016/5/9/chartex" xmlns:cx4="http://schemas.microsoft.com/office/drawing/2016/5/10/chartex" xmlns:cx5="http://schemas.microsoft.com/office/drawing/2016/5/11/chartex" xmlns:cx6="http://schemas.microsoft.com/office/drawing/2016/5/12/chartex" xmlns:cx7="http://schemas.microsoft.com/office/drawing/2016/5/13/chartex" xmlns:cx8="http://schemas.microsoft.com/office/drawing/2016/5/14/chartex" xmlns:mc="http://schemas.openxmlformats.org/markup-compatibility/2006" xmlns:m="http://schemas.openxmlformats.org/officeDocument/2006/math" xmlns:aink="http://schemas.microsoft.com/office/drawing/2016/ink" xmlns:am3d="http://schemas.microsoft.com/office/drawing/2017/model3d" xmlns:oel="http://schemas.microsoft.com/office/2019/extlst" xmlns:r="http://schemas.openxmlformats.org/officeDocument/2006/relationships" xmlns:wp14="http://schemas.microsoft.com/office/word/2010/wordprocessingDrawing" xmlns:wp="http://schemas.openxmlformats.org/drawingml/2006/wordprocessingDrawing" xmlns:wpg="http://schemas.microsoft.com/office/word/2010/wordprocessingGroup" xmlns:wpi="http://schemas.microsoft.com/office/word/2010/wordprocessingInk" xmlns:wps="http://schemas.microsoft.com/office/word/2010/wordprocessingShape" xmlns:o="urn:schemas-microsoft-com:office:office" xmlns:v="urn:schemas-microsoft-com:vml" xmlns:w10="urn:schemas-microsoft-com:office:word" xmlns:w="http://schemas.openxmlformats.org/wordprocessingml/2006/main" xmlns:w14="http://schemas.microsoft.com/office/word/2010/wordml" xmlns:w15="http://schemas.microsoft.com/office/word/2012/wordml" xmlns:w16cei="http://schemas.microsoft.com/office/word/2026/wordml/cei" xmlns:w16cex="http://schemas.microsoft.com/office/word/2018/wordml/cex" xmlns:w16cid="http://schemas.microsoft.com/office/word/2016/wordml/cid" xmlns:w16="http://schemas.microsoft.com/office/word/2018/wordml" xmlns:w16sdtdh="http://schemas.microsoft.com/office/word/2020/wordml/sdtdatahash" xmlns:w16sdtfl="http://schemas.microsoft.com/office/word/2024/wordml/sdtformatlock" xmlns:w16se="http://schemas.microsoft.com/office/word/2015/wordml/symex" xmlns:w16du="http://schemas.microsoft.com/office/word/2023/wordml/word16du" xmlns:wne="http://schemas.microsoft.com/office/word/2006/wordml" mc:Ignorable="w14 w15 w16se w16cid w16 w16cex w16sdtdh w16sdtfl w16du wp14">
+<w:document xmlns:wpc="http://schemas.microsoft.com/office/word/2010/wordprocessingCanvas" xmlns:cx="http://schemas.microsoft.com/office/drawing/2014/chartex" xmlns:cx1="http://schemas.microsoft.com/office/drawing/2015/9/8/chartex" xmlns:cx2="http://schemas.microsoft.com/office/drawing/2015/10/21/chartex" xmlns:cx3="http://schemas.microsoft.com/office/drawing/2016/5/9/chartex" xmlns:cx4="http://schemas.microsoft.com/office/drawing/2016/5/10/chartex" xmlns:cx5="http://schemas.microsoft.com/office/drawing/2016/5/11/chartex" xmlns:cx6="http://schemas.microsoft.com/office/drawing/2016/5/12/chartex" xmlns:cx7="http://schemas.microsoft.com/office/drawing/2016/5/13/chartex" xmlns:cx8="http://schemas.microsoft.com/office/drawing/2016/5/14/chartex" xmlns:mc="http://schemas.openxmlformats.org/markup-compatibility/2006" xmlns:m="http://schemas.openxmlformats.org/officeDocument/2006/math" xmlns:aink="http://schemas.microsoft.com/office/drawing/2016/ink" xmlns:am3d="http://schemas.microsoft.com/office/drawing/2017/model3d" xmlns:oel="http://schemas.microsoft.com/office/2019/extlst" xmlns:r="http://schemas.openxmlformats.org/officeDocument/2006/relationships" xmlns:wp14="http://schemas.microsoft.com/office/word/2010/wordprocessingDrawing" xmlns:wp="http://schemas.openxmlformats.org/drawingml/2006/wordprocessingDrawing" xmlns:wpg="http://schemas.microsoft.com/office/word/2010/wordprocessingGroup" xmlns:wpi="http://schemas.microsoft.com/office/word/2010/wordprocessingInk" xmlns:wps="http://schemas.microsoft.com/office/word/2010/wordprocessingShape" xmlns:o="urn:schemas-microsoft-com:office:office" xmlns:v="urn:schemas-microsoft-com:vml" xmlns:w10="urn:schemas-microsoft-com:office:word" xmlns:w="http://schemas.openxmlformats.org/wordprocessingml/2006/main" xmlns:w14="http://schemas.microsoft.com/office/word/2010/wordml" xmlns:w15="http://schemas.microsoft.com/office/word/2012/wordml" xmlns:w16cex="http://schemas.microsoft.com/office/word/2018/wordml/cex" xmlns:w16cid="http://schemas.microsoft.com/office/word/2016/wordml/cid" xmlns:w16="http://schemas.microsoft.com/office/word/2018/wordml" xmlns:w16sdtdh="http://schemas.microsoft.com/office/word/2020/wordml/sdtdatahash" xmlns:w16sdtfl="http://schemas.microsoft.com/office/word/2024/wordml/sdtformatlock" xmlns:w16se="http://schemas.microsoft.com/office/word/2015/wordml/symex" xmlns:w16du="http://schemas.microsoft.com/office/word/2023/wordml/word16du" xmlns:wne="http://schemas.microsoft.com/office/word/2006/wordml" mc:Ignorable="w14 w15 w16se w16cid w16 w16cex w16sdtdh w16sdtfl w16du wp14">
   <w:body>
     <w:p>
       <w:r>
@@ -677,6 +677,18 @@
         <w:t>“appendix”</w:t>
       </w:r>
     </w:p>
+    <w:p/>
+    <w:p>
+      <w:r>
+        <w:lastRenderedPageBreak/>
+        <w:t xml:space="preserve">In HTML only: “notes” – generate automatically by the </w:t>
+      </w:r>
+      <w:proofErr w:type="spellStart"/>
+      <w:r>
+        <w:t>xslt</w:t>
+      </w:r>
+      <w:proofErr w:type="spellEnd"/>
+    </w:p>
     <w:p>
       <w:pPr>
         <w:rPr>
@@ -691,7 +703,6 @@
           <w:b/>
           <w:bCs/>
         </w:rPr>
-        <w:lastRenderedPageBreak/>
         <w:t xml:space="preserve">Title: </w:t>
       </w:r>
       <w:r>
@@ -764,17 +775,52 @@
       </w:r>
     </w:p>
     <w:p/>
+    <w:p>
+      <w:r>
+        <w:t xml:space="preserve">Averill, if you could use this tagging scheme in the </w:t>
+      </w:r>
+      <w:proofErr w:type="gramStart"/>
+      <w:r>
+        <w:t>letters, and</w:t>
+      </w:r>
+      <w:proofErr w:type="gramEnd"/>
+      <w:r>
+        <w:t xml:space="preserve"> then tell me the widths / styles you want in comment tags, I can write the &lt;</w:t>
+      </w:r>
+      <w:proofErr w:type="spellStart"/>
+      <w:r>
+        <w:t>encodingDesc</w:t>
+      </w:r>
+      <w:proofErr w:type="spellEnd"/>
+      <w:r>
+        <w:t xml:space="preserve">&gt; for the </w:t>
+      </w:r>
+      <w:proofErr w:type="spellStart"/>
+      <w:r>
+        <w:t>teiHeader</w:t>
+      </w:r>
+      <w:proofErr w:type="spellEnd"/>
+      <w:r>
+        <w:t>.</w:t>
+      </w:r>
+    </w:p>
     <w:p/>
     <w:p>
       <w:pPr>
         <w:ind w:left="720"/>
       </w:pPr>
       <w:r>
-        <w:t>&lt;table rendition=#</w:t>
+        <w:t>&lt;table rendition=#tbl</w:t>
+      </w:r>
+      <w:r>
+        <w:t>450</w:t>
       </w:r>
       <w:proofErr w:type="gramStart"/>
       <w:r>
-        <w:t>tbl[</w:t>
+        <w:t xml:space="preserve">   </w:t>
+      </w:r>
+      <w:r>
+        <w:t>[</w:t>
       </w:r>
       <w:proofErr w:type="gramEnd"/>
       <w:r>
@@ -873,6 +919,11 @@
       <w:pPr>
         <w:ind w:left="720"/>
       </w:pPr>
+    </w:p>
+    <w:p>
+      <w:pPr>
+        <w:ind w:left="720"/>
+      </w:pPr>
       <w:r>
         <w:t>&lt;</w:t>
       </w:r>
@@ -944,14 +995,12 @@
       </w:r>
       <w:proofErr w:type="spellEnd"/>
       <w:r>
-        <w:t>="</w:t>
-      </w:r>
-      <w:proofErr w:type="spellStart"/>
+        <w:t>="tbl</w:t>
+      </w:r>
       <w:proofErr w:type="gramStart"/>
       <w:r>
-        <w:t>tbl</w:t>
-      </w:r>
-      <w:proofErr w:type="spellEnd"/>
+        <w:t xml:space="preserve">450  </w:t>
+      </w:r>
       <w:r>
         <w:t>[</w:t>
       </w:r>
@@ -1047,7 +1096,6 @@
       </w:pPr>
       <w:r>
         <w:tab/>
-        <w:t>&lt;</w:t>
       </w:r>
     </w:p>
     <w:p>
@@ -1132,6 +1180,7 @@
     </w:p>
     <w:p>
       <w:r>
+        <w:lastRenderedPageBreak/>
         <w:tab/>
       </w:r>
       <w:r>
@@ -1183,18 +1232,6 @@
       </w:r>
     </w:p>
     <w:p/>
-    <w:p>
-      <w:r>
-        <w:lastRenderedPageBreak/>
-        <w:t xml:space="preserve">forename </w:t>
-      </w:r>
-      <w:r>
-        <w:t xml:space="preserve">attributes: </w:t>
-      </w:r>
-      <w:r>
-        <w:t>none or type = grp</w:t>
-      </w:r>
-    </w:p>
     <w:p>
       <w:pPr>
         <w:shd w:val="clear" w:color="auto" w:fill="FFFFFF"/>
@@ -1203,6 +1240,753 @@
         <w:adjustRightInd w:val="0"/>
         <w:rPr>
           <w:rFonts w:ascii="Times New Roman" w:hAnsi="Times New Roman" w:cs="Times New Roman"/>
+          <w:color w:val="000096"/>
+          <w:kern w:val="0"/>
+          <w:highlight w:val="white"/>
+        </w:rPr>
+      </w:pPr>
+      <w:r>
+        <w:rPr>
+          <w:rFonts w:ascii="Times New Roman" w:hAnsi="Times New Roman" w:cs="Times New Roman"/>
+          <w:color w:val="000096"/>
+          <w:kern w:val="0"/>
+          <w:highlight w:val="white"/>
+        </w:rPr>
+        <w:t>&lt;</w:t>
+      </w:r>
+      <w:proofErr w:type="spellStart"/>
+      <w:r>
+        <w:rPr>
+          <w:rFonts w:ascii="Times New Roman" w:hAnsi="Times New Roman" w:cs="Times New Roman"/>
+          <w:color w:val="000096"/>
+          <w:kern w:val="0"/>
+          <w:highlight w:val="white"/>
+        </w:rPr>
+        <w:t>persName</w:t>
+      </w:r>
+      <w:proofErr w:type="spellEnd"/>
+      <w:r>
+        <w:rPr>
+          <w:rFonts w:ascii="Times New Roman" w:hAnsi="Times New Roman" w:cs="Times New Roman"/>
+          <w:color w:val="F5844C"/>
+          <w:kern w:val="0"/>
+          <w:highlight w:val="white"/>
+        </w:rPr>
+        <w:t xml:space="preserve"> </w:t>
+      </w:r>
+      <w:proofErr w:type="spellStart"/>
+      <w:r>
+        <w:rPr>
+          <w:rFonts w:ascii="Times New Roman" w:hAnsi="Times New Roman" w:cs="Times New Roman"/>
+          <w:color w:val="F5844C"/>
+          <w:kern w:val="0"/>
+          <w:highlight w:val="white"/>
+        </w:rPr>
+        <w:t>xml:id</w:t>
+      </w:r>
+      <w:proofErr w:type="spellEnd"/>
+      <w:r>
+        <w:rPr>
+          <w:rFonts w:ascii="Times New Roman" w:hAnsi="Times New Roman" w:cs="Times New Roman"/>
+          <w:color w:val="FF8040"/>
+          <w:kern w:val="0"/>
+          <w:highlight w:val="white"/>
+        </w:rPr>
+        <w:t>=</w:t>
+      </w:r>
+      <w:r>
+        <w:rPr>
+          <w:rFonts w:ascii="Times New Roman" w:hAnsi="Times New Roman" w:cs="Times New Roman"/>
+          <w:color w:val="993300"/>
+          <w:kern w:val="0"/>
+          <w:highlight w:val="white"/>
+        </w:rPr>
+        <w:t>"</w:t>
+      </w:r>
+      <w:proofErr w:type="spellStart"/>
+      <w:r>
+        <w:rPr>
+          <w:rFonts w:ascii="Times New Roman" w:hAnsi="Times New Roman" w:cs="Times New Roman"/>
+          <w:color w:val="993300"/>
+          <w:kern w:val="0"/>
+          <w:highlight w:val="white"/>
+        </w:rPr>
+        <w:t>AttersollAnn</w:t>
+      </w:r>
+      <w:proofErr w:type="spellEnd"/>
+      <w:r>
+        <w:rPr>
+          <w:rFonts w:ascii="Times New Roman" w:hAnsi="Times New Roman" w:cs="Times New Roman"/>
+          <w:color w:val="993300"/>
+          <w:kern w:val="0"/>
+          <w:highlight w:val="white"/>
+        </w:rPr>
+        <w:t>"</w:t>
+      </w:r>
+      <w:r>
+        <w:rPr>
+          <w:rFonts w:ascii="Times New Roman" w:hAnsi="Times New Roman" w:cs="Times New Roman"/>
+          <w:color w:val="000096"/>
+          <w:kern w:val="0"/>
+          <w:highlight w:val="white"/>
+        </w:rPr>
+        <w:t>&gt;</w:t>
+      </w:r>
+    </w:p>
+    <w:p>
+      <w:pPr>
+        <w:shd w:val="clear" w:color="auto" w:fill="FFFFFF"/>
+        <w:autoSpaceDE w:val="0"/>
+        <w:autoSpaceDN w:val="0"/>
+        <w:adjustRightInd w:val="0"/>
+        <w:rPr>
+          <w:rFonts w:ascii="Times New Roman" w:hAnsi="Times New Roman" w:cs="Times New Roman"/>
+          <w:color w:val="000096"/>
+          <w:kern w:val="0"/>
+          <w:highlight w:val="white"/>
+        </w:rPr>
+      </w:pPr>
+      <w:r>
+        <w:rPr>
+          <w:rFonts w:ascii="Times New Roman" w:hAnsi="Times New Roman" w:cs="Times New Roman"/>
+          <w:color w:val="000096"/>
+          <w:kern w:val="0"/>
+          <w:highlight w:val="white"/>
+        </w:rPr>
+        <w:t>&lt;forename&gt;</w:t>
+      </w:r>
+      <w:r>
+        <w:rPr>
+          <w:rFonts w:ascii="Times New Roman" w:hAnsi="Times New Roman" w:cs="Times New Roman"/>
+          <w:color w:val="000000"/>
+          <w:kern w:val="0"/>
+          <w:highlight w:val="white"/>
+        </w:rPr>
+        <w:t>Ann</w:t>
+      </w:r>
+      <w:r>
+        <w:rPr>
+          <w:rFonts w:ascii="Times New Roman" w:hAnsi="Times New Roman" w:cs="Times New Roman"/>
+          <w:color w:val="000096"/>
+          <w:kern w:val="0"/>
+          <w:highlight w:val="white"/>
+        </w:rPr>
+        <w:t>&lt;/forename&gt;</w:t>
+      </w:r>
+    </w:p>
+    <w:p>
+      <w:pPr>
+        <w:shd w:val="clear" w:color="auto" w:fill="FFFFFF"/>
+        <w:autoSpaceDE w:val="0"/>
+        <w:autoSpaceDN w:val="0"/>
+        <w:adjustRightInd w:val="0"/>
+        <w:rPr>
+          <w:rFonts w:ascii="Times New Roman" w:hAnsi="Times New Roman" w:cs="Times New Roman"/>
+          <w:color w:val="000096"/>
+          <w:kern w:val="0"/>
+          <w:highlight w:val="white"/>
+        </w:rPr>
+      </w:pPr>
+      <w:proofErr w:type="spellStart"/>
+      <w:r>
+        <w:rPr>
+          <w:rFonts w:ascii="Times New Roman" w:hAnsi="Times New Roman" w:cs="Times New Roman"/>
+          <w:color w:val="000096"/>
+          <w:kern w:val="0"/>
+          <w:highlight w:val="white"/>
+        </w:rPr>
+        <w:t>&lt;addNam</w:t>
+      </w:r>
+      <w:proofErr w:type="spellEnd"/>
+      <w:r>
+        <w:rPr>
+          <w:rFonts w:ascii="Times New Roman" w:hAnsi="Times New Roman" w:cs="Times New Roman"/>
+          <w:color w:val="000096"/>
+          <w:kern w:val="0"/>
+          <w:highlight w:val="white"/>
+        </w:rPr>
+        <w:t>e</w:t>
+      </w:r>
+      <w:r>
+        <w:rPr>
+          <w:rFonts w:ascii="Times New Roman" w:hAnsi="Times New Roman" w:cs="Times New Roman"/>
+          <w:color w:val="F5844C"/>
+          <w:kern w:val="0"/>
+          <w:highlight w:val="white"/>
+        </w:rPr>
+        <w:t xml:space="preserve"> type</w:t>
+      </w:r>
+      <w:r>
+        <w:rPr>
+          <w:rFonts w:ascii="Times New Roman" w:hAnsi="Times New Roman" w:cs="Times New Roman"/>
+          <w:color w:val="FF8040"/>
+          <w:kern w:val="0"/>
+          <w:highlight w:val="white"/>
+        </w:rPr>
+        <w:t>=</w:t>
+      </w:r>
+      <w:r>
+        <w:rPr>
+          <w:rFonts w:ascii="Times New Roman" w:hAnsi="Times New Roman" w:cs="Times New Roman"/>
+          <w:color w:val="993300"/>
+          <w:kern w:val="0"/>
+          <w:highlight w:val="white"/>
+        </w:rPr>
+        <w:t>"</w:t>
+      </w:r>
+      <w:proofErr w:type="spellStart"/>
+      <w:r>
+        <w:rPr>
+          <w:rFonts w:ascii="Times New Roman" w:hAnsi="Times New Roman" w:cs="Times New Roman"/>
+          <w:color w:val="993300"/>
+          <w:kern w:val="0"/>
+          <w:highlight w:val="white"/>
+        </w:rPr>
+        <w:t>akaS</w:t>
+      </w:r>
+      <w:proofErr w:type="spellEnd"/>
+      <w:r>
+        <w:rPr>
+          <w:rFonts w:ascii="Times New Roman" w:hAnsi="Times New Roman" w:cs="Times New Roman"/>
+          <w:color w:val="993300"/>
+          <w:kern w:val="0"/>
+          <w:highlight w:val="white"/>
+        </w:rPr>
+        <w:t>"</w:t>
+      </w:r>
+      <w:r>
+        <w:rPr>
+          <w:rFonts w:ascii="Times New Roman" w:hAnsi="Times New Roman" w:cs="Times New Roman"/>
+          <w:color w:val="000096"/>
+          <w:kern w:val="0"/>
+          <w:highlight w:val="white"/>
+        </w:rPr>
+        <w:t>&gt;</w:t>
+      </w:r>
+      <w:r>
+        <w:rPr>
+          <w:rFonts w:ascii="Times New Roman" w:hAnsi="Times New Roman" w:cs="Times New Roman"/>
+          <w:color w:val="000000"/>
+          <w:kern w:val="0"/>
+          <w:highlight w:val="white"/>
+        </w:rPr>
+        <w:t>Hunter</w:t>
+      </w:r>
+      <w:r>
+        <w:rPr>
+          <w:rFonts w:ascii="Times New Roman" w:hAnsi="Times New Roman" w:cs="Times New Roman"/>
+          <w:color w:val="000096"/>
+          <w:kern w:val="0"/>
+          <w:highlight w:val="white"/>
+        </w:rPr>
+        <w:t>&lt;/</w:t>
+      </w:r>
+      <w:proofErr w:type="spellStart"/>
+      <w:r>
+        <w:rPr>
+          <w:rFonts w:ascii="Times New Roman" w:hAnsi="Times New Roman" w:cs="Times New Roman"/>
+          <w:color w:val="000096"/>
+          <w:kern w:val="0"/>
+          <w:highlight w:val="white"/>
+        </w:rPr>
+        <w:t>addName</w:t>
+      </w:r>
+      <w:proofErr w:type="spellEnd"/>
+      <w:r>
+        <w:rPr>
+          <w:rFonts w:ascii="Times New Roman" w:hAnsi="Times New Roman" w:cs="Times New Roman"/>
+          <w:color w:val="000096"/>
+          <w:kern w:val="0"/>
+          <w:highlight w:val="white"/>
+        </w:rPr>
+        <w:t>&gt;</w:t>
+      </w:r>
+    </w:p>
+    <w:p>
+      <w:pPr>
+        <w:shd w:val="clear" w:color="auto" w:fill="FFFFFF"/>
+        <w:autoSpaceDE w:val="0"/>
+        <w:autoSpaceDN w:val="0"/>
+        <w:adjustRightInd w:val="0"/>
+        <w:rPr>
+          <w:rFonts w:ascii="Times New Roman" w:hAnsi="Times New Roman" w:cs="Times New Roman"/>
+          <w:color w:val="000096"/>
+          <w:kern w:val="0"/>
+          <w:highlight w:val="white"/>
+        </w:rPr>
+      </w:pPr>
+      <w:r>
+        <w:rPr>
+          <w:rFonts w:ascii="Times New Roman" w:hAnsi="Times New Roman" w:cs="Times New Roman"/>
+          <w:color w:val="000096"/>
+          <w:kern w:val="0"/>
+          <w:highlight w:val="white"/>
+        </w:rPr>
+        <w:t>&lt;</w:t>
+      </w:r>
+      <w:proofErr w:type="spellStart"/>
+      <w:r>
+        <w:rPr>
+          <w:rFonts w:ascii="Times New Roman" w:hAnsi="Times New Roman" w:cs="Times New Roman"/>
+          <w:color w:val="000096"/>
+          <w:kern w:val="0"/>
+          <w:highlight w:val="white"/>
+        </w:rPr>
+        <w:t>addName</w:t>
+      </w:r>
+      <w:proofErr w:type="spellEnd"/>
+      <w:r>
+        <w:rPr>
+          <w:rFonts w:ascii="Times New Roman" w:hAnsi="Times New Roman" w:cs="Times New Roman"/>
+          <w:color w:val="F5844C"/>
+          <w:kern w:val="0"/>
+          <w:highlight w:val="white"/>
+        </w:rPr>
+        <w:t xml:space="preserve"> type</w:t>
+      </w:r>
+      <w:r>
+        <w:rPr>
+          <w:rFonts w:ascii="Times New Roman" w:hAnsi="Times New Roman" w:cs="Times New Roman"/>
+          <w:color w:val="FF8040"/>
+          <w:kern w:val="0"/>
+          <w:highlight w:val="white"/>
+        </w:rPr>
+        <w:t>=</w:t>
+      </w:r>
+      <w:r>
+        <w:rPr>
+          <w:rFonts w:ascii="Times New Roman" w:hAnsi="Times New Roman" w:cs="Times New Roman"/>
+          <w:color w:val="993300"/>
+          <w:kern w:val="0"/>
+          <w:highlight w:val="white"/>
+        </w:rPr>
+        <w:t>"</w:t>
+      </w:r>
+      <w:proofErr w:type="spellStart"/>
+      <w:r>
+        <w:rPr>
+          <w:rFonts w:ascii="Times New Roman" w:hAnsi="Times New Roman" w:cs="Times New Roman"/>
+          <w:color w:val="993300"/>
+          <w:kern w:val="0"/>
+          <w:highlight w:val="white"/>
+        </w:rPr>
+        <w:t>akaS</w:t>
+      </w:r>
+      <w:proofErr w:type="spellEnd"/>
+      <w:r>
+        <w:rPr>
+          <w:rFonts w:ascii="Times New Roman" w:hAnsi="Times New Roman" w:cs="Times New Roman"/>
+          <w:color w:val="993300"/>
+          <w:kern w:val="0"/>
+          <w:highlight w:val="white"/>
+        </w:rPr>
+        <w:t>"</w:t>
+      </w:r>
+      <w:r>
+        <w:rPr>
+          <w:rFonts w:ascii="Times New Roman" w:hAnsi="Times New Roman" w:cs="Times New Roman"/>
+          <w:color w:val="000096"/>
+          <w:kern w:val="0"/>
+          <w:highlight w:val="white"/>
+        </w:rPr>
+        <w:t>&gt;</w:t>
+      </w:r>
+      <w:r>
+        <w:rPr>
+          <w:rFonts w:ascii="Times New Roman" w:hAnsi="Times New Roman" w:cs="Times New Roman"/>
+          <w:color w:val="000000"/>
+          <w:kern w:val="0"/>
+          <w:highlight w:val="white"/>
+        </w:rPr>
+        <w:t>Doherty</w:t>
+      </w:r>
+      <w:r>
+        <w:rPr>
+          <w:rFonts w:ascii="Times New Roman" w:hAnsi="Times New Roman" w:cs="Times New Roman"/>
+          <w:color w:val="000096"/>
+          <w:kern w:val="0"/>
+          <w:highlight w:val="white"/>
+        </w:rPr>
+        <w:t>&lt;/</w:t>
+      </w:r>
+      <w:proofErr w:type="spellStart"/>
+      <w:r>
+        <w:rPr>
+          <w:rFonts w:ascii="Times New Roman" w:hAnsi="Times New Roman" w:cs="Times New Roman"/>
+          <w:color w:val="000096"/>
+          <w:kern w:val="0"/>
+          <w:highlight w:val="white"/>
+        </w:rPr>
+        <w:t>addName</w:t>
+      </w:r>
+      <w:proofErr w:type="spellEnd"/>
+      <w:r>
+        <w:rPr>
+          <w:rFonts w:ascii="Times New Roman" w:hAnsi="Times New Roman" w:cs="Times New Roman"/>
+          <w:color w:val="000096"/>
+          <w:kern w:val="0"/>
+          <w:highlight w:val="white"/>
+        </w:rPr>
+        <w:t>&gt;</w:t>
+      </w:r>
+    </w:p>
+    <w:p>
+      <w:pPr>
+        <w:shd w:val="clear" w:color="auto" w:fill="FFFFFF"/>
+        <w:autoSpaceDE w:val="0"/>
+        <w:autoSpaceDN w:val="0"/>
+        <w:adjustRightInd w:val="0"/>
+        <w:rPr>
+          <w:rFonts w:ascii="Times New Roman" w:hAnsi="Times New Roman" w:cs="Times New Roman"/>
+          <w:color w:val="000096"/>
+          <w:kern w:val="0"/>
+          <w:highlight w:val="white"/>
+        </w:rPr>
+      </w:pPr>
+      <w:r>
+        <w:rPr>
+          <w:rFonts w:ascii="Times New Roman" w:hAnsi="Times New Roman" w:cs="Times New Roman"/>
+          <w:color w:val="000096"/>
+          <w:kern w:val="0"/>
+          <w:highlight w:val="white"/>
+        </w:rPr>
+        <w:t>&lt;</w:t>
+      </w:r>
+      <w:proofErr w:type="spellStart"/>
+      <w:r>
+        <w:rPr>
+          <w:rFonts w:ascii="Times New Roman" w:hAnsi="Times New Roman" w:cs="Times New Roman"/>
+          <w:color w:val="000096"/>
+          <w:kern w:val="0"/>
+          <w:highlight w:val="white"/>
+        </w:rPr>
+        <w:t>addName</w:t>
+      </w:r>
+      <w:proofErr w:type="spellEnd"/>
+      <w:r>
+        <w:rPr>
+          <w:rFonts w:ascii="Times New Roman" w:hAnsi="Times New Roman" w:cs="Times New Roman"/>
+          <w:color w:val="000000"/>
+          <w:kern w:val="0"/>
+          <w:highlight w:val="white"/>
+        </w:rPr>
+        <w:t xml:space="preserve"> </w:t>
+      </w:r>
+      <w:r>
+        <w:rPr>
+          <w:rFonts w:ascii="Times New Roman" w:hAnsi="Times New Roman" w:cs="Times New Roman"/>
+          <w:color w:val="F5844C"/>
+          <w:kern w:val="0"/>
+          <w:highlight w:val="white"/>
+        </w:rPr>
+        <w:t>type</w:t>
+      </w:r>
+      <w:r>
+        <w:rPr>
+          <w:rFonts w:ascii="Times New Roman" w:hAnsi="Times New Roman" w:cs="Times New Roman"/>
+          <w:color w:val="FF8040"/>
+          <w:kern w:val="0"/>
+          <w:highlight w:val="white"/>
+        </w:rPr>
+        <w:t>=</w:t>
+      </w:r>
+      <w:r>
+        <w:rPr>
+          <w:rFonts w:ascii="Times New Roman" w:hAnsi="Times New Roman" w:cs="Times New Roman"/>
+          <w:color w:val="993300"/>
+          <w:kern w:val="0"/>
+          <w:highlight w:val="white"/>
+        </w:rPr>
+        <w:t>"</w:t>
+      </w:r>
+      <w:proofErr w:type="spellStart"/>
+      <w:r>
+        <w:rPr>
+          <w:rFonts w:ascii="Times New Roman" w:hAnsi="Times New Roman" w:cs="Times New Roman"/>
+          <w:color w:val="993300"/>
+          <w:kern w:val="0"/>
+          <w:highlight w:val="white"/>
+        </w:rPr>
+        <w:t>akaS</w:t>
+      </w:r>
+      <w:proofErr w:type="spellEnd"/>
+      <w:r>
+        <w:rPr>
+          <w:rFonts w:ascii="Times New Roman" w:hAnsi="Times New Roman" w:cs="Times New Roman"/>
+          <w:color w:val="993300"/>
+          <w:kern w:val="0"/>
+          <w:highlight w:val="white"/>
+        </w:rPr>
+        <w:t>"</w:t>
+      </w:r>
+      <w:r>
+        <w:rPr>
+          <w:rFonts w:ascii="Times New Roman" w:hAnsi="Times New Roman" w:cs="Times New Roman"/>
+          <w:color w:val="000096"/>
+          <w:kern w:val="0"/>
+          <w:highlight w:val="white"/>
+        </w:rPr>
+        <w:t>&gt;</w:t>
+      </w:r>
+      <w:r>
+        <w:rPr>
+          <w:rFonts w:ascii="Times New Roman" w:hAnsi="Times New Roman" w:cs="Times New Roman"/>
+          <w:color w:val="000000"/>
+          <w:kern w:val="0"/>
+          <w:highlight w:val="white"/>
+        </w:rPr>
+        <w:t xml:space="preserve">de la </w:t>
+      </w:r>
+      <w:proofErr w:type="spellStart"/>
+      <w:r>
+        <w:rPr>
+          <w:rFonts w:ascii="Times New Roman" w:hAnsi="Times New Roman" w:cs="Times New Roman"/>
+          <w:color w:val="000000"/>
+          <w:kern w:val="0"/>
+          <w:highlight w:val="white"/>
+        </w:rPr>
+        <w:t>Pigueliere</w:t>
+      </w:r>
+      <w:proofErr w:type="spellEnd"/>
+      <w:r>
+        <w:rPr>
+          <w:rFonts w:ascii="Times New Roman" w:hAnsi="Times New Roman" w:cs="Times New Roman"/>
+          <w:color w:val="000096"/>
+          <w:kern w:val="0"/>
+          <w:highlight w:val="white"/>
+        </w:rPr>
+        <w:t>&lt;/</w:t>
+      </w:r>
+      <w:proofErr w:type="spellStart"/>
+      <w:r>
+        <w:rPr>
+          <w:rFonts w:ascii="Times New Roman" w:hAnsi="Times New Roman" w:cs="Times New Roman"/>
+          <w:color w:val="000096"/>
+          <w:kern w:val="0"/>
+          <w:highlight w:val="white"/>
+        </w:rPr>
+        <w:t>addName</w:t>
+      </w:r>
+      <w:proofErr w:type="spellEnd"/>
+      <w:r>
+        <w:rPr>
+          <w:rFonts w:ascii="Times New Roman" w:hAnsi="Times New Roman" w:cs="Times New Roman"/>
+          <w:color w:val="000096"/>
+          <w:kern w:val="0"/>
+          <w:highlight w:val="white"/>
+        </w:rPr>
+        <w:t>&gt;</w:t>
+      </w:r>
+    </w:p>
+    <w:p>
+      <w:pPr>
+        <w:shd w:val="clear" w:color="auto" w:fill="FFFFFF"/>
+        <w:autoSpaceDE w:val="0"/>
+        <w:autoSpaceDN w:val="0"/>
+        <w:adjustRightInd w:val="0"/>
+        <w:rPr>
+          <w:rFonts w:ascii="Times New Roman" w:hAnsi="Times New Roman" w:cs="Times New Roman"/>
+          <w:color w:val="000096"/>
+          <w:kern w:val="0"/>
+          <w:highlight w:val="white"/>
+        </w:rPr>
+      </w:pPr>
+      <w:r>
+        <w:rPr>
+          <w:rFonts w:ascii="Times New Roman" w:hAnsi="Times New Roman" w:cs="Times New Roman"/>
+          <w:color w:val="000096"/>
+          <w:kern w:val="0"/>
+          <w:highlight w:val="white"/>
+        </w:rPr>
+        <w:t>&lt;surname</w:t>
+      </w:r>
+      <w:r>
+        <w:rPr>
+          <w:rFonts w:ascii="Times New Roman" w:hAnsi="Times New Roman" w:cs="Times New Roman"/>
+          <w:color w:val="F5844C"/>
+          <w:kern w:val="0"/>
+          <w:highlight w:val="white"/>
+        </w:rPr>
+        <w:t xml:space="preserve"> type</w:t>
+      </w:r>
+      <w:r>
+        <w:rPr>
+          <w:rFonts w:ascii="Times New Roman" w:hAnsi="Times New Roman" w:cs="Times New Roman"/>
+          <w:color w:val="FF8040"/>
+          <w:kern w:val="0"/>
+          <w:highlight w:val="white"/>
+        </w:rPr>
+        <w:t>=</w:t>
+      </w:r>
+      <w:r>
+        <w:rPr>
+          <w:rFonts w:ascii="Times New Roman" w:hAnsi="Times New Roman" w:cs="Times New Roman"/>
+          <w:color w:val="993300"/>
+          <w:kern w:val="0"/>
+          <w:highlight w:val="white"/>
+        </w:rPr>
+        <w:t>"birth"</w:t>
+      </w:r>
+      <w:r>
+        <w:rPr>
+          <w:rFonts w:ascii="Times New Roman" w:hAnsi="Times New Roman" w:cs="Times New Roman"/>
+          <w:color w:val="000096"/>
+          <w:kern w:val="0"/>
+          <w:highlight w:val="white"/>
+        </w:rPr>
+        <w:t>&gt;</w:t>
+      </w:r>
+      <w:r>
+        <w:rPr>
+          <w:rFonts w:ascii="Times New Roman" w:hAnsi="Times New Roman" w:cs="Times New Roman"/>
+          <w:color w:val="000000"/>
+          <w:kern w:val="0"/>
+          <w:highlight w:val="white"/>
+        </w:rPr>
+        <w:t>Holmes</w:t>
+      </w:r>
+      <w:r>
+        <w:rPr>
+          <w:rFonts w:ascii="Times New Roman" w:hAnsi="Times New Roman" w:cs="Times New Roman"/>
+          <w:color w:val="000096"/>
+          <w:kern w:val="0"/>
+          <w:highlight w:val="white"/>
+        </w:rPr>
+        <w:t>&lt;/surname&gt;</w:t>
+      </w:r>
+    </w:p>
+    <w:p>
+      <w:pPr>
+        <w:shd w:val="clear" w:color="auto" w:fill="FFFFFF"/>
+        <w:autoSpaceDE w:val="0"/>
+        <w:autoSpaceDN w:val="0"/>
+        <w:adjustRightInd w:val="0"/>
+        <w:rPr>
+          <w:rFonts w:ascii="Times New Roman" w:hAnsi="Times New Roman" w:cs="Times New Roman"/>
+          <w:color w:val="000096"/>
+          <w:kern w:val="0"/>
+          <w:highlight w:val="white"/>
+        </w:rPr>
+      </w:pPr>
+      <w:r>
+        <w:rPr>
+          <w:rFonts w:ascii="Times New Roman" w:hAnsi="Times New Roman" w:cs="Times New Roman"/>
+          <w:color w:val="000096"/>
+          <w:kern w:val="0"/>
+          <w:highlight w:val="white"/>
+        </w:rPr>
+        <w:t>&lt;surname</w:t>
+      </w:r>
+      <w:r>
+        <w:rPr>
+          <w:rFonts w:ascii="Times New Roman" w:hAnsi="Times New Roman" w:cs="Times New Roman"/>
+          <w:color w:val="F5844C"/>
+          <w:kern w:val="0"/>
+          <w:highlight w:val="white"/>
+        </w:rPr>
+        <w:t xml:space="preserve"> type</w:t>
+      </w:r>
+      <w:r>
+        <w:rPr>
+          <w:rFonts w:ascii="Times New Roman" w:hAnsi="Times New Roman" w:cs="Times New Roman"/>
+          <w:color w:val="FF8040"/>
+          <w:kern w:val="0"/>
+          <w:highlight w:val="white"/>
+        </w:rPr>
+        <w:t>=</w:t>
+      </w:r>
+      <w:r>
+        <w:rPr>
+          <w:rFonts w:ascii="Times New Roman" w:hAnsi="Times New Roman" w:cs="Times New Roman"/>
+          <w:color w:val="993300"/>
+          <w:kern w:val="0"/>
+          <w:highlight w:val="white"/>
+        </w:rPr>
+        <w:t>"married"</w:t>
+      </w:r>
+      <w:r>
+        <w:rPr>
+          <w:rFonts w:ascii="Times New Roman" w:hAnsi="Times New Roman" w:cs="Times New Roman"/>
+          <w:color w:val="000096"/>
+          <w:kern w:val="0"/>
+          <w:highlight w:val="white"/>
+        </w:rPr>
+        <w:t>&gt;</w:t>
+      </w:r>
+      <w:proofErr w:type="spellStart"/>
+      <w:r>
+        <w:rPr>
+          <w:rFonts w:ascii="Times New Roman" w:hAnsi="Times New Roman" w:cs="Times New Roman"/>
+          <w:color w:val="000000"/>
+          <w:kern w:val="0"/>
+          <w:highlight w:val="white"/>
+        </w:rPr>
+        <w:t>Attersoll</w:t>
+      </w:r>
+      <w:proofErr w:type="spellEnd"/>
+      <w:r>
+        <w:rPr>
+          <w:rFonts w:ascii="Times New Roman" w:hAnsi="Times New Roman" w:cs="Times New Roman"/>
+          <w:color w:val="000096"/>
+          <w:kern w:val="0"/>
+          <w:highlight w:val="white"/>
+        </w:rPr>
+        <w:t>&lt;/surname&gt;</w:t>
+      </w:r>
+    </w:p>
+    <w:p>
+      <w:pPr>
+        <w:shd w:val="clear" w:color="auto" w:fill="FFFFFF"/>
+        <w:autoSpaceDE w:val="0"/>
+        <w:autoSpaceDN w:val="0"/>
+        <w:adjustRightInd w:val="0"/>
+        <w:rPr>
+          <w:rFonts w:ascii="Times New Roman" w:hAnsi="Times New Roman" w:cs="Times New Roman"/>
+          <w:kern w:val="0"/>
+          <w:highlight w:val="white"/>
+        </w:rPr>
+      </w:pPr>
+      <w:r>
+        <w:rPr>
+          <w:rFonts w:ascii="Times New Roman" w:hAnsi="Times New Roman" w:cs="Times New Roman"/>
+          <w:color w:val="000096"/>
+          <w:kern w:val="0"/>
+          <w:highlight w:val="white"/>
+        </w:rPr>
+        <w:t>&lt;/</w:t>
+      </w:r>
+      <w:proofErr w:type="spellStart"/>
+      <w:r>
+        <w:rPr>
+          <w:rFonts w:ascii="Times New Roman" w:hAnsi="Times New Roman" w:cs="Times New Roman"/>
+          <w:color w:val="000096"/>
+          <w:kern w:val="0"/>
+          <w:highlight w:val="white"/>
+        </w:rPr>
+        <w:t>persName</w:t>
+      </w:r>
+      <w:proofErr w:type="spellEnd"/>
+    </w:p>
+    <w:p/>
+    <w:p>
+      <w:r>
+        <w:t xml:space="preserve">forename </w:t>
+      </w:r>
+      <w:r>
+        <w:t xml:space="preserve">attributes: </w:t>
+      </w:r>
+      <w:r>
+        <w:t>none or type = grp</w:t>
+      </w:r>
+    </w:p>
+    <w:p>
+      <w:pPr>
+        <w:shd w:val="clear" w:color="auto" w:fill="FFFFFF"/>
+        <w:autoSpaceDE w:val="0"/>
+        <w:autoSpaceDN w:val="0"/>
+        <w:adjustRightInd w:val="0"/>
+        <w:rPr>
+          <w:rFonts w:ascii="Times New Roman" w:hAnsi="Times New Roman" w:cs="Times New Roman"/>
           <w:kern w:val="0"/>
           <w:highlight w:val="white"/>
         </w:rPr>
@@ -1393,22 +2177,120 @@
     </w:p>
     <w:p/>
     <w:p>
+      <w:pPr>
+        <w:shd w:val="clear" w:color="auto" w:fill="FFFFFF"/>
+        <w:autoSpaceDE w:val="0"/>
+        <w:autoSpaceDN w:val="0"/>
+        <w:adjustRightInd w:val="0"/>
+        <w:rPr>
+          <w:rFonts w:ascii="Times New Roman" w:hAnsi="Times New Roman" w:cs="Times New Roman"/>
+          <w:kern w:val="0"/>
+          <w:highlight w:val="white"/>
+        </w:rPr>
+      </w:pPr>
       <w:r>
         <w:t>There are most often multiple forenames inside the one tag; legal forenames that the person didn't use are in parentheses before or after the used name in the one forename tag.</w:t>
       </w:r>
-    </w:p>
-    <w:p>
-      <w:r>
-        <w:t xml:space="preserve">              </w:t>
-      </w:r>
-      <w:r>
-        <w:tab/>
-      </w:r>
-      <w:r>
-        <w:tab/>
-      </w:r>
-      <w:r>
-        <w:t>&lt;surname&gt;Abella&lt;/surname&gt;</w:t>
+      <w:r>
+        <w:t xml:space="preserve"> </w:t>
+      </w:r>
+      <w:proofErr w:type="gramStart"/>
+      <w:r>
+        <w:t xml:space="preserve">Eg </w:t>
+      </w:r>
+      <w:r>
+        <w:rPr>
+          <w:rFonts w:ascii="Times New Roman" w:hAnsi="Times New Roman" w:cs="Times New Roman"/>
+          <w:color w:val="000096"/>
+          <w:kern w:val="0"/>
+          <w:highlight w:val="white"/>
+        </w:rPr>
+        <w:t xml:space="preserve"> &lt;</w:t>
+      </w:r>
+      <w:proofErr w:type="gramEnd"/>
+      <w:r>
+        <w:rPr>
+          <w:rFonts w:ascii="Times New Roman" w:hAnsi="Times New Roman" w:cs="Times New Roman"/>
+          <w:color w:val="000096"/>
+          <w:kern w:val="0"/>
+          <w:highlight w:val="white"/>
+        </w:rPr>
+        <w:t>forename&gt;</w:t>
+      </w:r>
+      <w:r>
+        <w:rPr>
+          <w:rFonts w:ascii="Times New Roman" w:hAnsi="Times New Roman" w:cs="Times New Roman"/>
+          <w:color w:val="000000"/>
+          <w:kern w:val="0"/>
+          <w:highlight w:val="white"/>
+        </w:rPr>
+        <w:t>(Samuel)</w:t>
+      </w:r>
+      <w:r>
+        <w:rPr>
+          <w:rFonts w:ascii="Times New Roman" w:hAnsi="Times New Roman" w:cs="Times New Roman"/>
+          <w:color w:val="000000"/>
+          <w:kern w:val="0"/>
+          <w:highlight w:val="white"/>
+        </w:rPr>
+        <w:t xml:space="preserve"> </w:t>
+      </w:r>
+      <w:r>
+        <w:rPr>
+          <w:rFonts w:ascii="Times New Roman" w:hAnsi="Times New Roman" w:cs="Times New Roman"/>
+          <w:color w:val="000000"/>
+          <w:kern w:val="0"/>
+          <w:highlight w:val="white"/>
+        </w:rPr>
+        <w:t>Egerton</w:t>
+      </w:r>
+      <w:r>
+        <w:rPr>
+          <w:rFonts w:ascii="Times New Roman" w:hAnsi="Times New Roman" w:cs="Times New Roman"/>
+          <w:color w:val="000096"/>
+          <w:kern w:val="0"/>
+          <w:highlight w:val="white"/>
+        </w:rPr>
+        <w:t>&lt;/forename&gt;&lt;surname&gt;</w:t>
+      </w:r>
+      <w:r>
+        <w:rPr>
+          <w:rFonts w:ascii="Times New Roman" w:hAnsi="Times New Roman" w:cs="Times New Roman"/>
+          <w:color w:val="000000"/>
+          <w:kern w:val="0"/>
+          <w:highlight w:val="white"/>
+        </w:rPr>
+        <w:t>Brydges</w:t>
+      </w:r>
+      <w:r>
+        <w:rPr>
+          <w:rFonts w:ascii="Times New Roman" w:hAnsi="Times New Roman" w:cs="Times New Roman"/>
+          <w:color w:val="000096"/>
+          <w:kern w:val="0"/>
+          <w:highlight w:val="white"/>
+        </w:rPr>
+        <w:t>&lt;/surname</w:t>
+      </w:r>
+      <w:r>
+        <w:rPr>
+          <w:rFonts w:ascii="Times New Roman" w:hAnsi="Times New Roman" w:cs="Times New Roman"/>
+          <w:color w:val="000096"/>
+          <w:kern w:val="0"/>
+          <w:highlight w:val="white"/>
+        </w:rPr>
+        <w:t>&gt;</w:t>
+      </w:r>
+    </w:p>
+    <w:p/>
+    <w:p/>
+    <w:p>
+      <w:r>
+        <w:t>Continuing with the Abella example:</w:t>
+      </w:r>
+    </w:p>
+    <w:p>
+      <w:r>
+        <w:t xml:space="preserve">              &lt;surname&gt;Abella&lt;/surname&gt;</w:t>
       </w:r>
     </w:p>
     <w:p>
@@ -1670,7 +2552,6 @@
     <w:p/>
     <w:p>
       <w:r>
-        <w:lastRenderedPageBreak/>
         <w:t>Other notes: when someone is known as multiple names, use additional surnames with types ("married", "birth", "grp", "dynasty"</w:t>
       </w:r>
     </w:p>
@@ -2305,11 +3186,7 @@
         <w:t xml:space="preserve"> ignores the note numbers that you give notes manually. </w:t>
       </w:r>
       <w:r>
-        <w:t xml:space="preserve">Leaving notes unnumbered also allows moving them if </w:t>
-      </w:r>
-      <w:r>
-        <w:lastRenderedPageBreak/>
-        <w:t xml:space="preserve">need </w:t>
+        <w:t xml:space="preserve">Leaving notes unnumbered also allows moving them if need </w:t>
       </w:r>
       <w:proofErr w:type="gramStart"/>
       <w:r>
@@ -3162,6 +4039,7 @@
   <w:style w:type="character" w:default="1" w:styleId="DefaultParagraphFont">
     <w:name w:val="Default Paragraph Font"/>
     <w:uiPriority w:val="1"/>
+    <w:semiHidden/>
     <w:unhideWhenUsed/>
   </w:style>
   <w:style w:type="table" w:default="1" w:styleId="TableNormal">
